--- a/Fase 2/Evidencias Grupales/Informe Autoevaluación Fase 2.docx
+++ b/Fase 2/Evidencias Grupales/Informe Autoevaluación Fase 2.docx
@@ -394,7 +394,7 @@
           <w:szCs w:val="26"/>
           <w:rtl w:val="0"/>
         </w:rPr>
-        <w:t xml:space="preserve">Felipe Ignacio Tapia Diaz 21.126.460-8</w:t>
+        <w:t xml:space="preserve">Felipe Ignacio Tapia Diaz </w:t>
       </w:r>
     </w:p>
     <w:p>
@@ -599,7 +599,7 @@
     </w:p>
     <w:sdt>
       <w:sdtPr>
-        <w:id w:val="-756730210"/>
+        <w:id w:val="321626953"/>
         <w:docPartObj>
           <w:docPartGallery w:val="Table of Contents"/>
           <w:docPartUnique w:val="1"/>
@@ -698,7 +698,154 @@
               </w:rPr>
               <w:t xml:space="preserve">1.Ajustes de la propuesta</w:t>
               <w:tab/>
-              <w:t xml:space="preserve">2</w:t>
+              <w:t xml:space="preserve">3</w:t>
+            </w:r>
+          </w:hyperlink>
+          <w:r>
+            <w:rPr>
+              <w:rtl w:val="0"/>
+            </w:rPr>
+          </w:r>
+        </w:p>
+        <w:p>
+          <w:pPr>
+            <w:widowControl w:val="0"/>
+            <w:tabs>
+              <w:tab w:val="right" w:leader="none" w:pos="12000"/>
+            </w:tabs>
+            <w:spacing w:before="60" w:line="240" w:lineRule="auto"/>
+            <w:ind w:left="360" w:firstLine="0"/>
+            <w:rPr>
+              <w:rFonts w:ascii="Arial" w:cs="Arial" w:eastAsia="Arial" w:hAnsi="Arial"/>
+              <w:b w:val="0"/>
+              <w:i w:val="0"/>
+              <w:smallCaps w:val="0"/>
+              <w:strike w:val="0"/>
+              <w:color w:val="000000"/>
+              <w:sz w:val="22"/>
+              <w:szCs w:val="22"/>
+              <w:u w:val="none"/>
+              <w:shd w:fill="auto" w:val="clear"/>
+              <w:vertAlign w:val="baseline"/>
+            </w:rPr>
+          </w:pPr>
+          <w:hyperlink w:anchor="_heading=h.eh574w6kulc9">
+            <w:r>
+              <w:rPr>
+                <w:rFonts w:ascii="Arial" w:cs="Arial" w:eastAsia="Arial" w:hAnsi="Arial"/>
+                <w:b w:val="0"/>
+                <w:i w:val="0"/>
+                <w:smallCaps w:val="0"/>
+                <w:strike w:val="0"/>
+                <w:color w:val="000000"/>
+                <w:sz w:val="22"/>
+                <w:szCs w:val="22"/>
+                <w:u w:val="none"/>
+                <w:shd w:fill="auto" w:val="clear"/>
+                <w:vertAlign w:val="baseline"/>
+                <w:rtl w:val="0"/>
+              </w:rPr>
+              <w:t xml:space="preserve">Análisis de dificultades y estrategias de mitigación</w:t>
+              <w:tab/>
+              <w:t xml:space="preserve">4</w:t>
+            </w:r>
+          </w:hyperlink>
+          <w:r>
+            <w:rPr>
+              <w:rtl w:val="0"/>
+            </w:rPr>
+          </w:r>
+        </w:p>
+        <w:p>
+          <w:pPr>
+            <w:widowControl w:val="0"/>
+            <w:tabs>
+              <w:tab w:val="right" w:leader="none" w:pos="12000"/>
+            </w:tabs>
+            <w:spacing w:before="60" w:line="240" w:lineRule="auto"/>
+            <w:ind w:left="360" w:firstLine="0"/>
+            <w:rPr>
+              <w:rFonts w:ascii="Arial" w:cs="Arial" w:eastAsia="Arial" w:hAnsi="Arial"/>
+              <w:b w:val="0"/>
+              <w:i w:val="0"/>
+              <w:smallCaps w:val="0"/>
+              <w:strike w:val="0"/>
+              <w:color w:val="000000"/>
+              <w:sz w:val="22"/>
+              <w:szCs w:val="22"/>
+              <w:u w:val="none"/>
+              <w:shd w:fill="auto" w:val="clear"/>
+              <w:vertAlign w:val="baseline"/>
+            </w:rPr>
+          </w:pPr>
+          <w:hyperlink w:anchor="_heading=h.w5msnmm1bor2">
+            <w:r>
+              <w:rPr>
+                <w:rFonts w:ascii="Arial" w:cs="Arial" w:eastAsia="Arial" w:hAnsi="Arial"/>
+                <w:b w:val="0"/>
+                <w:i w:val="0"/>
+                <w:smallCaps w:val="0"/>
+                <w:strike w:val="0"/>
+                <w:color w:val="000000"/>
+                <w:sz w:val="22"/>
+                <w:szCs w:val="22"/>
+                <w:u w:val="none"/>
+                <w:shd w:fill="auto" w:val="clear"/>
+                <w:vertAlign w:val="baseline"/>
+                <w:rtl w:val="0"/>
+              </w:rPr>
+              <w:t xml:space="preserve">Facilitadores (Ventajas Competitivas)</w:t>
+              <w:tab/>
+              <w:t xml:space="preserve">4</w:t>
+            </w:r>
+          </w:hyperlink>
+          <w:r>
+            <w:rPr>
+              <w:rtl w:val="0"/>
+            </w:rPr>
+          </w:r>
+        </w:p>
+        <w:p>
+          <w:pPr>
+            <w:widowControl w:val="0"/>
+            <w:tabs>
+              <w:tab w:val="right" w:leader="none" w:pos="12000"/>
+            </w:tabs>
+            <w:spacing w:before="60" w:line="240" w:lineRule="auto"/>
+            <w:ind w:left="360" w:firstLine="0"/>
+            <w:rPr>
+              <w:rFonts w:ascii="Arial" w:cs="Arial" w:eastAsia="Arial" w:hAnsi="Arial"/>
+              <w:b w:val="0"/>
+              <w:i w:val="0"/>
+              <w:smallCaps w:val="0"/>
+              <w:strike w:val="0"/>
+              <w:color w:val="000000"/>
+              <w:sz w:val="22"/>
+              <w:szCs w:val="22"/>
+              <w:u w:val="none"/>
+              <w:shd w:fill="auto" w:val="clear"/>
+              <w:vertAlign w:val="baseline"/>
+            </w:rPr>
+          </w:pPr>
+          <w:hyperlink w:anchor="_heading=h.6dxnnghc8yg4">
+            <w:r>
+              <w:rPr>
+                <w:rFonts w:ascii="Arial" w:cs="Arial" w:eastAsia="Arial" w:hAnsi="Arial"/>
+                <w:b w:val="0"/>
+                <w:i w:val="0"/>
+                <w:smallCaps w:val="0"/>
+                <w:strike w:val="0"/>
+                <w:color w:val="000000"/>
+                <w:sz w:val="22"/>
+                <w:szCs w:val="22"/>
+                <w:u w:val="none"/>
+                <w:shd w:fill="auto" w:val="clear"/>
+                <w:vertAlign w:val="baseline"/>
+                <w:rtl w:val="0"/>
+              </w:rPr>
+              <w:t xml:space="preserve">Retroalimentación</w:t>
+              <w:tab/>
+              <w:t xml:space="preserve">4</w:t>
             </w:r>
           </w:hyperlink>
           <w:r>
@@ -746,7 +893,399 @@
               </w:rPr>
               <w:t xml:space="preserve">2. Metodología de trabajo</w:t>
               <w:tab/>
-              <w:t xml:space="preserve">3</w:t>
+              <w:t xml:space="preserve">4</w:t>
+            </w:r>
+          </w:hyperlink>
+          <w:r>
+            <w:rPr>
+              <w:rtl w:val="0"/>
+            </w:rPr>
+          </w:r>
+        </w:p>
+        <w:p>
+          <w:pPr>
+            <w:widowControl w:val="0"/>
+            <w:tabs>
+              <w:tab w:val="right" w:leader="none" w:pos="12000"/>
+            </w:tabs>
+            <w:spacing w:before="60" w:line="240" w:lineRule="auto"/>
+            <w:ind w:left="720" w:firstLine="0"/>
+            <w:rPr>
+              <w:rFonts w:ascii="Arial" w:cs="Arial" w:eastAsia="Arial" w:hAnsi="Arial"/>
+              <w:b w:val="0"/>
+              <w:i w:val="0"/>
+              <w:smallCaps w:val="0"/>
+              <w:strike w:val="0"/>
+              <w:color w:val="000000"/>
+              <w:sz w:val="22"/>
+              <w:szCs w:val="22"/>
+              <w:u w:val="none"/>
+              <w:shd w:fill="auto" w:val="clear"/>
+              <w:vertAlign w:val="baseline"/>
+            </w:rPr>
+          </w:pPr>
+          <w:hyperlink w:anchor="_heading=h.wy212w3zuudy">
+            <w:r>
+              <w:rPr>
+                <w:rFonts w:ascii="Arial" w:cs="Arial" w:eastAsia="Arial" w:hAnsi="Arial"/>
+                <w:b w:val="0"/>
+                <w:i w:val="0"/>
+                <w:smallCaps w:val="0"/>
+                <w:strike w:val="0"/>
+                <w:color w:val="000000"/>
+                <w:sz w:val="22"/>
+                <w:szCs w:val="22"/>
+                <w:u w:val="none"/>
+                <w:shd w:fill="auto" w:val="clear"/>
+                <w:vertAlign w:val="baseline"/>
+                <w:rtl w:val="0"/>
+              </w:rPr>
+              <w:t xml:space="preserve">A.Contexto del Proyecto y Asignación de Roles</w:t>
+              <w:tab/>
+              <w:t xml:space="preserve">5</w:t>
+            </w:r>
+          </w:hyperlink>
+          <w:r>
+            <w:rPr>
+              <w:rtl w:val="0"/>
+            </w:rPr>
+          </w:r>
+        </w:p>
+        <w:p>
+          <w:pPr>
+            <w:widowControl w:val="0"/>
+            <w:tabs>
+              <w:tab w:val="right" w:leader="none" w:pos="12000"/>
+            </w:tabs>
+            <w:spacing w:before="60" w:line="240" w:lineRule="auto"/>
+            <w:ind w:left="720" w:firstLine="0"/>
+            <w:rPr>
+              <w:rFonts w:ascii="Arial" w:cs="Arial" w:eastAsia="Arial" w:hAnsi="Arial"/>
+              <w:b w:val="0"/>
+              <w:i w:val="0"/>
+              <w:smallCaps w:val="0"/>
+              <w:strike w:val="0"/>
+              <w:color w:val="000000"/>
+              <w:sz w:val="22"/>
+              <w:szCs w:val="22"/>
+              <w:u w:val="none"/>
+              <w:shd w:fill="auto" w:val="clear"/>
+              <w:vertAlign w:val="baseline"/>
+            </w:rPr>
+          </w:pPr>
+          <w:hyperlink w:anchor="_heading=h.jzknpt7bglj9">
+            <w:r>
+              <w:rPr>
+                <w:rFonts w:ascii="Arial" w:cs="Arial" w:eastAsia="Arial" w:hAnsi="Arial"/>
+                <w:b w:val="0"/>
+                <w:i w:val="0"/>
+                <w:smallCaps w:val="0"/>
+                <w:strike w:val="0"/>
+                <w:color w:val="000000"/>
+                <w:sz w:val="22"/>
+                <w:szCs w:val="22"/>
+                <w:u w:val="none"/>
+                <w:shd w:fill="auto" w:val="clear"/>
+                <w:vertAlign w:val="baseline"/>
+                <w:rtl w:val="0"/>
+              </w:rPr>
+              <w:t xml:space="preserve">B. Capacidad y Velocidad del Equipo</w:t>
+              <w:tab/>
+              <w:t xml:space="preserve">5</w:t>
+            </w:r>
+          </w:hyperlink>
+          <w:r>
+            <w:rPr>
+              <w:rtl w:val="0"/>
+            </w:rPr>
+          </w:r>
+        </w:p>
+        <w:p>
+          <w:pPr>
+            <w:widowControl w:val="0"/>
+            <w:tabs>
+              <w:tab w:val="right" w:leader="none" w:pos="12000"/>
+            </w:tabs>
+            <w:spacing w:before="60" w:line="240" w:lineRule="auto"/>
+            <w:ind w:left="720" w:firstLine="0"/>
+            <w:rPr>
+              <w:rFonts w:ascii="Arial" w:cs="Arial" w:eastAsia="Arial" w:hAnsi="Arial"/>
+              <w:b w:val="0"/>
+              <w:i w:val="0"/>
+              <w:smallCaps w:val="0"/>
+              <w:strike w:val="0"/>
+              <w:color w:val="000000"/>
+              <w:sz w:val="22"/>
+              <w:szCs w:val="22"/>
+              <w:u w:val="none"/>
+              <w:shd w:fill="auto" w:val="clear"/>
+              <w:vertAlign w:val="baseline"/>
+            </w:rPr>
+          </w:pPr>
+          <w:hyperlink w:anchor="_heading=h.kdg44rhp4lxa">
+            <w:r>
+              <w:rPr>
+                <w:rFonts w:ascii="Arial" w:cs="Arial" w:eastAsia="Arial" w:hAnsi="Arial"/>
+                <w:b w:val="0"/>
+                <w:i w:val="0"/>
+                <w:smallCaps w:val="0"/>
+                <w:strike w:val="0"/>
+                <w:color w:val="000000"/>
+                <w:sz w:val="22"/>
+                <w:szCs w:val="22"/>
+                <w:u w:val="none"/>
+                <w:shd w:fill="auto" w:val="clear"/>
+                <w:vertAlign w:val="baseline"/>
+                <w:rtl w:val="0"/>
+              </w:rPr>
+              <w:t xml:space="preserve">C.Principios Fundamentales de Scrum</w:t>
+              <w:tab/>
+              <w:t xml:space="preserve">6</w:t>
+            </w:r>
+          </w:hyperlink>
+          <w:r>
+            <w:rPr>
+              <w:rtl w:val="0"/>
+            </w:rPr>
+          </w:r>
+        </w:p>
+        <w:p>
+          <w:pPr>
+            <w:widowControl w:val="0"/>
+            <w:tabs>
+              <w:tab w:val="right" w:leader="none" w:pos="12000"/>
+            </w:tabs>
+            <w:spacing w:before="60" w:line="240" w:lineRule="auto"/>
+            <w:ind w:left="720" w:firstLine="0"/>
+            <w:rPr>
+              <w:rFonts w:ascii="Arial" w:cs="Arial" w:eastAsia="Arial" w:hAnsi="Arial"/>
+              <w:b w:val="0"/>
+              <w:i w:val="0"/>
+              <w:smallCaps w:val="0"/>
+              <w:strike w:val="0"/>
+              <w:color w:val="000000"/>
+              <w:sz w:val="22"/>
+              <w:szCs w:val="22"/>
+              <w:u w:val="none"/>
+              <w:shd w:fill="auto" w:val="clear"/>
+              <w:vertAlign w:val="baseline"/>
+            </w:rPr>
+          </w:pPr>
+          <w:hyperlink w:anchor="_heading=h.g15i8wji14cn">
+            <w:r>
+              <w:rPr>
+                <w:rFonts w:ascii="Arial" w:cs="Arial" w:eastAsia="Arial" w:hAnsi="Arial"/>
+                <w:b w:val="0"/>
+                <w:i w:val="0"/>
+                <w:smallCaps w:val="0"/>
+                <w:strike w:val="0"/>
+                <w:color w:val="000000"/>
+                <w:sz w:val="22"/>
+                <w:szCs w:val="22"/>
+                <w:u w:val="none"/>
+                <w:shd w:fill="auto" w:val="clear"/>
+                <w:vertAlign w:val="baseline"/>
+                <w:rtl w:val="0"/>
+              </w:rPr>
+              <w:t xml:space="preserve">D. Artefactos de Scrum</w:t>
+              <w:tab/>
+              <w:t xml:space="preserve">6</w:t>
+            </w:r>
+          </w:hyperlink>
+          <w:r>
+            <w:rPr>
+              <w:rtl w:val="0"/>
+            </w:rPr>
+          </w:r>
+        </w:p>
+        <w:p>
+          <w:pPr>
+            <w:widowControl w:val="0"/>
+            <w:tabs>
+              <w:tab w:val="right" w:leader="none" w:pos="12000"/>
+            </w:tabs>
+            <w:spacing w:before="60" w:line="240" w:lineRule="auto"/>
+            <w:ind w:left="720" w:firstLine="0"/>
+            <w:rPr>
+              <w:rFonts w:ascii="Arial" w:cs="Arial" w:eastAsia="Arial" w:hAnsi="Arial"/>
+              <w:b w:val="0"/>
+              <w:i w:val="0"/>
+              <w:smallCaps w:val="0"/>
+              <w:strike w:val="0"/>
+              <w:color w:val="000000"/>
+              <w:sz w:val="22"/>
+              <w:szCs w:val="22"/>
+              <w:u w:val="none"/>
+              <w:shd w:fill="auto" w:val="clear"/>
+              <w:vertAlign w:val="baseline"/>
+            </w:rPr>
+          </w:pPr>
+          <w:hyperlink w:anchor="_heading=h.ibouyl7i3obq">
+            <w:r>
+              <w:rPr>
+                <w:rFonts w:ascii="Arial" w:cs="Arial" w:eastAsia="Arial" w:hAnsi="Arial"/>
+                <w:b w:val="0"/>
+                <w:i w:val="0"/>
+                <w:smallCaps w:val="0"/>
+                <w:strike w:val="0"/>
+                <w:color w:val="000000"/>
+                <w:sz w:val="22"/>
+                <w:szCs w:val="22"/>
+                <w:u w:val="none"/>
+                <w:shd w:fill="auto" w:val="clear"/>
+                <w:vertAlign w:val="baseline"/>
+                <w:rtl w:val="0"/>
+              </w:rPr>
+              <w:t xml:space="preserve">E. Eventos de Scrum (Ajustados a 3 Semanas)</w:t>
+              <w:tab/>
+              <w:t xml:space="preserve">7</w:t>
+            </w:r>
+          </w:hyperlink>
+          <w:r>
+            <w:rPr>
+              <w:rtl w:val="0"/>
+            </w:rPr>
+          </w:r>
+        </w:p>
+        <w:p>
+          <w:pPr>
+            <w:widowControl w:val="0"/>
+            <w:tabs>
+              <w:tab w:val="right" w:leader="none" w:pos="12000"/>
+            </w:tabs>
+            <w:spacing w:before="60" w:line="240" w:lineRule="auto"/>
+            <w:ind w:left="720" w:firstLine="0"/>
+            <w:rPr>
+              <w:rFonts w:ascii="Arial" w:cs="Arial" w:eastAsia="Arial" w:hAnsi="Arial"/>
+              <w:b w:val="0"/>
+              <w:i w:val="0"/>
+              <w:smallCaps w:val="0"/>
+              <w:strike w:val="0"/>
+              <w:color w:val="000000"/>
+              <w:sz w:val="22"/>
+              <w:szCs w:val="22"/>
+              <w:u w:val="none"/>
+              <w:shd w:fill="auto" w:val="clear"/>
+              <w:vertAlign w:val="baseline"/>
+            </w:rPr>
+          </w:pPr>
+          <w:hyperlink w:anchor="_heading=h.2q7nu4eikudg">
+            <w:r>
+              <w:rPr>
+                <w:rFonts w:ascii="Arial" w:cs="Arial" w:eastAsia="Arial" w:hAnsi="Arial"/>
+                <w:b w:val="0"/>
+                <w:i w:val="0"/>
+                <w:smallCaps w:val="0"/>
+                <w:strike w:val="0"/>
+                <w:color w:val="000000"/>
+                <w:sz w:val="22"/>
+                <w:szCs w:val="22"/>
+                <w:u w:val="none"/>
+                <w:shd w:fill="auto" w:val="clear"/>
+                <w:vertAlign w:val="baseline"/>
+                <w:rtl w:val="0"/>
+              </w:rPr>
+              <w:t xml:space="preserve">F. Product Backlog (Priorizado y Estimado)</w:t>
+              <w:tab/>
+              <w:t xml:space="preserve">8</w:t>
+            </w:r>
+          </w:hyperlink>
+          <w:r>
+            <w:rPr>
+              <w:rtl w:val="0"/>
+            </w:rPr>
+          </w:r>
+        </w:p>
+        <w:p>
+          <w:pPr>
+            <w:widowControl w:val="0"/>
+            <w:tabs>
+              <w:tab w:val="right" w:leader="none" w:pos="12000"/>
+            </w:tabs>
+            <w:spacing w:before="60" w:line="240" w:lineRule="auto"/>
+            <w:ind w:left="720" w:firstLine="0"/>
+            <w:rPr>
+              <w:rFonts w:ascii="Arial" w:cs="Arial" w:eastAsia="Arial" w:hAnsi="Arial"/>
+              <w:b w:val="0"/>
+              <w:i w:val="0"/>
+              <w:smallCaps w:val="0"/>
+              <w:strike w:val="0"/>
+              <w:color w:val="000000"/>
+              <w:sz w:val="22"/>
+              <w:szCs w:val="22"/>
+              <w:u w:val="none"/>
+              <w:shd w:fill="auto" w:val="clear"/>
+              <w:vertAlign w:val="baseline"/>
+            </w:rPr>
+          </w:pPr>
+          <w:hyperlink w:anchor="_heading=h.f6xb2eetlv1t">
+            <w:r>
+              <w:rPr>
+                <w:rFonts w:ascii="Arial" w:cs="Arial" w:eastAsia="Arial" w:hAnsi="Arial"/>
+                <w:b w:val="0"/>
+                <w:i w:val="0"/>
+                <w:smallCaps w:val="0"/>
+                <w:strike w:val="0"/>
+                <w:color w:val="000000"/>
+                <w:sz w:val="22"/>
+                <w:szCs w:val="22"/>
+                <w:u w:val="none"/>
+                <w:shd w:fill="auto" w:val="clear"/>
+                <w:vertAlign w:val="baseline"/>
+                <w:rtl w:val="0"/>
+              </w:rPr>
+              <w:t xml:space="preserve">G. Cronograma de Desarrollo (6 Sprints - 18 Semanas)</w:t>
+              <w:tab/>
+              <w:t xml:space="preserve">8</w:t>
+            </w:r>
+          </w:hyperlink>
+          <w:r>
+            <w:rPr>
+              <w:rtl w:val="0"/>
+            </w:rPr>
+          </w:r>
+        </w:p>
+        <w:p>
+          <w:pPr>
+            <w:widowControl w:val="0"/>
+            <w:tabs>
+              <w:tab w:val="right" w:leader="none" w:pos="12000"/>
+            </w:tabs>
+            <w:spacing w:before="60" w:line="240" w:lineRule="auto"/>
+            <w:ind w:left="720" w:firstLine="0"/>
+            <w:rPr>
+              <w:rFonts w:ascii="Arial" w:cs="Arial" w:eastAsia="Arial" w:hAnsi="Arial"/>
+              <w:b w:val="0"/>
+              <w:i w:val="0"/>
+              <w:smallCaps w:val="0"/>
+              <w:strike w:val="0"/>
+              <w:color w:val="000000"/>
+              <w:sz w:val="22"/>
+              <w:szCs w:val="22"/>
+              <w:u w:val="none"/>
+              <w:shd w:fill="auto" w:val="clear"/>
+              <w:vertAlign w:val="baseline"/>
+            </w:rPr>
+          </w:pPr>
+          <w:hyperlink w:anchor="_heading=h.lctfffexyk6m">
+            <w:r>
+              <w:rPr>
+                <w:rFonts w:ascii="Arial" w:cs="Arial" w:eastAsia="Arial" w:hAnsi="Arial"/>
+                <w:b w:val="0"/>
+                <w:i w:val="0"/>
+                <w:smallCaps w:val="0"/>
+                <w:strike w:val="0"/>
+                <w:color w:val="000000"/>
+                <w:sz w:val="22"/>
+                <w:szCs w:val="22"/>
+                <w:u w:val="none"/>
+                <w:shd w:fill="auto" w:val="clear"/>
+                <w:vertAlign w:val="baseline"/>
+                <w:rtl w:val="0"/>
+              </w:rPr>
+              <w:t xml:space="preserve">H. Definición de Terminado (DoD) - Criterios de Calidad</w:t>
+              <w:tab/>
+              <w:t xml:space="preserve">8</w:t>
             </w:r>
           </w:hyperlink>
           <w:r>
@@ -794,7 +1333,7 @@
               </w:rPr>
               <w:t xml:space="preserve">3.Evidencias avance del proyecto</w:t>
               <w:tab/>
-              <w:t xml:space="preserve">4</w:t>
+              <w:t xml:space="preserve">9</w:t>
             </w:r>
           </w:hyperlink>
           <w:r>
@@ -842,7 +1381,105 @@
               </w:rPr>
               <w:t xml:space="preserve">4. Abstract en inglés y español</w:t>
               <w:tab/>
-              <w:t xml:space="preserve">9</w:t>
+              <w:t xml:space="preserve">12</w:t>
+            </w:r>
+          </w:hyperlink>
+          <w:r>
+            <w:rPr>
+              <w:rtl w:val="0"/>
+            </w:rPr>
+          </w:r>
+        </w:p>
+        <w:p>
+          <w:pPr>
+            <w:widowControl w:val="0"/>
+            <w:tabs>
+              <w:tab w:val="right" w:leader="none" w:pos="12000"/>
+            </w:tabs>
+            <w:spacing w:before="60" w:line="240" w:lineRule="auto"/>
+            <w:ind w:left="360" w:firstLine="0"/>
+            <w:rPr>
+              <w:rFonts w:ascii="Arial" w:cs="Arial" w:eastAsia="Arial" w:hAnsi="Arial"/>
+              <w:b w:val="0"/>
+              <w:i w:val="0"/>
+              <w:smallCaps w:val="0"/>
+              <w:strike w:val="0"/>
+              <w:color w:val="000000"/>
+              <w:sz w:val="22"/>
+              <w:szCs w:val="22"/>
+              <w:u w:val="none"/>
+              <w:shd w:fill="auto" w:val="clear"/>
+              <w:vertAlign w:val="baseline"/>
+            </w:rPr>
+          </w:pPr>
+          <w:hyperlink w:anchor="_heading=h.8dsk0y2xdsso">
+            <w:r>
+              <w:rPr>
+                <w:rFonts w:ascii="Arial" w:cs="Arial" w:eastAsia="Arial" w:hAnsi="Arial"/>
+                <w:b w:val="0"/>
+                <w:i w:val="0"/>
+                <w:smallCaps w:val="0"/>
+                <w:strike w:val="0"/>
+                <w:color w:val="000000"/>
+                <w:sz w:val="22"/>
+                <w:szCs w:val="22"/>
+                <w:u w:val="none"/>
+                <w:shd w:fill="auto" w:val="clear"/>
+                <w:vertAlign w:val="baseline"/>
+                <w:rtl w:val="0"/>
+              </w:rPr>
+              <w:t xml:space="preserve">Abstract en Español</w:t>
+              <w:tab/>
+              <w:t xml:space="preserve">12</w:t>
+            </w:r>
+          </w:hyperlink>
+          <w:r>
+            <w:rPr>
+              <w:rtl w:val="0"/>
+            </w:rPr>
+          </w:r>
+        </w:p>
+        <w:p>
+          <w:pPr>
+            <w:widowControl w:val="0"/>
+            <w:tabs>
+              <w:tab w:val="right" w:leader="none" w:pos="12000"/>
+            </w:tabs>
+            <w:spacing w:before="60" w:line="240" w:lineRule="auto"/>
+            <w:ind w:left="360" w:firstLine="0"/>
+            <w:rPr>
+              <w:rFonts w:ascii="Arial" w:cs="Arial" w:eastAsia="Arial" w:hAnsi="Arial"/>
+              <w:b w:val="0"/>
+              <w:i w:val="0"/>
+              <w:smallCaps w:val="0"/>
+              <w:strike w:val="0"/>
+              <w:color w:val="000000"/>
+              <w:sz w:val="22"/>
+              <w:szCs w:val="22"/>
+              <w:u w:val="none"/>
+              <w:shd w:fill="auto" w:val="clear"/>
+              <w:vertAlign w:val="baseline"/>
+            </w:rPr>
+          </w:pPr>
+          <w:hyperlink w:anchor="_heading=h.n0j5pzl3k2dt">
+            <w:r>
+              <w:rPr>
+                <w:rFonts w:ascii="Arial" w:cs="Arial" w:eastAsia="Arial" w:hAnsi="Arial"/>
+                <w:b w:val="0"/>
+                <w:i w:val="0"/>
+                <w:smallCaps w:val="0"/>
+                <w:strike w:val="0"/>
+                <w:color w:val="000000"/>
+                <w:sz w:val="22"/>
+                <w:szCs w:val="22"/>
+                <w:u w:val="none"/>
+                <w:shd w:fill="auto" w:val="clear"/>
+                <w:vertAlign w:val="baseline"/>
+                <w:rtl w:val="0"/>
+              </w:rPr>
+              <w:t xml:space="preserve">Abstract en Inglés</w:t>
+              <w:tab/>
+              <w:t xml:space="preserve">13</w:t>
             </w:r>
           </w:hyperlink>
           <w:r>
@@ -890,7 +1527,7 @@
               </w:rPr>
               <w:t xml:space="preserve">5.Conclusiones individuales</w:t>
               <w:tab/>
-              <w:t xml:space="preserve">10</w:t>
+              <w:t xml:space="preserve">14</w:t>
             </w:r>
           </w:hyperlink>
           <w:r>
@@ -938,7 +1575,7 @@
               </w:rPr>
               <w:t xml:space="preserve">6.Reflexión en ingles</w:t>
               <w:tab/>
-              <w:t xml:space="preserve">10</w:t>
+              <w:t xml:space="preserve">15</w:t>
             </w:r>
           </w:hyperlink>
           <w:r>
@@ -1038,7 +1675,7 @@
         <w:pStyle w:val="Heading1"/>
         <w:rPr/>
       </w:pPr>
-      <w:bookmarkStart w:colFirst="0" w:colLast="0" w:name="_heading=h.ktv40f8d6yeo" w:id="3"/>
+      <w:bookmarkStart w:colFirst="0" w:colLast="0" w:name="_heading=h.aq9qskax64cw" w:id="3"/>
       <w:bookmarkEnd w:id="3"/>
       <w:r>
         <w:rPr>
@@ -1048,530 +1685,109 @@
     </w:p>
     <w:p>
       <w:pPr>
+        <w:rPr/>
+      </w:pPr>
+      <w:r>
+        <w:rPr>
+          <w:rtl w:val="0"/>
+        </w:rPr>
+      </w:r>
+    </w:p>
+    <w:p>
+      <w:pPr>
+        <w:rPr/>
+      </w:pPr>
+      <w:r>
+        <w:rPr>
+          <w:rtl w:val="0"/>
+        </w:rPr>
+      </w:r>
+    </w:p>
+    <w:p>
+      <w:pPr>
         <w:pStyle w:val="Heading1"/>
-        <w:rPr/>
-      </w:pPr>
-      <w:bookmarkStart w:colFirst="0" w:colLast="0" w:name="_heading=h.91laan5n0njd" w:id="4"/>
-      <w:bookmarkEnd w:id="4"/>
-      <w:r>
-        <w:rPr>
-          <w:rtl w:val="0"/>
-        </w:rPr>
-      </w:r>
-    </w:p>
-    <w:p>
-      <w:pPr>
-        <w:pStyle w:val="Heading1"/>
-        <w:rPr/>
-      </w:pPr>
-      <w:bookmarkStart w:colFirst="0" w:colLast="0" w:name="_heading=h.i0krq4d4vc4z" w:id="5"/>
-      <w:bookmarkEnd w:id="5"/>
-      <w:r>
-        <w:rPr>
-          <w:rtl w:val="0"/>
-        </w:rPr>
-      </w:r>
-    </w:p>
-    <w:p>
-      <w:pPr>
-        <w:pStyle w:val="Heading1"/>
-        <w:rPr/>
-      </w:pPr>
-      <w:bookmarkStart w:colFirst="0" w:colLast="0" w:name="_heading=h.1grsrl6s3hxq" w:id="6"/>
-      <w:bookmarkEnd w:id="6"/>
-      <w:r>
-        <w:rPr>
-          <w:rtl w:val="0"/>
-        </w:rPr>
-      </w:r>
-    </w:p>
-    <w:p>
-      <w:pPr>
-        <w:pStyle w:val="Heading1"/>
-        <w:rPr/>
-      </w:pPr>
-      <w:bookmarkStart w:colFirst="0" w:colLast="0" w:name="_heading=h.sem0oosh44k" w:id="7"/>
-      <w:bookmarkEnd w:id="7"/>
-      <w:r>
-        <w:rPr>
-          <w:rtl w:val="0"/>
-        </w:rPr>
-      </w:r>
-    </w:p>
-    <w:p>
-      <w:pPr>
-        <w:pStyle w:val="Heading1"/>
-        <w:rPr/>
-      </w:pPr>
-      <w:bookmarkStart w:colFirst="0" w:colLast="0" w:name="_heading=h.r23m5i97vv3p" w:id="8"/>
-      <w:bookmarkEnd w:id="8"/>
-      <w:r>
-        <w:rPr>
-          <w:rtl w:val="0"/>
-        </w:rPr>
-        <w:t xml:space="preserve">1.Ajustes de la propuesta</w:t>
-      </w:r>
-    </w:p>
-    <w:p>
-      <w:pPr>
-        <w:rPr>
-          <w:b w:val="1"/>
+        <w:rPr>
+          <w:rFonts w:ascii="Calibri" w:cs="Calibri" w:eastAsia="Calibri" w:hAnsi="Calibri"/>
+          <w:b w:val="1"/>
+          <w:color w:val="000000"/>
           <w:sz w:val="28"/>
           <w:szCs w:val="28"/>
         </w:rPr>
       </w:pPr>
-      <w:r>
-        <w:rPr>
-          <w:rtl w:val="0"/>
-        </w:rPr>
-      </w:r>
-    </w:p>
-    <w:p>
-      <w:pPr>
-        <w:rPr/>
-      </w:pPr>
-      <w:r>
-        <w:rPr>
-          <w:rtl w:val="0"/>
-        </w:rPr>
-      </w:r>
-    </w:p>
-    <w:p>
-      <w:pPr>
-        <w:jc w:val="both"/>
-        <w:rPr>
-          <w:sz w:val="24"/>
-          <w:szCs w:val="24"/>
-        </w:rPr>
-      </w:pPr>
-      <w:r>
-        <w:rPr>
-          <w:rtl w:val="0"/>
-        </w:rPr>
-      </w:r>
-    </w:p>
-    <w:p>
-      <w:pPr>
-        <w:spacing w:after="240" w:before="240" w:lineRule="auto"/>
-        <w:ind w:left="720" w:firstLine="0"/>
-        <w:jc w:val="both"/>
-        <w:rPr>
-          <w:sz w:val="24"/>
-          <w:szCs w:val="24"/>
-        </w:rPr>
-      </w:pPr>
-      <w:r>
-        <w:rPr>
-          <w:rtl w:val="0"/>
-        </w:rPr>
-      </w:r>
-    </w:p>
-    <w:p>
-      <w:pPr>
-        <w:pStyle w:val="Heading1"/>
+      <w:bookmarkStart w:colFirst="0" w:colLast="0" w:name="_heading=h.r23m5i97vv3p" w:id="4"/>
+      <w:bookmarkEnd w:id="4"/>
+      <w:r>
+        <w:rPr>
+          <w:rFonts w:ascii="Calibri" w:cs="Calibri" w:eastAsia="Calibri" w:hAnsi="Calibri"/>
+          <w:b w:val="1"/>
+          <w:color w:val="000000"/>
+          <w:sz w:val="28"/>
+          <w:szCs w:val="28"/>
+          <w:rtl w:val="0"/>
+        </w:rPr>
+        <w:t xml:space="preserve">1.Ajustes de la propuesta</w:t>
+      </w:r>
+    </w:p>
+    <w:p>
+      <w:pPr>
         <w:jc w:val="both"/>
         <w:rPr/>
       </w:pPr>
-      <w:bookmarkStart w:colFirst="0" w:colLast="0" w:name="_heading=h.9ilsp8k0491q" w:id="9"/>
-      <w:bookmarkEnd w:id="9"/>
-      <w:r>
-        <w:rPr>
-          <w:rtl w:val="0"/>
-        </w:rPr>
-      </w:r>
-    </w:p>
-    <w:p>
-      <w:pPr>
-        <w:pStyle w:val="Heading1"/>
+      <w:r>
+        <w:rPr>
+          <w:rtl w:val="0"/>
+        </w:rPr>
+        <w:t xml:space="preserve">Consideración de </w:t>
+      </w:r>
+      <w:r>
+        <w:rPr>
+          <w:rtl w:val="0"/>
+        </w:rPr>
+        <w:t xml:space="preserve">los ajustes realizados a la propuesta inicial del proyecto CI-MUN, tomando en cuenta la retroalimentación de </w:t>
+      </w:r>
+      <w:r>
+        <w:rPr>
+          <w:b w:val="1"/>
+          <w:rtl w:val="0"/>
+        </w:rPr>
+        <w:t xml:space="preserve">Gestión Documental</w:t>
+      </w:r>
+      <w:r>
+        <w:rPr>
+          <w:rtl w:val="0"/>
+        </w:rPr>
+        <w:t xml:space="preserve"> y la estructura de trabajo a </w:t>
+      </w:r>
+      <w:r>
+        <w:rPr>
+          <w:b w:val="1"/>
+          <w:rtl w:val="0"/>
+        </w:rPr>
+        <w:t xml:space="preserve">6 Sprints de 3 semanas</w:t>
+      </w:r>
+      <w:r>
+        <w:rPr>
+          <w:rtl w:val="0"/>
+        </w:rPr>
+        <w:t xml:space="preserve">, y analizando los facilitadores y las dificultades.</w:t>
+      </w:r>
+    </w:p>
+    <w:p>
+      <w:pPr>
         <w:jc w:val="both"/>
         <w:rPr/>
       </w:pPr>
-      <w:bookmarkStart w:colFirst="0" w:colLast="0" w:name="_heading=h.iq7k6eb9hr71" w:id="10"/>
-      <w:bookmarkEnd w:id="10"/>
-      <w:r>
-        <w:rPr>
-          <w:rtl w:val="0"/>
-        </w:rPr>
-      </w:r>
-    </w:p>
-    <w:p>
-      <w:pPr>
-        <w:pStyle w:val="Heading1"/>
+      <w:r>
+        <w:rPr>
+          <w:rtl w:val="0"/>
+        </w:rPr>
+      </w:r>
+    </w:p>
+    <w:p>
+      <w:pPr>
         <w:jc w:val="both"/>
         <w:rPr/>
       </w:pPr>
-      <w:bookmarkStart w:colFirst="0" w:colLast="0" w:name="_heading=h.omxc98dchcdn" w:id="11"/>
-      <w:bookmarkEnd w:id="11"/>
-      <w:r>
-        <w:rPr>
-          <w:rtl w:val="0"/>
-        </w:rPr>
-      </w:r>
-    </w:p>
-    <w:p>
-      <w:pPr>
-        <w:pStyle w:val="Heading1"/>
-        <w:jc w:val="both"/>
-        <w:rPr/>
-      </w:pPr>
-      <w:bookmarkStart w:colFirst="0" w:colLast="0" w:name="_heading=h.tg50hy4sxmh4" w:id="12"/>
-      <w:bookmarkEnd w:id="12"/>
-      <w:r>
-        <w:rPr>
-          <w:rtl w:val="0"/>
-        </w:rPr>
-      </w:r>
-    </w:p>
-    <w:p>
-      <w:pPr>
-        <w:rPr/>
-      </w:pPr>
-      <w:r>
-        <w:rPr>
-          <w:rtl w:val="0"/>
-        </w:rPr>
-      </w:r>
-    </w:p>
-    <w:p>
-      <w:pPr>
-        <w:rPr/>
-      </w:pPr>
-      <w:r>
-        <w:rPr>
-          <w:rtl w:val="0"/>
-        </w:rPr>
-      </w:r>
-    </w:p>
-    <w:p>
-      <w:pPr>
-        <w:rPr/>
-      </w:pPr>
-      <w:r>
-        <w:rPr>
-          <w:rtl w:val="0"/>
-        </w:rPr>
-      </w:r>
-    </w:p>
-    <w:p>
-      <w:pPr>
-        <w:rPr/>
-      </w:pPr>
-      <w:r>
-        <w:rPr>
-          <w:rtl w:val="0"/>
-        </w:rPr>
-      </w:r>
-    </w:p>
-    <w:p>
-      <w:pPr>
-        <w:rPr/>
-      </w:pPr>
-      <w:r>
-        <w:rPr>
-          <w:rtl w:val="0"/>
-        </w:rPr>
-      </w:r>
-    </w:p>
-    <w:p>
-      <w:pPr>
-        <w:rPr/>
-      </w:pPr>
-      <w:r>
-        <w:rPr>
-          <w:rtl w:val="0"/>
-        </w:rPr>
-      </w:r>
-    </w:p>
-    <w:p>
-      <w:pPr>
-        <w:rPr/>
-      </w:pPr>
-      <w:r>
-        <w:rPr>
-          <w:rtl w:val="0"/>
-        </w:rPr>
-      </w:r>
-    </w:p>
-    <w:p>
-      <w:pPr>
-        <w:rPr/>
-      </w:pPr>
-      <w:r>
-        <w:rPr>
-          <w:rtl w:val="0"/>
-        </w:rPr>
-      </w:r>
-    </w:p>
-    <w:p>
-      <w:pPr>
-        <w:rPr/>
-      </w:pPr>
-      <w:r>
-        <w:rPr>
-          <w:rtl w:val="0"/>
-        </w:rPr>
-      </w:r>
-    </w:p>
-    <w:p>
-      <w:pPr>
-        <w:rPr/>
-      </w:pPr>
-      <w:r>
-        <w:rPr>
-          <w:rtl w:val="0"/>
-        </w:rPr>
-      </w:r>
-    </w:p>
-    <w:p>
-      <w:pPr>
-        <w:rPr/>
-      </w:pPr>
-      <w:r>
-        <w:rPr>
-          <w:rtl w:val="0"/>
-        </w:rPr>
-      </w:r>
-    </w:p>
-    <w:p>
-      <w:pPr>
-        <w:rPr/>
-      </w:pPr>
-      <w:r>
-        <w:rPr>
-          <w:rtl w:val="0"/>
-        </w:rPr>
-      </w:r>
-    </w:p>
-    <w:p>
-      <w:pPr>
-        <w:rPr/>
-      </w:pPr>
-      <w:r>
-        <w:rPr>
-          <w:rtl w:val="0"/>
-        </w:rPr>
-      </w:r>
-    </w:p>
-    <w:p>
-      <w:pPr>
-        <w:rPr/>
-      </w:pPr>
-      <w:r>
-        <w:rPr>
-          <w:rtl w:val="0"/>
-        </w:rPr>
-      </w:r>
-    </w:p>
-    <w:p>
-      <w:pPr>
-        <w:rPr/>
-      </w:pPr>
-      <w:r>
-        <w:rPr>
-          <w:rtl w:val="0"/>
-        </w:rPr>
-      </w:r>
-    </w:p>
-    <w:p>
-      <w:pPr>
-        <w:rPr/>
-      </w:pPr>
-      <w:r>
-        <w:rPr>
-          <w:rtl w:val="0"/>
-        </w:rPr>
-      </w:r>
-    </w:p>
-    <w:p>
-      <w:pPr>
-        <w:rPr/>
-      </w:pPr>
-      <w:r>
-        <w:rPr>
-          <w:rtl w:val="0"/>
-        </w:rPr>
-      </w:r>
-    </w:p>
-    <w:p>
-      <w:pPr>
-        <w:rPr/>
-      </w:pPr>
-      <w:r>
-        <w:rPr>
-          <w:rtl w:val="0"/>
-        </w:rPr>
-      </w:r>
-    </w:p>
-    <w:p>
-      <w:pPr>
-        <w:rPr/>
-      </w:pPr>
-      <w:r>
-        <w:rPr>
-          <w:rtl w:val="0"/>
-        </w:rPr>
-      </w:r>
-    </w:p>
-    <w:p>
-      <w:pPr>
-        <w:rPr/>
-      </w:pPr>
-      <w:r>
-        <w:rPr>
-          <w:rtl w:val="0"/>
-        </w:rPr>
-      </w:r>
-    </w:p>
-    <w:p>
-      <w:pPr>
-        <w:rPr/>
-      </w:pPr>
-      <w:r>
-        <w:rPr>
-          <w:rtl w:val="0"/>
-        </w:rPr>
-      </w:r>
-    </w:p>
-    <w:p>
-      <w:pPr>
-        <w:rPr/>
-      </w:pPr>
-      <w:r>
-        <w:rPr>
-          <w:rtl w:val="0"/>
-        </w:rPr>
-      </w:r>
-    </w:p>
-    <w:p>
-      <w:pPr>
-        <w:rPr/>
-      </w:pPr>
-      <w:r>
-        <w:rPr>
-          <w:rtl w:val="0"/>
-        </w:rPr>
-      </w:r>
-    </w:p>
-    <w:p>
-      <w:pPr>
-        <w:rPr/>
-      </w:pPr>
-      <w:r>
-        <w:rPr>
-          <w:rtl w:val="0"/>
-        </w:rPr>
-      </w:r>
-    </w:p>
-    <w:p>
-      <w:pPr>
-        <w:pStyle w:val="Heading1"/>
-        <w:jc w:val="both"/>
-        <w:rPr/>
-      </w:pPr>
-      <w:bookmarkStart w:colFirst="0" w:colLast="0" w:name="_heading=h.6z5yusr8dvo" w:id="13"/>
-      <w:bookmarkEnd w:id="13"/>
-      <w:r>
-        <w:rPr>
-          <w:rtl w:val="0"/>
-        </w:rPr>
-        <w:t xml:space="preserve">2. Metodología de trabajo</w:t>
-      </w:r>
-    </w:p>
-    <w:p>
-      <w:pPr>
-        <w:spacing w:after="240" w:before="240" w:line="240" w:lineRule="auto"/>
-        <w:rPr>
-          <w:rFonts w:ascii="Calibri" w:cs="Calibri" w:eastAsia="Calibri" w:hAnsi="Calibri"/>
-          <w:b w:val="1"/>
-          <w:sz w:val="28"/>
-          <w:szCs w:val="28"/>
-        </w:rPr>
-      </w:pPr>
-      <w:r>
-        <w:rPr>
-          <w:rFonts w:ascii="Calibri" w:cs="Calibri" w:eastAsia="Calibri" w:hAnsi="Calibri"/>
-          <w:b w:val="1"/>
-          <w:sz w:val="28"/>
-          <w:szCs w:val="28"/>
-          <w:rtl w:val="0"/>
-        </w:rPr>
-        <w:t xml:space="preserve">Metodología Scrum CI-MUN (Gestión Documental)</w:t>
-      </w:r>
-    </w:p>
-    <w:p>
-      <w:pPr>
-        <w:spacing w:after="240" w:before="240" w:line="240" w:lineRule="auto"/>
-        <w:jc w:val="both"/>
-        <w:rPr>
-          <w:rFonts w:ascii="Calibri" w:cs="Calibri" w:eastAsia="Calibri" w:hAnsi="Calibri"/>
-          <w:sz w:val="24"/>
-          <w:szCs w:val="24"/>
-        </w:rPr>
-      </w:pPr>
-      <w:r>
-        <w:rPr>
-          <w:rFonts w:ascii="Calibri" w:cs="Calibri" w:eastAsia="Calibri" w:hAnsi="Calibri"/>
-          <w:sz w:val="24"/>
-          <w:szCs w:val="24"/>
-          <w:rtl w:val="0"/>
-        </w:rPr>
-        <w:t xml:space="preserve">Metodología Scrum encargada de gestionar el proyecto de la mejor manera la plataforma CI-MUN. El cronograma se ajusta a 6 Sprints de tres semanas cada uno, completando las 18 semanas de práctica profesional.</w:t>
-      </w:r>
-    </w:p>
-    <w:p>
-      <w:pPr>
-        <w:pStyle w:val="Heading3"/>
-        <w:keepNext w:val="0"/>
-        <w:keepLines w:val="0"/>
-        <w:spacing w:after="0" w:before="40" w:line="240" w:lineRule="auto"/>
-        <w:rPr>
-          <w:rFonts w:ascii="Calibri" w:cs="Calibri" w:eastAsia="Calibri" w:hAnsi="Calibri"/>
-          <w:b w:val="1"/>
-          <w:color w:val="000000"/>
-        </w:rPr>
-      </w:pPr>
-      <w:bookmarkStart w:colFirst="0" w:colLast="0" w:name="_heading=h.wy212w3zuudy" w:id="14"/>
-      <w:bookmarkEnd w:id="14"/>
-      <w:r>
-        <w:rPr>
-          <w:rFonts w:ascii="Calibri" w:cs="Calibri" w:eastAsia="Calibri" w:hAnsi="Calibri"/>
-          <w:b w:val="1"/>
-          <w:color w:val="000000"/>
-          <w:rtl w:val="0"/>
-        </w:rPr>
-        <w:t xml:space="preserve">A.Contexto del Proyecto y Asignación de Roles</w:t>
-      </w:r>
-    </w:p>
-    <w:p>
-      <w:pPr>
-        <w:spacing w:after="160" w:line="259" w:lineRule="auto"/>
-        <w:rPr>
-          <w:rFonts w:ascii="Calibri" w:cs="Calibri" w:eastAsia="Calibri" w:hAnsi="Calibri"/>
-        </w:rPr>
-      </w:pPr>
-      <w:r>
-        <w:rPr>
-          <w:rtl w:val="0"/>
-        </w:rPr>
-      </w:r>
-    </w:p>
-    <w:p>
-      <w:pPr>
-        <w:spacing w:after="160" w:line="259" w:lineRule="auto"/>
-        <w:jc w:val="both"/>
-        <w:rPr>
-          <w:rFonts w:ascii="Calibri" w:cs="Calibri" w:eastAsia="Calibri" w:hAnsi="Calibri"/>
-        </w:rPr>
-      </w:pPr>
-      <w:r>
-        <w:rPr>
-          <w:rFonts w:ascii="Calibri" w:cs="Calibri" w:eastAsia="Calibri" w:hAnsi="Calibri"/>
-          <w:sz w:val="24"/>
-          <w:szCs w:val="24"/>
-          <w:rtl w:val="0"/>
-        </w:rPr>
-        <w:t xml:space="preserve">Proyecto enfocado  en optimizar los procesos internos de gestión documental municipal, integrando IA para la clasificación, resumen, y el despacho con notificaciones multicanal. </w:t>
-      </w:r>
       <w:r>
         <w:rPr>
           <w:rtl w:val="0"/>
@@ -1581,13 +1797,1553 @@
     <w:sdt>
       <w:sdtPr>
         <w:lock w:val="contentLocked"/>
-        <w:id w:val="-2006495450"/>
+        <w:id w:val="1568275216"/>
         <w:tag w:val="goog_rdk_0"/>
       </w:sdtPr>
       <w:sdtContent>
         <w:tbl>
           <w:tblPr>
             <w:tblStyle w:val="Table3"/>
+            <w:tblW w:w="9029.0" w:type="dxa"/>
+            <w:jc w:val="left"/>
+            <w:tblBorders>
+              <w:top w:color="000000" w:space="0" w:sz="8" w:val="single"/>
+              <w:left w:color="000000" w:space="0" w:sz="8" w:val="single"/>
+              <w:bottom w:color="000000" w:space="0" w:sz="8" w:val="single"/>
+              <w:right w:color="000000" w:space="0" w:sz="8" w:val="single"/>
+              <w:insideH w:color="000000" w:space="0" w:sz="8" w:val="single"/>
+              <w:insideV w:color="000000" w:space="0" w:sz="8" w:val="single"/>
+            </w:tblBorders>
+            <w:tblLayout w:type="fixed"/>
+            <w:tblLook w:val="0600"/>
+          </w:tblPr>
+          <w:tblGrid>
+            <w:gridCol w:w="2257.25"/>
+            <w:gridCol w:w="2257.25"/>
+            <w:gridCol w:w="2257.25"/>
+            <w:gridCol w:w="2257.25"/>
+            <w:tblGridChange w:id="0">
+              <w:tblGrid>
+                <w:gridCol w:w="2257.25"/>
+                <w:gridCol w:w="2257.25"/>
+                <w:gridCol w:w="2257.25"/>
+                <w:gridCol w:w="2257.25"/>
+              </w:tblGrid>
+            </w:tblGridChange>
+          </w:tblGrid>
+          <w:tr>
+            <w:trPr>
+              <w:cantSplit w:val="0"/>
+              <w:tblHeader w:val="0"/>
+            </w:trPr>
+            <w:tc>
+              <w:tcPr>
+                <w:shd w:fill="auto" w:val="clear"/>
+                <w:tcMar>
+                  <w:top w:w="100.0" w:type="dxa"/>
+                  <w:left w:w="100.0" w:type="dxa"/>
+                  <w:bottom w:w="100.0" w:type="dxa"/>
+                  <w:right w:w="100.0" w:type="dxa"/>
+                </w:tcMar>
+                <w:vAlign w:val="top"/>
+              </w:tcPr>
+              <w:p>
+                <w:pPr>
+                  <w:keepNext w:val="0"/>
+                  <w:keepLines w:val="0"/>
+                  <w:pageBreakBefore w:val="0"/>
+                  <w:widowControl w:val="0"/>
+                  <w:pBdr>
+                    <w:top w:space="0" w:sz="0" w:val="nil"/>
+                    <w:left w:space="0" w:sz="0" w:val="nil"/>
+                    <w:bottom w:space="0" w:sz="0" w:val="nil"/>
+                    <w:right w:space="0" w:sz="0" w:val="nil"/>
+                    <w:between w:space="0" w:sz="0" w:val="nil"/>
+                  </w:pBdr>
+                  <w:shd w:fill="auto" w:val="clear"/>
+                  <w:spacing w:after="0" w:before="0" w:line="240" w:lineRule="auto"/>
+                  <w:ind w:left="0" w:right="0" w:firstLine="0"/>
+                  <w:jc w:val="left"/>
+                  <w:rPr>
+                    <w:b w:val="1"/>
+                    <w:sz w:val="24"/>
+                    <w:szCs w:val="24"/>
+                  </w:rPr>
+                </w:pPr>
+                <w:r>
+                  <w:rPr>
+                    <w:b w:val="1"/>
+                    <w:sz w:val="24"/>
+                    <w:szCs w:val="24"/>
+                    <w:rtl w:val="0"/>
+                  </w:rPr>
+                  <w:t xml:space="preserve">Elementos clave</w:t>
+                </w:r>
+              </w:p>
+            </w:tc>
+            <w:tc>
+              <w:tcPr>
+                <w:shd w:fill="auto" w:val="clear"/>
+                <w:tcMar>
+                  <w:top w:w="100.0" w:type="dxa"/>
+                  <w:left w:w="100.0" w:type="dxa"/>
+                  <w:bottom w:w="100.0" w:type="dxa"/>
+                  <w:right w:w="100.0" w:type="dxa"/>
+                </w:tcMar>
+                <w:vAlign w:val="top"/>
+              </w:tcPr>
+              <w:p>
+                <w:pPr>
+                  <w:keepNext w:val="0"/>
+                  <w:keepLines w:val="0"/>
+                  <w:pageBreakBefore w:val="0"/>
+                  <w:widowControl w:val="0"/>
+                  <w:pBdr>
+                    <w:top w:space="0" w:sz="0" w:val="nil"/>
+                    <w:left w:space="0" w:sz="0" w:val="nil"/>
+                    <w:bottom w:space="0" w:sz="0" w:val="nil"/>
+                    <w:right w:space="0" w:sz="0" w:val="nil"/>
+                    <w:between w:space="0" w:sz="0" w:val="nil"/>
+                  </w:pBdr>
+                  <w:shd w:fill="auto" w:val="clear"/>
+                  <w:spacing w:after="0" w:before="0" w:line="240" w:lineRule="auto"/>
+                  <w:ind w:left="0" w:right="0" w:firstLine="0"/>
+                  <w:jc w:val="left"/>
+                  <w:rPr>
+                    <w:b w:val="1"/>
+                    <w:sz w:val="24"/>
+                    <w:szCs w:val="24"/>
+                  </w:rPr>
+                </w:pPr>
+                <w:r>
+                  <w:rPr>
+                    <w:b w:val="1"/>
+                    <w:sz w:val="24"/>
+                    <w:szCs w:val="24"/>
+                    <w:rtl w:val="0"/>
+                  </w:rPr>
+                  <w:t xml:space="preserve">Propuesta Inicial (Incidencias)</w:t>
+                </w:r>
+              </w:p>
+            </w:tc>
+            <w:tc>
+              <w:tcPr>
+                <w:shd w:fill="auto" w:val="clear"/>
+                <w:tcMar>
+                  <w:top w:w="100.0" w:type="dxa"/>
+                  <w:left w:w="100.0" w:type="dxa"/>
+                  <w:bottom w:w="100.0" w:type="dxa"/>
+                  <w:right w:w="100.0" w:type="dxa"/>
+                </w:tcMar>
+                <w:vAlign w:val="top"/>
+              </w:tcPr>
+              <w:p>
+                <w:pPr>
+                  <w:keepNext w:val="0"/>
+                  <w:keepLines w:val="0"/>
+                  <w:pageBreakBefore w:val="0"/>
+                  <w:widowControl w:val="0"/>
+                  <w:pBdr>
+                    <w:top w:space="0" w:sz="0" w:val="nil"/>
+                    <w:left w:space="0" w:sz="0" w:val="nil"/>
+                    <w:bottom w:space="0" w:sz="0" w:val="nil"/>
+                    <w:right w:space="0" w:sz="0" w:val="nil"/>
+                    <w:between w:space="0" w:sz="0" w:val="nil"/>
+                  </w:pBdr>
+                  <w:shd w:fill="auto" w:val="clear"/>
+                  <w:spacing w:after="0" w:before="0" w:line="240" w:lineRule="auto"/>
+                  <w:ind w:left="0" w:right="0" w:firstLine="0"/>
+                  <w:jc w:val="left"/>
+                  <w:rPr>
+                    <w:b w:val="1"/>
+                    <w:sz w:val="24"/>
+                    <w:szCs w:val="24"/>
+                  </w:rPr>
+                </w:pPr>
+                <w:r>
+                  <w:rPr>
+                    <w:b w:val="1"/>
+                    <w:sz w:val="24"/>
+                    <w:szCs w:val="24"/>
+                    <w:rtl w:val="0"/>
+                  </w:rPr>
+                  <w:t xml:space="preserve">Propuesta Ajustada (Gestión Documental)</w:t>
+                </w:r>
+              </w:p>
+            </w:tc>
+            <w:tc>
+              <w:tcPr>
+                <w:shd w:fill="auto" w:val="clear"/>
+                <w:tcMar>
+                  <w:top w:w="100.0" w:type="dxa"/>
+                  <w:left w:w="100.0" w:type="dxa"/>
+                  <w:bottom w:w="100.0" w:type="dxa"/>
+                  <w:right w:w="100.0" w:type="dxa"/>
+                </w:tcMar>
+                <w:vAlign w:val="top"/>
+              </w:tcPr>
+              <w:p>
+                <w:pPr>
+                  <w:keepNext w:val="0"/>
+                  <w:keepLines w:val="0"/>
+                  <w:pageBreakBefore w:val="0"/>
+                  <w:widowControl w:val="0"/>
+                  <w:pBdr>
+                    <w:top w:space="0" w:sz="0" w:val="nil"/>
+                    <w:left w:space="0" w:sz="0" w:val="nil"/>
+                    <w:bottom w:space="0" w:sz="0" w:val="nil"/>
+                    <w:right w:space="0" w:sz="0" w:val="nil"/>
+                    <w:between w:space="0" w:sz="0" w:val="nil"/>
+                  </w:pBdr>
+                  <w:shd w:fill="auto" w:val="clear"/>
+                  <w:spacing w:after="0" w:before="0" w:line="240" w:lineRule="auto"/>
+                  <w:ind w:left="0" w:right="0" w:firstLine="0"/>
+                  <w:jc w:val="left"/>
+                  <w:rPr>
+                    <w:b w:val="1"/>
+                    <w:sz w:val="24"/>
+                    <w:szCs w:val="24"/>
+                  </w:rPr>
+                </w:pPr>
+                <w:r>
+                  <w:rPr>
+                    <w:b w:val="1"/>
+                    <w:sz w:val="24"/>
+                    <w:szCs w:val="24"/>
+                    <w:rtl w:val="0"/>
+                  </w:rPr>
+                  <w:t xml:space="preserve">Justificación del Ajuste</w:t>
+                </w:r>
+              </w:p>
+            </w:tc>
+          </w:tr>
+          <w:tr>
+            <w:trPr>
+              <w:cantSplit w:val="0"/>
+              <w:trHeight w:val="1206.9140625" w:hRule="atLeast"/>
+              <w:tblHeader w:val="0"/>
+            </w:trPr>
+            <w:tc>
+              <w:tcPr>
+                <w:shd w:fill="auto" w:val="clear"/>
+                <w:tcMar>
+                  <w:top w:w="100.0" w:type="dxa"/>
+                  <w:left w:w="100.0" w:type="dxa"/>
+                  <w:bottom w:w="100.0" w:type="dxa"/>
+                  <w:right w:w="100.0" w:type="dxa"/>
+                </w:tcMar>
+                <w:vAlign w:val="top"/>
+              </w:tcPr>
+              <w:p>
+                <w:pPr>
+                  <w:keepNext w:val="0"/>
+                  <w:keepLines w:val="0"/>
+                  <w:pageBreakBefore w:val="0"/>
+                  <w:widowControl w:val="0"/>
+                  <w:pBdr>
+                    <w:top w:space="0" w:sz="0" w:val="nil"/>
+                    <w:left w:space="0" w:sz="0" w:val="nil"/>
+                    <w:bottom w:space="0" w:sz="0" w:val="nil"/>
+                    <w:right w:space="0" w:sz="0" w:val="nil"/>
+                    <w:between w:space="0" w:sz="0" w:val="nil"/>
+                  </w:pBdr>
+                  <w:shd w:fill="auto" w:val="clear"/>
+                  <w:spacing w:after="0" w:before="0" w:line="240" w:lineRule="auto"/>
+                  <w:ind w:left="0" w:right="0" w:firstLine="0"/>
+                  <w:jc w:val="left"/>
+                  <w:rPr/>
+                </w:pPr>
+                <w:r>
+                  <w:rPr>
+                    <w:rtl w:val="0"/>
+                  </w:rPr>
+                  <w:t xml:space="preserve">Enfoque Principal</w:t>
+                </w:r>
+              </w:p>
+            </w:tc>
+            <w:tc>
+              <w:tcPr>
+                <w:shd w:fill="auto" w:val="clear"/>
+                <w:tcMar>
+                  <w:top w:w="100.0" w:type="dxa"/>
+                  <w:left w:w="100.0" w:type="dxa"/>
+                  <w:bottom w:w="100.0" w:type="dxa"/>
+                  <w:right w:w="100.0" w:type="dxa"/>
+                </w:tcMar>
+                <w:vAlign w:val="top"/>
+              </w:tcPr>
+              <w:p>
+                <w:pPr>
+                  <w:keepNext w:val="0"/>
+                  <w:keepLines w:val="0"/>
+                  <w:pageBreakBefore w:val="0"/>
+                  <w:widowControl w:val="0"/>
+                  <w:pBdr>
+                    <w:top w:space="0" w:sz="0" w:val="nil"/>
+                    <w:left w:space="0" w:sz="0" w:val="nil"/>
+                    <w:bottom w:space="0" w:sz="0" w:val="nil"/>
+                    <w:right w:space="0" w:sz="0" w:val="nil"/>
+                    <w:between w:space="0" w:sz="0" w:val="nil"/>
+                  </w:pBdr>
+                  <w:shd w:fill="auto" w:val="clear"/>
+                  <w:spacing w:after="0" w:before="0" w:line="240" w:lineRule="auto"/>
+                  <w:ind w:left="0" w:right="0" w:firstLine="0"/>
+                  <w:jc w:val="left"/>
+                  <w:rPr/>
+                </w:pPr>
+                <w:r>
+                  <w:rPr>
+                    <w:rtl w:val="0"/>
+                  </w:rPr>
+                  <w:t xml:space="preserve">Clasificación y asignación de Incidencias Ciudadanas.</w:t>
+                </w:r>
+              </w:p>
+            </w:tc>
+            <w:tc>
+              <w:tcPr>
+                <w:shd w:fill="auto" w:val="clear"/>
+                <w:tcMar>
+                  <w:top w:w="100.0" w:type="dxa"/>
+                  <w:left w:w="100.0" w:type="dxa"/>
+                  <w:bottom w:w="100.0" w:type="dxa"/>
+                  <w:right w:w="100.0" w:type="dxa"/>
+                </w:tcMar>
+                <w:vAlign w:val="top"/>
+              </w:tcPr>
+              <w:p>
+                <w:pPr>
+                  <w:keepNext w:val="0"/>
+                  <w:keepLines w:val="0"/>
+                  <w:pageBreakBefore w:val="0"/>
+                  <w:widowControl w:val="0"/>
+                  <w:pBdr>
+                    <w:top w:space="0" w:sz="0" w:val="nil"/>
+                    <w:left w:space="0" w:sz="0" w:val="nil"/>
+                    <w:bottom w:space="0" w:sz="0" w:val="nil"/>
+                    <w:right w:space="0" w:sz="0" w:val="nil"/>
+                    <w:between w:space="0" w:sz="0" w:val="nil"/>
+                  </w:pBdr>
+                  <w:shd w:fill="auto" w:val="clear"/>
+                  <w:spacing w:after="0" w:before="0" w:line="240" w:lineRule="auto"/>
+                  <w:ind w:left="0" w:right="0" w:firstLine="0"/>
+                  <w:jc w:val="left"/>
+                  <w:rPr/>
+                </w:pPr>
+                <w:r>
+                  <w:rPr>
+                    <w:rtl w:val="0"/>
+                  </w:rPr>
+                  <w:t xml:space="preserve">Optimización de procesos de Gestión Documental Municipal.</w:t>
+                </w:r>
+              </w:p>
+            </w:tc>
+            <w:tc>
+              <w:tcPr>
+                <w:shd w:fill="auto" w:val="clear"/>
+                <w:tcMar>
+                  <w:top w:w="100.0" w:type="dxa"/>
+                  <w:left w:w="100.0" w:type="dxa"/>
+                  <w:bottom w:w="100.0" w:type="dxa"/>
+                  <w:right w:w="100.0" w:type="dxa"/>
+                </w:tcMar>
+                <w:vAlign w:val="top"/>
+              </w:tcPr>
+              <w:p>
+                <w:pPr>
+                  <w:keepNext w:val="0"/>
+                  <w:keepLines w:val="0"/>
+                  <w:pageBreakBefore w:val="0"/>
+                  <w:widowControl w:val="0"/>
+                  <w:pBdr>
+                    <w:top w:space="0" w:sz="0" w:val="nil"/>
+                    <w:left w:space="0" w:sz="0" w:val="nil"/>
+                    <w:bottom w:space="0" w:sz="0" w:val="nil"/>
+                    <w:right w:space="0" w:sz="0" w:val="nil"/>
+                    <w:between w:space="0" w:sz="0" w:val="nil"/>
+                  </w:pBdr>
+                  <w:shd w:fill="auto" w:val="clear"/>
+                  <w:spacing w:after="0" w:before="0" w:line="240" w:lineRule="auto"/>
+                  <w:ind w:left="0" w:right="0" w:firstLine="0"/>
+                  <w:jc w:val="left"/>
+                  <w:rPr/>
+                </w:pPr>
+                <w:r>
+                  <w:rPr>
+                    <w:rtl w:val="0"/>
+                  </w:rPr>
+                  <w:t xml:space="preserve">Retroalimentación del jefe/cliente, enfocando el proyecto en un problema interno de alto impacto (documentos, flujo de firma, trazabilidad).</w:t>
+                </w:r>
+              </w:p>
+            </w:tc>
+          </w:tr>
+          <w:tr>
+            <w:trPr>
+              <w:cantSplit w:val="0"/>
+              <w:tblHeader w:val="0"/>
+            </w:trPr>
+            <w:tc>
+              <w:tcPr>
+                <w:shd w:fill="auto" w:val="clear"/>
+                <w:tcMar>
+                  <w:top w:w="100.0" w:type="dxa"/>
+                  <w:left w:w="100.0" w:type="dxa"/>
+                  <w:bottom w:w="100.0" w:type="dxa"/>
+                  <w:right w:w="100.0" w:type="dxa"/>
+                </w:tcMar>
+                <w:vAlign w:val="top"/>
+              </w:tcPr>
+              <w:p>
+                <w:pPr>
+                  <w:keepNext w:val="0"/>
+                  <w:keepLines w:val="0"/>
+                  <w:pageBreakBefore w:val="0"/>
+                  <w:widowControl w:val="0"/>
+                  <w:pBdr>
+                    <w:top w:space="0" w:sz="0" w:val="nil"/>
+                    <w:left w:space="0" w:sz="0" w:val="nil"/>
+                    <w:bottom w:space="0" w:sz="0" w:val="nil"/>
+                    <w:right w:space="0" w:sz="0" w:val="nil"/>
+                    <w:between w:space="0" w:sz="0" w:val="nil"/>
+                  </w:pBdr>
+                  <w:shd w:fill="auto" w:val="clear"/>
+                  <w:spacing w:after="0" w:before="0" w:line="240" w:lineRule="auto"/>
+                  <w:ind w:left="0" w:right="0" w:firstLine="0"/>
+                  <w:jc w:val="left"/>
+                  <w:rPr/>
+                </w:pPr>
+                <w:r>
+                  <w:rPr>
+                    <w:rtl w:val="0"/>
+                  </w:rPr>
+                  <w:t xml:space="preserve">Estructura de Trabajo</w:t>
+                </w:r>
+              </w:p>
+            </w:tc>
+            <w:tc>
+              <w:tcPr>
+                <w:shd w:fill="auto" w:val="clear"/>
+                <w:tcMar>
+                  <w:top w:w="100.0" w:type="dxa"/>
+                  <w:left w:w="100.0" w:type="dxa"/>
+                  <w:bottom w:w="100.0" w:type="dxa"/>
+                  <w:right w:w="100.0" w:type="dxa"/>
+                </w:tcMar>
+                <w:vAlign w:val="top"/>
+              </w:tcPr>
+              <w:p>
+                <w:pPr>
+                  <w:keepNext w:val="0"/>
+                  <w:keepLines w:val="0"/>
+                  <w:pageBreakBefore w:val="0"/>
+                  <w:widowControl w:val="0"/>
+                  <w:pBdr>
+                    <w:top w:space="0" w:sz="0" w:val="nil"/>
+                    <w:left w:space="0" w:sz="0" w:val="nil"/>
+                    <w:bottom w:space="0" w:sz="0" w:val="nil"/>
+                    <w:right w:space="0" w:sz="0" w:val="nil"/>
+                    <w:between w:space="0" w:sz="0" w:val="nil"/>
+                  </w:pBdr>
+                  <w:shd w:fill="auto" w:val="clear"/>
+                  <w:spacing w:after="0" w:before="0" w:line="240" w:lineRule="auto"/>
+                  <w:ind w:left="0" w:right="0" w:firstLine="0"/>
+                  <w:jc w:val="left"/>
+                  <w:rPr/>
+                </w:pPr>
+                <w:r>
+                  <w:rPr>
+                    <w:rtl w:val="0"/>
+                  </w:rPr>
+                  <w:t xml:space="preserve">9 Sprints de 2 semanas.</w:t>
+                </w:r>
+              </w:p>
+            </w:tc>
+            <w:tc>
+              <w:tcPr>
+                <w:shd w:fill="auto" w:val="clear"/>
+                <w:tcMar>
+                  <w:top w:w="100.0" w:type="dxa"/>
+                  <w:left w:w="100.0" w:type="dxa"/>
+                  <w:bottom w:w="100.0" w:type="dxa"/>
+                  <w:right w:w="100.0" w:type="dxa"/>
+                </w:tcMar>
+                <w:vAlign w:val="top"/>
+              </w:tcPr>
+              <w:p>
+                <w:pPr>
+                  <w:keepNext w:val="0"/>
+                  <w:keepLines w:val="0"/>
+                  <w:pageBreakBefore w:val="0"/>
+                  <w:widowControl w:val="0"/>
+                  <w:pBdr>
+                    <w:top w:space="0" w:sz="0" w:val="nil"/>
+                    <w:left w:space="0" w:sz="0" w:val="nil"/>
+                    <w:bottom w:space="0" w:sz="0" w:val="nil"/>
+                    <w:right w:space="0" w:sz="0" w:val="nil"/>
+                    <w:between w:space="0" w:sz="0" w:val="nil"/>
+                  </w:pBdr>
+                  <w:shd w:fill="auto" w:val="clear"/>
+                  <w:spacing w:after="0" w:before="0" w:line="240" w:lineRule="auto"/>
+                  <w:ind w:left="0" w:right="0" w:firstLine="0"/>
+                  <w:jc w:val="left"/>
+                  <w:rPr/>
+                </w:pPr>
+                <w:r>
+                  <w:rPr>
+                    <w:rtl w:val="0"/>
+                  </w:rPr>
+                  <w:t xml:space="preserve">6 Sprints de 3 semanas (18 semanas total).</w:t>
+                </w:r>
+              </w:p>
+            </w:tc>
+            <w:tc>
+              <w:tcPr>
+                <w:shd w:fill="auto" w:val="clear"/>
+                <w:tcMar>
+                  <w:top w:w="100.0" w:type="dxa"/>
+                  <w:left w:w="100.0" w:type="dxa"/>
+                  <w:bottom w:w="100.0" w:type="dxa"/>
+                  <w:right w:w="100.0" w:type="dxa"/>
+                </w:tcMar>
+                <w:vAlign w:val="top"/>
+              </w:tcPr>
+              <w:p>
+                <w:pPr>
+                  <w:keepNext w:val="0"/>
+                  <w:keepLines w:val="0"/>
+                  <w:pageBreakBefore w:val="0"/>
+                  <w:widowControl w:val="0"/>
+                  <w:pBdr>
+                    <w:top w:space="0" w:sz="0" w:val="nil"/>
+                    <w:left w:space="0" w:sz="0" w:val="nil"/>
+                    <w:bottom w:space="0" w:sz="0" w:val="nil"/>
+                    <w:right w:space="0" w:sz="0" w:val="nil"/>
+                    <w:between w:space="0" w:sz="0" w:val="nil"/>
+                  </w:pBdr>
+                  <w:shd w:fill="auto" w:val="clear"/>
+                  <w:spacing w:after="0" w:before="0" w:line="240" w:lineRule="auto"/>
+                  <w:ind w:left="0" w:right="0" w:firstLine="0"/>
+                  <w:jc w:val="left"/>
+                  <w:rPr/>
+                </w:pPr>
+                <w:r>
+                  <w:rPr>
+                    <w:rtl w:val="0"/>
+                  </w:rPr>
+                  <w:t xml:space="preserve">Ajuste al plan de trabajo y horas-hombre recibidas, buscando entregas de mayor valor en ciclos más largos.</w:t>
+                </w:r>
+              </w:p>
+            </w:tc>
+          </w:tr>
+          <w:tr>
+            <w:trPr>
+              <w:cantSplit w:val="0"/>
+              <w:tblHeader w:val="0"/>
+            </w:trPr>
+            <w:tc>
+              <w:tcPr>
+                <w:shd w:fill="auto" w:val="clear"/>
+                <w:tcMar>
+                  <w:top w:w="100.0" w:type="dxa"/>
+                  <w:left w:w="100.0" w:type="dxa"/>
+                  <w:bottom w:w="100.0" w:type="dxa"/>
+                  <w:right w:w="100.0" w:type="dxa"/>
+                </w:tcMar>
+                <w:vAlign w:val="top"/>
+              </w:tcPr>
+              <w:p>
+                <w:pPr>
+                  <w:keepNext w:val="0"/>
+                  <w:keepLines w:val="0"/>
+                  <w:pageBreakBefore w:val="0"/>
+                  <w:widowControl w:val="0"/>
+                  <w:pBdr>
+                    <w:top w:space="0" w:sz="0" w:val="nil"/>
+                    <w:left w:space="0" w:sz="0" w:val="nil"/>
+                    <w:bottom w:space="0" w:sz="0" w:val="nil"/>
+                    <w:right w:space="0" w:sz="0" w:val="nil"/>
+                    <w:between w:space="0" w:sz="0" w:val="nil"/>
+                  </w:pBdr>
+                  <w:shd w:fill="auto" w:val="clear"/>
+                  <w:spacing w:after="0" w:before="0" w:line="240" w:lineRule="auto"/>
+                  <w:ind w:left="0" w:right="0" w:firstLine="0"/>
+                  <w:jc w:val="left"/>
+                  <w:rPr/>
+                </w:pPr>
+                <w:r>
+                  <w:rPr>
+                    <w:rtl w:val="0"/>
+                  </w:rPr>
+                  <w:t xml:space="preserve">IA Principal</w:t>
+                </w:r>
+              </w:p>
+            </w:tc>
+            <w:tc>
+              <w:tcPr>
+                <w:shd w:fill="auto" w:val="clear"/>
+                <w:tcMar>
+                  <w:top w:w="100.0" w:type="dxa"/>
+                  <w:left w:w="100.0" w:type="dxa"/>
+                  <w:bottom w:w="100.0" w:type="dxa"/>
+                  <w:right w:w="100.0" w:type="dxa"/>
+                </w:tcMar>
+                <w:vAlign w:val="top"/>
+              </w:tcPr>
+              <w:p>
+                <w:pPr>
+                  <w:keepNext w:val="0"/>
+                  <w:keepLines w:val="0"/>
+                  <w:pageBreakBefore w:val="0"/>
+                  <w:widowControl w:val="0"/>
+                  <w:pBdr>
+                    <w:top w:space="0" w:sz="0" w:val="nil"/>
+                    <w:left w:space="0" w:sz="0" w:val="nil"/>
+                    <w:bottom w:space="0" w:sz="0" w:val="nil"/>
+                    <w:right w:space="0" w:sz="0" w:val="nil"/>
+                    <w:between w:space="0" w:sz="0" w:val="nil"/>
+                  </w:pBdr>
+                  <w:shd w:fill="auto" w:val="clear"/>
+                  <w:spacing w:after="0" w:before="0" w:line="240" w:lineRule="auto"/>
+                  <w:ind w:left="0" w:right="0" w:firstLine="0"/>
+                  <w:jc w:val="left"/>
+                  <w:rPr/>
+                </w:pPr>
+                <w:r>
+                  <w:rPr>
+                    <w:rtl w:val="0"/>
+                  </w:rPr>
+                  <w:t xml:space="preserve">Clasificación de texto de la incidencia.</w:t>
+                </w:r>
+              </w:p>
+            </w:tc>
+            <w:tc>
+              <w:tcPr>
+                <w:shd w:fill="auto" w:val="clear"/>
+                <w:tcMar>
+                  <w:top w:w="100.0" w:type="dxa"/>
+                  <w:left w:w="100.0" w:type="dxa"/>
+                  <w:bottom w:w="100.0" w:type="dxa"/>
+                  <w:right w:w="100.0" w:type="dxa"/>
+                </w:tcMar>
+                <w:vAlign w:val="top"/>
+              </w:tcPr>
+              <w:p>
+                <w:pPr>
+                  <w:keepNext w:val="0"/>
+                  <w:keepLines w:val="0"/>
+                  <w:pageBreakBefore w:val="0"/>
+                  <w:widowControl w:val="0"/>
+                  <w:pBdr>
+                    <w:top w:space="0" w:sz="0" w:val="nil"/>
+                    <w:left w:space="0" w:sz="0" w:val="nil"/>
+                    <w:bottom w:space="0" w:sz="0" w:val="nil"/>
+                    <w:right w:space="0" w:sz="0" w:val="nil"/>
+                    <w:between w:space="0" w:sz="0" w:val="nil"/>
+                  </w:pBdr>
+                  <w:shd w:fill="auto" w:val="clear"/>
+                  <w:spacing w:after="0" w:before="0" w:line="240" w:lineRule="auto"/>
+                  <w:ind w:left="0" w:right="0" w:firstLine="0"/>
+                  <w:jc w:val="left"/>
+                  <w:rPr/>
+                </w:pPr>
+                <w:r>
+                  <w:rPr>
+                    <w:rtl w:val="0"/>
+                  </w:rPr>
+                  <w:t xml:space="preserve">Clasificación de Confidencialidad y Resumen Automático de documentos.</w:t>
+                </w:r>
+              </w:p>
+            </w:tc>
+            <w:tc>
+              <w:tcPr>
+                <w:shd w:fill="auto" w:val="clear"/>
+                <w:tcMar>
+                  <w:top w:w="100.0" w:type="dxa"/>
+                  <w:left w:w="100.0" w:type="dxa"/>
+                  <w:bottom w:w="100.0" w:type="dxa"/>
+                  <w:right w:w="100.0" w:type="dxa"/>
+                </w:tcMar>
+                <w:vAlign w:val="top"/>
+              </w:tcPr>
+              <w:p>
+                <w:pPr>
+                  <w:keepNext w:val="0"/>
+                  <w:keepLines w:val="0"/>
+                  <w:pageBreakBefore w:val="0"/>
+                  <w:widowControl w:val="0"/>
+                  <w:pBdr>
+                    <w:top w:space="0" w:sz="0" w:val="nil"/>
+                    <w:left w:space="0" w:sz="0" w:val="nil"/>
+                    <w:bottom w:space="0" w:sz="0" w:val="nil"/>
+                    <w:right w:space="0" w:sz="0" w:val="nil"/>
+                    <w:between w:space="0" w:sz="0" w:val="nil"/>
+                  </w:pBdr>
+                  <w:shd w:fill="auto" w:val="clear"/>
+                  <w:spacing w:after="0" w:before="0" w:line="240" w:lineRule="auto"/>
+                  <w:ind w:left="0" w:right="0" w:firstLine="0"/>
+                  <w:jc w:val="left"/>
+                  <w:rPr/>
+                </w:pPr>
+                <w:r>
+                  <w:rPr>
+                    <w:rtl w:val="0"/>
+                  </w:rPr>
+                  <w:t xml:space="preserve">Adaptación de la IA para manejar contenido de documentos y asistir procesos burocráticos internos.</w:t>
+                </w:r>
+              </w:p>
+            </w:tc>
+          </w:tr>
+          <w:tr>
+            <w:trPr>
+              <w:cantSplit w:val="0"/>
+              <w:tblHeader w:val="0"/>
+            </w:trPr>
+            <w:tc>
+              <w:tcPr>
+                <w:shd w:fill="auto" w:val="clear"/>
+                <w:tcMar>
+                  <w:top w:w="100.0" w:type="dxa"/>
+                  <w:left w:w="100.0" w:type="dxa"/>
+                  <w:bottom w:w="100.0" w:type="dxa"/>
+                  <w:right w:w="100.0" w:type="dxa"/>
+                </w:tcMar>
+                <w:vAlign w:val="top"/>
+              </w:tcPr>
+              <w:p>
+                <w:pPr>
+                  <w:keepNext w:val="0"/>
+                  <w:keepLines w:val="0"/>
+                  <w:pageBreakBefore w:val="0"/>
+                  <w:widowControl w:val="0"/>
+                  <w:pBdr>
+                    <w:top w:space="0" w:sz="0" w:val="nil"/>
+                    <w:left w:space="0" w:sz="0" w:val="nil"/>
+                    <w:bottom w:space="0" w:sz="0" w:val="nil"/>
+                    <w:right w:space="0" w:sz="0" w:val="nil"/>
+                    <w:between w:space="0" w:sz="0" w:val="nil"/>
+                  </w:pBdr>
+                  <w:shd w:fill="auto" w:val="clear"/>
+                  <w:spacing w:after="0" w:before="0" w:line="240" w:lineRule="auto"/>
+                  <w:ind w:left="0" w:right="0" w:firstLine="0"/>
+                  <w:jc w:val="left"/>
+                  <w:rPr/>
+                </w:pPr>
+                <w:r>
+                  <w:rPr>
+                    <w:rtl w:val="0"/>
+                  </w:rPr>
+                  <w:t xml:space="preserve">Roles</w:t>
+                </w:r>
+              </w:p>
+            </w:tc>
+            <w:tc>
+              <w:tcPr>
+                <w:shd w:fill="auto" w:val="clear"/>
+                <w:tcMar>
+                  <w:top w:w="100.0" w:type="dxa"/>
+                  <w:left w:w="100.0" w:type="dxa"/>
+                  <w:bottom w:w="100.0" w:type="dxa"/>
+                  <w:right w:w="100.0" w:type="dxa"/>
+                </w:tcMar>
+                <w:vAlign w:val="top"/>
+              </w:tcPr>
+              <w:p>
+                <w:pPr>
+                  <w:keepNext w:val="0"/>
+                  <w:keepLines w:val="0"/>
+                  <w:pageBreakBefore w:val="0"/>
+                  <w:widowControl w:val="0"/>
+                  <w:pBdr>
+                    <w:top w:space="0" w:sz="0" w:val="nil"/>
+                    <w:left w:space="0" w:sz="0" w:val="nil"/>
+                    <w:bottom w:space="0" w:sz="0" w:val="nil"/>
+                    <w:right w:space="0" w:sz="0" w:val="nil"/>
+                    <w:between w:space="0" w:sz="0" w:val="nil"/>
+                  </w:pBdr>
+                  <w:shd w:fill="auto" w:val="clear"/>
+                  <w:spacing w:after="0" w:before="0" w:line="240" w:lineRule="auto"/>
+                  <w:ind w:left="0" w:right="0" w:firstLine="0"/>
+                  <w:jc w:val="left"/>
+                  <w:rPr/>
+                </w:pPr>
+                <w:r>
+                  <w:rPr>
+                    <w:rtl w:val="0"/>
+                  </w:rPr>
+                  <w:t xml:space="preserve">3 Desarrolladores genéricos.</w:t>
+                </w:r>
+              </w:p>
+            </w:tc>
+            <w:tc>
+              <w:tcPr>
+                <w:shd w:fill="auto" w:val="clear"/>
+                <w:tcMar>
+                  <w:top w:w="100.0" w:type="dxa"/>
+                  <w:left w:w="100.0" w:type="dxa"/>
+                  <w:bottom w:w="100.0" w:type="dxa"/>
+                  <w:right w:w="100.0" w:type="dxa"/>
+                </w:tcMar>
+                <w:vAlign w:val="top"/>
+              </w:tcPr>
+              <w:p>
+                <w:pPr>
+                  <w:keepNext w:val="0"/>
+                  <w:keepLines w:val="0"/>
+                  <w:pageBreakBefore w:val="0"/>
+                  <w:widowControl w:val="0"/>
+                  <w:pBdr>
+                    <w:top w:space="0" w:sz="0" w:val="nil"/>
+                    <w:left w:space="0" w:sz="0" w:val="nil"/>
+                    <w:bottom w:space="0" w:sz="0" w:val="nil"/>
+                    <w:right w:space="0" w:sz="0" w:val="nil"/>
+                    <w:between w:space="0" w:sz="0" w:val="nil"/>
+                  </w:pBdr>
+                  <w:shd w:fill="auto" w:val="clear"/>
+                  <w:spacing w:after="0" w:before="0" w:line="240" w:lineRule="auto"/>
+                  <w:ind w:left="0" w:right="0" w:firstLine="0"/>
+                  <w:jc w:val="left"/>
+                  <w:rPr/>
+                </w:pPr>
+                <w:r>
+                  <w:rPr>
+                    <w:rtl w:val="0"/>
+                  </w:rPr>
+                  <w:t xml:space="preserve">Roles Especializados y Fijos (Backend, Frontend, Integraciones/QA).</w:t>
+                </w:r>
+              </w:p>
+            </w:tc>
+            <w:tc>
+              <w:tcPr>
+                <w:shd w:fill="auto" w:val="clear"/>
+                <w:tcMar>
+                  <w:top w:w="100.0" w:type="dxa"/>
+                  <w:left w:w="100.0" w:type="dxa"/>
+                  <w:bottom w:w="100.0" w:type="dxa"/>
+                  <w:right w:w="100.0" w:type="dxa"/>
+                </w:tcMar>
+                <w:vAlign w:val="top"/>
+              </w:tcPr>
+              <w:p>
+                <w:pPr>
+                  <w:keepNext w:val="0"/>
+                  <w:keepLines w:val="0"/>
+                  <w:pageBreakBefore w:val="0"/>
+                  <w:widowControl w:val="0"/>
+                  <w:pBdr>
+                    <w:top w:space="0" w:sz="0" w:val="nil"/>
+                    <w:left w:space="0" w:sz="0" w:val="nil"/>
+                    <w:bottom w:space="0" w:sz="0" w:val="nil"/>
+                    <w:right w:space="0" w:sz="0" w:val="nil"/>
+                    <w:between w:space="0" w:sz="0" w:val="nil"/>
+                  </w:pBdr>
+                  <w:shd w:fill="auto" w:val="clear"/>
+                  <w:spacing w:after="0" w:before="0" w:line="240" w:lineRule="auto"/>
+                  <w:ind w:left="0" w:right="0" w:firstLine="0"/>
+                  <w:jc w:val="left"/>
+                  <w:rPr/>
+                </w:pPr>
+                <w:r>
+                  <w:rPr>
+                    <w:rtl w:val="0"/>
+                  </w:rPr>
+                  <w:t xml:space="preserve">Maximiza la eficiencia y aprovechamiento de las horas de práctica, ya que cada integrante tiene un foco claro.</w:t>
+                </w:r>
+              </w:p>
+            </w:tc>
+          </w:tr>
+        </w:tbl>
+      </w:sdtContent>
+    </w:sdt>
+    <w:p>
+      <w:pPr>
+        <w:jc w:val="both"/>
+        <w:rPr>
+          <w:b w:val="1"/>
+          <w:sz w:val="28"/>
+          <w:szCs w:val="28"/>
+        </w:rPr>
+      </w:pPr>
+      <w:r>
+        <w:rPr>
+          <w:rtl w:val="0"/>
+        </w:rPr>
+      </w:r>
+    </w:p>
+    <w:p>
+      <w:pPr>
+        <w:jc w:val="both"/>
+        <w:rPr>
+          <w:b w:val="1"/>
+          <w:sz w:val="28"/>
+          <w:szCs w:val="28"/>
+        </w:rPr>
+      </w:pPr>
+      <w:r>
+        <w:rPr>
+          <w:rtl w:val="0"/>
+        </w:rPr>
+      </w:r>
+    </w:p>
+    <w:p>
+      <w:pPr>
+        <w:jc w:val="both"/>
+        <w:rPr>
+          <w:b w:val="1"/>
+          <w:sz w:val="28"/>
+          <w:szCs w:val="28"/>
+        </w:rPr>
+      </w:pPr>
+      <w:r>
+        <w:rPr>
+          <w:rtl w:val="0"/>
+        </w:rPr>
+      </w:r>
+    </w:p>
+    <w:p>
+      <w:pPr>
+        <w:pStyle w:val="Heading2"/>
+        <w:jc w:val="both"/>
+        <w:rPr>
+          <w:rFonts w:ascii="Calibri" w:cs="Calibri" w:eastAsia="Calibri" w:hAnsi="Calibri"/>
+          <w:b w:val="1"/>
+          <w:color w:val="000000"/>
+          <w:sz w:val="28"/>
+          <w:szCs w:val="28"/>
+        </w:rPr>
+      </w:pPr>
+      <w:bookmarkStart w:colFirst="0" w:colLast="0" w:name="_heading=h.eh574w6kulc9" w:id="5"/>
+      <w:bookmarkEnd w:id="5"/>
+      <w:r>
+        <w:rPr>
+          <w:rFonts w:ascii="Calibri" w:cs="Calibri" w:eastAsia="Calibri" w:hAnsi="Calibri"/>
+          <w:b w:val="1"/>
+          <w:color w:val="000000"/>
+          <w:sz w:val="28"/>
+          <w:szCs w:val="28"/>
+          <w:rtl w:val="0"/>
+        </w:rPr>
+        <w:t xml:space="preserve">Análisis de dificultades y estrategias de mitigación</w:t>
+      </w:r>
+    </w:p>
+    <w:p>
+      <w:pPr>
+        <w:jc w:val="both"/>
+        <w:rPr>
+          <w:sz w:val="24"/>
+          <w:szCs w:val="24"/>
+        </w:rPr>
+      </w:pPr>
+      <w:r>
+        <w:rPr>
+          <w:rtl w:val="0"/>
+        </w:rPr>
+      </w:r>
+    </w:p>
+    <w:p>
+      <w:pPr>
+        <w:jc w:val="both"/>
+        <w:rPr>
+          <w:sz w:val="24"/>
+          <w:szCs w:val="24"/>
+        </w:rPr>
+      </w:pPr>
+      <w:r>
+        <w:rPr>
+          <w:sz w:val="24"/>
+          <w:szCs w:val="24"/>
+          <w:rtl w:val="0"/>
+        </w:rPr>
+        <w:t xml:space="preserve">Se identificaron las siguientes dificultades(riesgos):</w:t>
+      </w:r>
+    </w:p>
+    <w:p>
+      <w:pPr>
+        <w:numPr>
+          <w:ilvl w:val="0"/>
+          <w:numId w:val="1"/>
+        </w:numPr>
+        <w:ind w:left="1440" w:hanging="360"/>
+        <w:jc w:val="both"/>
+        <w:rPr>
+          <w:sz w:val="24"/>
+          <w:szCs w:val="24"/>
+        </w:rPr>
+      </w:pPr>
+      <w:r>
+        <w:rPr>
+          <w:sz w:val="24"/>
+          <w:szCs w:val="24"/>
+          <w:rtl w:val="0"/>
+        </w:rPr>
+        <w:t xml:space="preserve">Coordinación y comunicación directa.</w:t>
+      </w:r>
+    </w:p>
+    <w:p>
+      <w:pPr>
+        <w:numPr>
+          <w:ilvl w:val="0"/>
+          <w:numId w:val="1"/>
+        </w:numPr>
+        <w:ind w:left="1440" w:hanging="360"/>
+        <w:jc w:val="both"/>
+        <w:rPr>
+          <w:sz w:val="24"/>
+          <w:szCs w:val="24"/>
+        </w:rPr>
+      </w:pPr>
+      <w:r>
+        <w:rPr>
+          <w:sz w:val="24"/>
+          <w:szCs w:val="24"/>
+          <w:rtl w:val="0"/>
+        </w:rPr>
+        <w:t xml:space="preserve">Complejidad de la Integración de IA Avanzada .</w:t>
+      </w:r>
+    </w:p>
+    <w:p>
+      <w:pPr>
+        <w:numPr>
+          <w:ilvl w:val="0"/>
+          <w:numId w:val="1"/>
+        </w:numPr>
+        <w:ind w:left="1440" w:hanging="360"/>
+        <w:jc w:val="both"/>
+        <w:rPr>
+          <w:sz w:val="24"/>
+          <w:szCs w:val="24"/>
+          <w:u w:val="none"/>
+        </w:rPr>
+      </w:pPr>
+      <w:r>
+        <w:rPr>
+          <w:sz w:val="24"/>
+          <w:szCs w:val="24"/>
+          <w:rtl w:val="0"/>
+        </w:rPr>
+        <w:t xml:space="preserve">Obtención y Calidad del Dataset para IA</w:t>
+      </w:r>
+    </w:p>
+    <w:p>
+      <w:pPr>
+        <w:numPr>
+          <w:ilvl w:val="0"/>
+          <w:numId w:val="1"/>
+        </w:numPr>
+        <w:ind w:left="1440" w:hanging="360"/>
+        <w:jc w:val="both"/>
+        <w:rPr>
+          <w:sz w:val="24"/>
+          <w:szCs w:val="24"/>
+        </w:rPr>
+      </w:pPr>
+      <w:r>
+        <w:rPr>
+          <w:sz w:val="24"/>
+          <w:szCs w:val="24"/>
+          <w:rtl w:val="0"/>
+        </w:rPr>
+        <w:t xml:space="preserve">Implementación de Flujos de Firma Digital.</w:t>
+      </w:r>
+    </w:p>
+    <w:p>
+      <w:pPr>
+        <w:numPr>
+          <w:ilvl w:val="0"/>
+          <w:numId w:val="1"/>
+        </w:numPr>
+        <w:ind w:left="1440" w:hanging="360"/>
+        <w:jc w:val="both"/>
+        <w:rPr>
+          <w:sz w:val="24"/>
+          <w:szCs w:val="24"/>
+        </w:rPr>
+      </w:pPr>
+      <w:r>
+        <w:rPr>
+          <w:sz w:val="24"/>
+          <w:szCs w:val="24"/>
+          <w:rtl w:val="0"/>
+        </w:rPr>
+        <w:t xml:space="preserve">Dependencias externas de APIS de servicio de  Gobierno/WhatsApp.</w:t>
+      </w:r>
+      <w:r>
+        <w:rPr>
+          <w:rtl w:val="0"/>
+        </w:rPr>
+      </w:r>
+    </w:p>
+    <w:p>
+      <w:pPr>
+        <w:rPr>
+          <w:b w:val="1"/>
+          <w:sz w:val="28"/>
+          <w:szCs w:val="28"/>
+        </w:rPr>
+      </w:pPr>
+      <w:r>
+        <w:rPr>
+          <w:rtl w:val="0"/>
+        </w:rPr>
+      </w:r>
+    </w:p>
+    <w:p>
+      <w:pPr>
+        <w:pStyle w:val="Heading2"/>
+        <w:rPr>
+          <w:rFonts w:ascii="Calibri" w:cs="Calibri" w:eastAsia="Calibri" w:hAnsi="Calibri"/>
+          <w:b w:val="1"/>
+          <w:color w:val="000000"/>
+          <w:sz w:val="28"/>
+          <w:szCs w:val="28"/>
+        </w:rPr>
+      </w:pPr>
+      <w:bookmarkStart w:colFirst="0" w:colLast="0" w:name="_heading=h.w5msnmm1bor2" w:id="6"/>
+      <w:bookmarkEnd w:id="6"/>
+      <w:r>
+        <w:rPr>
+          <w:rFonts w:ascii="Calibri" w:cs="Calibri" w:eastAsia="Calibri" w:hAnsi="Calibri"/>
+          <w:b w:val="1"/>
+          <w:color w:val="000000"/>
+          <w:sz w:val="28"/>
+          <w:szCs w:val="28"/>
+          <w:rtl w:val="0"/>
+        </w:rPr>
+        <w:t xml:space="preserve">Facilitadores (Ventajas Competitivas)</w:t>
+      </w:r>
+    </w:p>
+    <w:p>
+      <w:pPr>
+        <w:rPr>
+          <w:b w:val="1"/>
+          <w:sz w:val="24"/>
+          <w:szCs w:val="24"/>
+        </w:rPr>
+      </w:pPr>
+      <w:r>
+        <w:rPr>
+          <w:rtl w:val="0"/>
+        </w:rPr>
+      </w:r>
+    </w:p>
+    <w:p>
+      <w:pPr>
+        <w:numPr>
+          <w:ilvl w:val="0"/>
+          <w:numId w:val="8"/>
+        </w:numPr>
+        <w:ind w:left="720" w:hanging="360"/>
+        <w:rPr>
+          <w:b w:val="1"/>
+          <w:sz w:val="24"/>
+          <w:szCs w:val="24"/>
+          <w:u w:val="none"/>
+        </w:rPr>
+      </w:pPr>
+      <w:r>
+        <w:rPr>
+          <w:b w:val="1"/>
+          <w:sz w:val="24"/>
+          <w:szCs w:val="24"/>
+          <w:rtl w:val="0"/>
+        </w:rPr>
+        <w:t xml:space="preserve">Disponibilidad de horas y dedicación:</w:t>
+      </w:r>
+    </w:p>
+    <w:p>
+      <w:pPr>
+        <w:ind w:left="720" w:firstLine="0"/>
+        <w:rPr>
+          <w:sz w:val="24"/>
+          <w:szCs w:val="24"/>
+        </w:rPr>
+      </w:pPr>
+      <w:r>
+        <w:rPr>
+          <w:sz w:val="24"/>
+          <w:szCs w:val="24"/>
+          <w:rtl w:val="0"/>
+        </w:rPr>
+        <w:t xml:space="preserve">1080 de dedicación total durante 18 semanas de práctica profesional con una jornada intensiva. Esto garantiza la continuidad y el enfoque del equipo.</w:t>
+      </w:r>
+    </w:p>
+    <w:p>
+      <w:pPr>
+        <w:numPr>
+          <w:ilvl w:val="0"/>
+          <w:numId w:val="7"/>
+        </w:numPr>
+        <w:ind w:left="720" w:hanging="360"/>
+        <w:rPr>
+          <w:b w:val="1"/>
+          <w:sz w:val="24"/>
+          <w:szCs w:val="24"/>
+        </w:rPr>
+      </w:pPr>
+      <w:r>
+        <w:rPr>
+          <w:b w:val="1"/>
+          <w:sz w:val="24"/>
+          <w:szCs w:val="24"/>
+          <w:rtl w:val="0"/>
+        </w:rPr>
+        <w:t xml:space="preserve">Asignación Estratégica de Roles:</w:t>
+      </w:r>
+    </w:p>
+    <w:p>
+      <w:pPr>
+        <w:ind w:left="720" w:firstLine="0"/>
+        <w:jc w:val="both"/>
+        <w:rPr>
+          <w:sz w:val="24"/>
+          <w:szCs w:val="24"/>
+        </w:rPr>
+      </w:pPr>
+      <w:r>
+        <w:rPr>
+          <w:sz w:val="24"/>
+          <w:szCs w:val="24"/>
+          <w:rtl w:val="0"/>
+        </w:rPr>
+        <w:t xml:space="preserve">El equipo está balanceado en sus enfoques: Felipe (Backend/IA), Diego (Frontend/UX), e Ignacio (Integraciones/QA). Esta especialización maximiza la eficiencia y reduce el tiempo perdido por el cambio de contexto entre tareas.</w:t>
+      </w:r>
+    </w:p>
+    <w:p>
+      <w:pPr>
+        <w:numPr>
+          <w:ilvl w:val="0"/>
+          <w:numId w:val="9"/>
+        </w:numPr>
+        <w:ind w:left="720" w:hanging="360"/>
+        <w:jc w:val="both"/>
+        <w:rPr>
+          <w:b w:val="1"/>
+          <w:sz w:val="24"/>
+          <w:szCs w:val="24"/>
+        </w:rPr>
+      </w:pPr>
+      <w:r>
+        <w:rPr>
+          <w:b w:val="1"/>
+          <w:sz w:val="24"/>
+          <w:szCs w:val="24"/>
+          <w:rtl w:val="0"/>
+        </w:rPr>
+        <w:t xml:space="preserve">Mentoría de apoyo en áreas técnicas</w:t>
+      </w:r>
+    </w:p>
+    <w:p>
+      <w:pPr>
+        <w:ind w:left="720" w:firstLine="0"/>
+        <w:jc w:val="both"/>
+        <w:rPr>
+          <w:sz w:val="24"/>
+          <w:szCs w:val="24"/>
+        </w:rPr>
+      </w:pPr>
+      <w:r>
+        <w:rPr>
+          <w:sz w:val="24"/>
+          <w:szCs w:val="24"/>
+          <w:rtl w:val="0"/>
+        </w:rPr>
+        <w:t xml:space="preserve">El proyecto cuenta con mentoría de apoyo en áreas donde el equipo carezca de experiencia (como la IA y APIs de mensajería). Esto reduce significativamente la curva de aprendizaje y el riesgo técnico.</w:t>
+      </w:r>
+    </w:p>
+    <w:p>
+      <w:pPr>
+        <w:ind w:left="720" w:firstLine="0"/>
+        <w:jc w:val="both"/>
+        <w:rPr>
+          <w:sz w:val="24"/>
+          <w:szCs w:val="24"/>
+        </w:rPr>
+      </w:pPr>
+      <w:r>
+        <w:rPr>
+          <w:rtl w:val="0"/>
+        </w:rPr>
+      </w:r>
+    </w:p>
+    <w:p>
+      <w:pPr>
+        <w:pStyle w:val="Heading2"/>
+        <w:jc w:val="both"/>
+        <w:rPr/>
+      </w:pPr>
+      <w:bookmarkStart w:colFirst="0" w:colLast="0" w:name="_heading=h.6dxnnghc8yg4" w:id="7"/>
+      <w:bookmarkEnd w:id="7"/>
+      <w:r>
+        <w:rPr>
+          <w:rFonts w:ascii="Calibri" w:cs="Calibri" w:eastAsia="Calibri" w:hAnsi="Calibri"/>
+          <w:b w:val="1"/>
+          <w:color w:val="000000"/>
+          <w:sz w:val="28"/>
+          <w:szCs w:val="28"/>
+          <w:rtl w:val="0"/>
+        </w:rPr>
+        <w:t xml:space="preserve">Retroalimentación </w:t>
+      </w:r>
+      <w:r>
+        <w:rPr>
+          <w:rtl w:val="0"/>
+        </w:rPr>
+      </w:r>
+    </w:p>
+    <w:p>
+      <w:pPr>
+        <w:pStyle w:val="Heading3"/>
+        <w:keepNext w:val="0"/>
+        <w:keepLines w:val="0"/>
+        <w:spacing w:before="280" w:line="276" w:lineRule="auto"/>
+        <w:ind w:left="0" w:firstLine="0"/>
+        <w:rPr>
+          <w:b w:val="1"/>
+          <w:color w:val="000000"/>
+          <w:sz w:val="26"/>
+          <w:szCs w:val="26"/>
+        </w:rPr>
+      </w:pPr>
+      <w:bookmarkStart w:colFirst="0" w:colLast="0" w:name="_heading=h.wns37hqofe91" w:id="8"/>
+      <w:bookmarkEnd w:id="8"/>
+      <w:r>
+        <w:rPr>
+          <w:b w:val="1"/>
+          <w:color w:val="000000"/>
+          <w:sz w:val="26"/>
+          <w:szCs w:val="26"/>
+          <w:rtl w:val="0"/>
+        </w:rPr>
+        <w:t xml:space="preserve">Oportunidad de Mejora </w:t>
+      </w:r>
+    </w:p>
+    <w:p>
+      <w:pPr>
+        <w:numPr>
+          <w:ilvl w:val="0"/>
+          <w:numId w:val="5"/>
+        </w:numPr>
+        <w:spacing w:after="0" w:afterAutospacing="0" w:before="240" w:lineRule="auto"/>
+        <w:ind w:left="720" w:hanging="360"/>
+      </w:pPr>
+      <w:r>
+        <w:rPr>
+          <w:b w:val="1"/>
+          <w:rtl w:val="0"/>
+        </w:rPr>
+        <w:t xml:space="preserve">Identificación del Dolor Principal (Mal):</w:t>
+      </w:r>
+      <w:r>
+        <w:rPr>
+          <w:rtl w:val="0"/>
+        </w:rPr>
+        <w:t xml:space="preserve"> El error inicial fue no profundizar lo suficiente en la prioridad estratégica del cliente. El equipo se enfocó en un problema visible (incidencias ciudadanas) en lugar de en el problema de alto costo operativo (el flujo documental interno).</w:t>
+      </w:r>
+    </w:p>
+    <w:p>
+      <w:pPr>
+        <w:numPr>
+          <w:ilvl w:val="0"/>
+          <w:numId w:val="2"/>
+        </w:numPr>
+        <w:spacing w:after="240" w:before="0" w:beforeAutospacing="0" w:lineRule="auto"/>
+        <w:ind w:left="720" w:hanging="360"/>
+        <w:rPr>
+          <w:u w:val="none"/>
+        </w:rPr>
+      </w:pPr>
+      <w:r>
+        <w:rPr>
+          <w:b w:val="1"/>
+          <w:rtl w:val="0"/>
+        </w:rPr>
+        <w:t xml:space="preserve">Aprovechamiento de Especialidades:</w:t>
+      </w:r>
+      <w:r>
+        <w:rPr>
+          <w:rtl w:val="0"/>
+        </w:rPr>
+        <w:t xml:space="preserve"> La decisión de crear </w:t>
+      </w:r>
+      <w:r>
+        <w:rPr>
+          <w:b w:val="1"/>
+          <w:rtl w:val="0"/>
+        </w:rPr>
+        <w:t xml:space="preserve">roles fijos (Backend/IA, Frontend/UX, Integraciones)</w:t>
+      </w:r>
+      <w:r>
+        <w:rPr>
+          <w:rtl w:val="0"/>
+        </w:rPr>
+        <w:t xml:space="preserve"> fue acertada. Esto nos permitió reasignar tareas complejas (como la API de Firma a Ignacio) con la certeza de que serían manejadas por un especialista, optimizando las horas de práctica.</w:t>
+      </w:r>
+    </w:p>
+    <w:p>
+      <w:pPr>
+        <w:rPr/>
+      </w:pPr>
+      <w:r>
+        <w:rPr>
+          <w:rtl w:val="0"/>
+        </w:rPr>
+      </w:r>
+    </w:p>
+    <w:p>
+      <w:pPr>
+        <w:ind w:left="0" w:firstLine="0"/>
+        <w:jc w:val="both"/>
+        <w:rPr>
+          <w:sz w:val="24"/>
+          <w:szCs w:val="24"/>
+        </w:rPr>
+      </w:pPr>
+      <w:r>
+        <w:pict>
+          <v:rect style="width:0.0pt;height:1.5pt" o:hr="t" o:hrstd="t" o:hralign="center" fillcolor="#A0A0A0" stroked="f"/>
+        </w:pict>
+      </w:r>
+      <w:r>
+        <w:rPr>
+          <w:rtl w:val="0"/>
+        </w:rPr>
+      </w:r>
+    </w:p>
+    <w:p>
+      <w:pPr>
+        <w:pStyle w:val="Heading1"/>
+        <w:jc w:val="both"/>
+        <w:rPr>
+          <w:rFonts w:ascii="Calibri" w:cs="Calibri" w:eastAsia="Calibri" w:hAnsi="Calibri"/>
+          <w:b w:val="1"/>
+          <w:color w:val="000000"/>
+          <w:sz w:val="28"/>
+          <w:szCs w:val="28"/>
+        </w:rPr>
+      </w:pPr>
+      <w:bookmarkStart w:colFirst="0" w:colLast="0" w:name="_heading=h.6z5yusr8dvo" w:id="9"/>
+      <w:bookmarkEnd w:id="9"/>
+      <w:r>
+        <w:rPr>
+          <w:rFonts w:ascii="Calibri" w:cs="Calibri" w:eastAsia="Calibri" w:hAnsi="Calibri"/>
+          <w:b w:val="1"/>
+          <w:color w:val="000000"/>
+          <w:sz w:val="28"/>
+          <w:szCs w:val="28"/>
+          <w:rtl w:val="0"/>
+        </w:rPr>
+        <w:t xml:space="preserve">2. Metodología de trabajo</w:t>
+      </w:r>
+    </w:p>
+    <w:p>
+      <w:pPr>
+        <w:spacing w:after="240" w:before="240" w:line="240" w:lineRule="auto"/>
+        <w:rPr>
+          <w:rFonts w:ascii="Calibri" w:cs="Calibri" w:eastAsia="Calibri" w:hAnsi="Calibri"/>
+          <w:b w:val="1"/>
+          <w:sz w:val="28"/>
+          <w:szCs w:val="28"/>
+        </w:rPr>
+      </w:pPr>
+      <w:r>
+        <w:rPr>
+          <w:rFonts w:ascii="Calibri" w:cs="Calibri" w:eastAsia="Calibri" w:hAnsi="Calibri"/>
+          <w:b w:val="1"/>
+          <w:sz w:val="28"/>
+          <w:szCs w:val="28"/>
+          <w:rtl w:val="0"/>
+        </w:rPr>
+        <w:t xml:space="preserve">Metodología Scrum CI-MUN (Gestión Documental)</w:t>
+      </w:r>
+    </w:p>
+    <w:p>
+      <w:pPr>
+        <w:spacing w:after="240" w:before="240" w:line="240" w:lineRule="auto"/>
+        <w:jc w:val="both"/>
+        <w:rPr>
+          <w:rFonts w:ascii="Calibri" w:cs="Calibri" w:eastAsia="Calibri" w:hAnsi="Calibri"/>
+          <w:sz w:val="24"/>
+          <w:szCs w:val="24"/>
+        </w:rPr>
+      </w:pPr>
+      <w:r>
+        <w:rPr>
+          <w:rFonts w:ascii="Calibri" w:cs="Calibri" w:eastAsia="Calibri" w:hAnsi="Calibri"/>
+          <w:sz w:val="24"/>
+          <w:szCs w:val="24"/>
+          <w:rtl w:val="0"/>
+        </w:rPr>
+        <w:t xml:space="preserve">Metodología Scrum encargada de gestionar el proyecto de la mejor manera la plataforma CI-MUN. El cronograma se ajusta a 6 Sprints de tres semanas cada uno, completando las 18 semanas de práctica profesional.</w:t>
+      </w:r>
+    </w:p>
+    <w:p>
+      <w:pPr>
+        <w:pStyle w:val="Heading3"/>
+        <w:keepNext w:val="0"/>
+        <w:keepLines w:val="0"/>
+        <w:spacing w:after="0" w:before="40" w:line="240" w:lineRule="auto"/>
+        <w:rPr>
+          <w:rFonts w:ascii="Calibri" w:cs="Calibri" w:eastAsia="Calibri" w:hAnsi="Calibri"/>
+          <w:b w:val="1"/>
+          <w:color w:val="000000"/>
+        </w:rPr>
+      </w:pPr>
+      <w:bookmarkStart w:colFirst="0" w:colLast="0" w:name="_heading=h.wy212w3zuudy" w:id="10"/>
+      <w:bookmarkEnd w:id="10"/>
+      <w:r>
+        <w:rPr>
+          <w:rFonts w:ascii="Calibri" w:cs="Calibri" w:eastAsia="Calibri" w:hAnsi="Calibri"/>
+          <w:b w:val="1"/>
+          <w:color w:val="000000"/>
+          <w:rtl w:val="0"/>
+        </w:rPr>
+        <w:t xml:space="preserve">A.Contexto del Proyecto y Asignación de Roles</w:t>
+      </w:r>
+    </w:p>
+    <w:p>
+      <w:pPr>
+        <w:spacing w:after="160" w:line="259" w:lineRule="auto"/>
+        <w:rPr>
+          <w:rFonts w:ascii="Calibri" w:cs="Calibri" w:eastAsia="Calibri" w:hAnsi="Calibri"/>
+        </w:rPr>
+      </w:pPr>
+      <w:r>
+        <w:rPr>
+          <w:rtl w:val="0"/>
+        </w:rPr>
+      </w:r>
+    </w:p>
+    <w:p>
+      <w:pPr>
+        <w:spacing w:after="160" w:line="259" w:lineRule="auto"/>
+        <w:jc w:val="both"/>
+        <w:rPr>
+          <w:rFonts w:ascii="Calibri" w:cs="Calibri" w:eastAsia="Calibri" w:hAnsi="Calibri"/>
+        </w:rPr>
+      </w:pPr>
+      <w:r>
+        <w:rPr>
+          <w:rFonts w:ascii="Calibri" w:cs="Calibri" w:eastAsia="Calibri" w:hAnsi="Calibri"/>
+          <w:sz w:val="24"/>
+          <w:szCs w:val="24"/>
+          <w:rtl w:val="0"/>
+        </w:rPr>
+        <w:t xml:space="preserve">Proyecto enfocado  en optimizar los procesos internos de gestión documental municipal, integrando IA para la clasificación, resumen, y el despacho con notificaciones multicanal. </w:t>
+      </w:r>
+      <w:r>
+        <w:rPr>
+          <w:rtl w:val="0"/>
+        </w:rPr>
+      </w:r>
+    </w:p>
+    <w:sdt>
+      <w:sdtPr>
+        <w:lock w:val="contentLocked"/>
+        <w:id w:val="-1246122794"/>
+        <w:tag w:val="goog_rdk_1"/>
+      </w:sdtPr>
+      <w:sdtContent>
+        <w:tbl>
+          <w:tblPr>
+            <w:tblStyle w:val="Table4"/>
             <w:tblW w:w="8505.0" w:type="dxa"/>
             <w:jc w:val="left"/>
             <w:tblInd w:w="-45.0" w:type="dxa"/>
@@ -2125,8 +3881,8 @@
           <w:color w:val="000000"/>
         </w:rPr>
       </w:pPr>
-      <w:bookmarkStart w:colFirst="0" w:colLast="0" w:name="_heading=h.jzknpt7bglj9" w:id="15"/>
-      <w:bookmarkEnd w:id="15"/>
+      <w:bookmarkStart w:colFirst="0" w:colLast="0" w:name="_heading=h.jzknpt7bglj9" w:id="11"/>
+      <w:bookmarkEnd w:id="11"/>
       <w:r>
         <w:rPr>
           <w:rFonts w:ascii="Calibri" w:cs="Calibri" w:eastAsia="Calibri" w:hAnsi="Calibri"/>
@@ -2154,6 +3910,363 @@
           <w:rtl w:val="0"/>
         </w:rPr>
         <w:t xml:space="preserve">Esta sección formaliza el tiempo total disponible y la capacidad de desarrollo del equipo.</w:t>
+      </w:r>
+    </w:p>
+    <w:p>
+      <w:pPr>
+        <w:numPr>
+          <w:ilvl w:val="0"/>
+          <w:numId w:val="10"/>
+        </w:numPr>
+        <w:spacing w:after="0" w:afterAutospacing="0" w:before="240" w:line="259" w:lineRule="auto"/>
+        <w:ind w:left="720" w:hanging="360"/>
+        <w:rPr>
+          <w:rFonts w:ascii="Calibri" w:cs="Calibri" w:eastAsia="Calibri" w:hAnsi="Calibri"/>
+          <w:sz w:val="24"/>
+          <w:szCs w:val="24"/>
+        </w:rPr>
+      </w:pPr>
+      <w:r>
+        <w:rPr>
+          <w:rFonts w:ascii="Calibri" w:cs="Calibri" w:eastAsia="Calibri" w:hAnsi="Calibri"/>
+          <w:b w:val="1"/>
+          <w:sz w:val="24"/>
+          <w:szCs w:val="24"/>
+          <w:rtl w:val="0"/>
+        </w:rPr>
+        <w:t xml:space="preserve">Integrantes del equipo:</w:t>
+      </w:r>
+      <w:r>
+        <w:rPr>
+          <w:rFonts w:ascii="Calibri" w:cs="Calibri" w:eastAsia="Calibri" w:hAnsi="Calibri"/>
+          <w:sz w:val="24"/>
+          <w:szCs w:val="24"/>
+          <w:rtl w:val="0"/>
+        </w:rPr>
+        <w:t xml:space="preserve"> 3</w:t>
+      </w:r>
+    </w:p>
+    <w:p>
+      <w:pPr>
+        <w:numPr>
+          <w:ilvl w:val="0"/>
+          <w:numId w:val="10"/>
+        </w:numPr>
+        <w:spacing w:after="0" w:afterAutospacing="0" w:before="0" w:beforeAutospacing="0" w:line="259" w:lineRule="auto"/>
+        <w:ind w:left="720" w:hanging="360"/>
+        <w:rPr>
+          <w:rFonts w:ascii="Calibri" w:cs="Calibri" w:eastAsia="Calibri" w:hAnsi="Calibri"/>
+          <w:sz w:val="24"/>
+          <w:szCs w:val="24"/>
+        </w:rPr>
+      </w:pPr>
+      <w:r>
+        <w:rPr>
+          <w:rFonts w:ascii="Calibri" w:cs="Calibri" w:eastAsia="Calibri" w:hAnsi="Calibri"/>
+          <w:b w:val="1"/>
+          <w:sz w:val="24"/>
+          <w:szCs w:val="24"/>
+          <w:rtl w:val="0"/>
+        </w:rPr>
+        <w:t xml:space="preserve">Duración del Proyecto:</w:t>
+      </w:r>
+      <w:r>
+        <w:rPr>
+          <w:rFonts w:ascii="Calibri" w:cs="Calibri" w:eastAsia="Calibri" w:hAnsi="Calibri"/>
+          <w:sz w:val="24"/>
+          <w:szCs w:val="24"/>
+          <w:rtl w:val="0"/>
+        </w:rPr>
+        <w:t xml:space="preserve"> 18 semanas (6 Sprints 3 semanas/Sprint).</w:t>
+      </w:r>
+    </w:p>
+    <w:p>
+      <w:pPr>
+        <w:numPr>
+          <w:ilvl w:val="0"/>
+          <w:numId w:val="10"/>
+        </w:numPr>
+        <w:spacing w:after="0" w:afterAutospacing="0" w:before="0" w:beforeAutospacing="0" w:line="259" w:lineRule="auto"/>
+        <w:ind w:left="720" w:hanging="360"/>
+        <w:rPr>
+          <w:rFonts w:ascii="Calibri" w:cs="Calibri" w:eastAsia="Calibri" w:hAnsi="Calibri"/>
+          <w:sz w:val="24"/>
+          <w:szCs w:val="24"/>
+        </w:rPr>
+      </w:pPr>
+      <w:r>
+        <w:rPr>
+          <w:rFonts w:ascii="Calibri" w:cs="Calibri" w:eastAsia="Calibri" w:hAnsi="Calibri"/>
+          <w:b w:val="1"/>
+          <w:sz w:val="24"/>
+          <w:szCs w:val="24"/>
+          <w:rtl w:val="0"/>
+        </w:rPr>
+        <w:t xml:space="preserve">Horas Totales Brutas (Equipo):</w:t>
+      </w:r>
+      <w:r>
+        <w:rPr>
+          <w:rFonts w:ascii="Calibri" w:cs="Calibri" w:eastAsia="Calibri" w:hAnsi="Calibri"/>
+          <w:sz w:val="24"/>
+          <w:szCs w:val="24"/>
+          <w:rtl w:val="0"/>
+        </w:rPr>
+        <w:t xml:space="preserve"> 3×360=1080 horas.</w:t>
+      </w:r>
+    </w:p>
+    <w:p>
+      <w:pPr>
+        <w:numPr>
+          <w:ilvl w:val="0"/>
+          <w:numId w:val="10"/>
+        </w:numPr>
+        <w:spacing w:after="0" w:afterAutospacing="0" w:before="0" w:beforeAutospacing="0" w:line="259" w:lineRule="auto"/>
+        <w:ind w:left="720" w:hanging="360"/>
+        <w:rPr>
+          <w:rFonts w:ascii="Calibri" w:cs="Calibri" w:eastAsia="Calibri" w:hAnsi="Calibri"/>
+          <w:sz w:val="24"/>
+          <w:szCs w:val="24"/>
+        </w:rPr>
+      </w:pPr>
+      <w:r>
+        <w:rPr>
+          <w:rFonts w:ascii="Calibri" w:cs="Calibri" w:eastAsia="Calibri" w:hAnsi="Calibri"/>
+          <w:b w:val="1"/>
+          <w:sz w:val="24"/>
+          <w:szCs w:val="24"/>
+          <w:rtl w:val="0"/>
+        </w:rPr>
+        <w:t xml:space="preserve">Deducción por Gestión y Ceremonias (30%):</w:t>
+      </w:r>
+      <w:r>
+        <w:rPr>
+          <w:rFonts w:ascii="Calibri" w:cs="Calibri" w:eastAsia="Calibri" w:hAnsi="Calibri"/>
+          <w:sz w:val="24"/>
+          <w:szCs w:val="24"/>
+          <w:rtl w:val="0"/>
+        </w:rPr>
+        <w:t xml:space="preserve"> 324 horas.</w:t>
+      </w:r>
+    </w:p>
+    <w:p>
+      <w:pPr>
+        <w:numPr>
+          <w:ilvl w:val="0"/>
+          <w:numId w:val="10"/>
+        </w:numPr>
+        <w:spacing w:after="240" w:before="0" w:beforeAutospacing="0" w:line="259" w:lineRule="auto"/>
+        <w:ind w:left="720" w:hanging="360"/>
+        <w:rPr>
+          <w:rFonts w:ascii="Calibri" w:cs="Calibri" w:eastAsia="Calibri" w:hAnsi="Calibri"/>
+          <w:sz w:val="24"/>
+          <w:szCs w:val="24"/>
+        </w:rPr>
+      </w:pPr>
+      <w:r>
+        <w:rPr>
+          <w:rFonts w:ascii="Calibri" w:cs="Calibri" w:eastAsia="Calibri" w:hAnsi="Calibri"/>
+          <w:b w:val="1"/>
+          <w:sz w:val="24"/>
+          <w:szCs w:val="24"/>
+          <w:rtl w:val="0"/>
+        </w:rPr>
+        <w:t xml:space="preserve">Horas Netas de Desarrollo (70%):</w:t>
+      </w:r>
+      <w:r>
+        <w:rPr>
+          <w:rFonts w:ascii="Calibri" w:cs="Calibri" w:eastAsia="Calibri" w:hAnsi="Calibri"/>
+          <w:sz w:val="24"/>
+          <w:szCs w:val="24"/>
+          <w:rtl w:val="0"/>
+        </w:rPr>
+        <w:t xml:space="preserve"> 756 horas (Tiempo efectivo de codificación y pruebas).</w:t>
+      </w:r>
+    </w:p>
+    <w:p>
+      <w:pPr>
+        <w:spacing w:after="80" w:before="280" w:line="259" w:lineRule="auto"/>
+        <w:rPr>
+          <w:rFonts w:ascii="Calibri" w:cs="Calibri" w:eastAsia="Calibri" w:hAnsi="Calibri"/>
+          <w:b w:val="1"/>
+          <w:sz w:val="28"/>
+          <w:szCs w:val="28"/>
+        </w:rPr>
+      </w:pPr>
+      <w:r>
+        <w:rPr>
+          <w:rFonts w:ascii="Calibri" w:cs="Calibri" w:eastAsia="Calibri" w:hAnsi="Calibri"/>
+          <w:b w:val="1"/>
+          <w:sz w:val="28"/>
+          <w:szCs w:val="28"/>
+          <w:rtl w:val="0"/>
+        </w:rPr>
+        <w:t xml:space="preserve">Velocidad de Sprint (Capacidad Neta)</w:t>
+      </w:r>
+    </w:p>
+    <w:p>
+      <w:pPr>
+        <w:numPr>
+          <w:ilvl w:val="0"/>
+          <w:numId w:val="6"/>
+        </w:numPr>
+        <w:spacing w:after="0" w:afterAutospacing="0" w:before="240" w:line="259" w:lineRule="auto"/>
+        <w:ind w:left="720" w:hanging="360"/>
+        <w:rPr>
+          <w:rFonts w:ascii="Calibri" w:cs="Calibri" w:eastAsia="Calibri" w:hAnsi="Calibri"/>
+          <w:sz w:val="24"/>
+          <w:szCs w:val="24"/>
+        </w:rPr>
+      </w:pPr>
+      <w:r>
+        <w:rPr>
+          <w:rFonts w:ascii="Calibri" w:cs="Calibri" w:eastAsia="Calibri" w:hAnsi="Calibri"/>
+          <w:b w:val="1"/>
+          <w:sz w:val="24"/>
+          <w:szCs w:val="24"/>
+          <w:rtl w:val="0"/>
+        </w:rPr>
+        <w:t xml:space="preserve">Duración de 1 Sprint:</w:t>
+      </w:r>
+      <w:r>
+        <w:rPr>
+          <w:rFonts w:ascii="Calibri" w:cs="Calibri" w:eastAsia="Calibri" w:hAnsi="Calibri"/>
+          <w:sz w:val="24"/>
+          <w:szCs w:val="24"/>
+          <w:rtl w:val="0"/>
+        </w:rPr>
+        <w:t xml:space="preserve"> 3 semanas (15 días laborables).</w:t>
+      </w:r>
+    </w:p>
+    <w:p>
+      <w:pPr>
+        <w:numPr>
+          <w:ilvl w:val="0"/>
+          <w:numId w:val="6"/>
+        </w:numPr>
+        <w:spacing w:after="0" w:afterAutospacing="0" w:before="0" w:beforeAutospacing="0" w:line="259" w:lineRule="auto"/>
+        <w:ind w:left="720" w:hanging="360"/>
+        <w:rPr>
+          <w:rFonts w:ascii="Calibri" w:cs="Calibri" w:eastAsia="Calibri" w:hAnsi="Calibri"/>
+          <w:sz w:val="24"/>
+          <w:szCs w:val="24"/>
+        </w:rPr>
+      </w:pPr>
+      <w:r>
+        <w:rPr>
+          <w:rFonts w:ascii="Calibri" w:cs="Calibri" w:eastAsia="Calibri" w:hAnsi="Calibri"/>
+          <w:b w:val="1"/>
+          <w:sz w:val="24"/>
+          <w:szCs w:val="24"/>
+          <w:rtl w:val="0"/>
+        </w:rPr>
+        <w:t xml:space="preserve">Capacidad por Sprint (Horas Totales Netas):</w:t>
+      </w:r>
+      <w:r>
+        <w:rPr>
+          <w:rFonts w:ascii="Calibri" w:cs="Calibri" w:eastAsia="Calibri" w:hAnsi="Calibri"/>
+          <w:sz w:val="24"/>
+          <w:szCs w:val="24"/>
+          <w:rtl w:val="0"/>
+        </w:rPr>
+        <w:t xml:space="preserve"> 756 horas netas/6 Sprints=126 horas netas por Sprint.</w:t>
+      </w:r>
+    </w:p>
+    <w:p>
+      <w:pPr>
+        <w:numPr>
+          <w:ilvl w:val="0"/>
+          <w:numId w:val="6"/>
+        </w:numPr>
+        <w:spacing w:after="240" w:before="0" w:beforeAutospacing="0" w:line="259" w:lineRule="auto"/>
+        <w:ind w:left="720" w:hanging="360"/>
+        <w:rPr>
+          <w:rFonts w:ascii="Calibri" w:cs="Calibri" w:eastAsia="Calibri" w:hAnsi="Calibri"/>
+          <w:sz w:val="24"/>
+          <w:szCs w:val="24"/>
+        </w:rPr>
+      </w:pPr>
+      <w:r>
+        <w:rPr>
+          <w:rFonts w:ascii="Calibri" w:cs="Calibri" w:eastAsia="Calibri" w:hAnsi="Calibri"/>
+          <w:b w:val="1"/>
+          <w:sz w:val="24"/>
+          <w:szCs w:val="24"/>
+          <w:rtl w:val="0"/>
+        </w:rPr>
+        <w:t xml:space="preserve">Objetivo de Velocidad (Bruta):</w:t>
+      </w:r>
+      <w:r>
+        <w:rPr>
+          <w:rFonts w:ascii="Calibri" w:cs="Calibri" w:eastAsia="Calibri" w:hAnsi="Calibri"/>
+          <w:sz w:val="24"/>
+          <w:szCs w:val="24"/>
+          <w:rtl w:val="0"/>
+        </w:rPr>
+        <w:t xml:space="preserve"> El equipo buscará completar el esfuerzo bruto por Sprint (60 hh/Dev).</w:t>
+      </w:r>
+    </w:p>
+    <w:p>
+      <w:pPr>
+        <w:spacing w:after="240" w:before="240" w:line="259" w:lineRule="auto"/>
+        <w:rPr>
+          <w:rFonts w:ascii="Calibri" w:cs="Calibri" w:eastAsia="Calibri" w:hAnsi="Calibri"/>
+          <w:sz w:val="24"/>
+          <w:szCs w:val="24"/>
+        </w:rPr>
+      </w:pPr>
+      <w:r>
+        <w:pict>
+          <v:rect style="width:0.0pt;height:1.5pt" o:hr="t" o:hrstd="t" o:hralign="center" fillcolor="#A0A0A0" stroked="f"/>
+        </w:pict>
+      </w:r>
+      <w:r>
+        <w:rPr>
+          <w:rtl w:val="0"/>
+        </w:rPr>
+      </w:r>
+    </w:p>
+    <w:p>
+      <w:pPr>
+        <w:pStyle w:val="Heading3"/>
+        <w:keepNext w:val="0"/>
+        <w:keepLines w:val="0"/>
+        <w:spacing w:after="0" w:before="40" w:lineRule="auto"/>
+        <w:rPr>
+          <w:rFonts w:ascii="Calibri" w:cs="Calibri" w:eastAsia="Calibri" w:hAnsi="Calibri"/>
+          <w:b w:val="1"/>
+          <w:color w:val="000000"/>
+        </w:rPr>
+      </w:pPr>
+      <w:bookmarkStart w:colFirst="0" w:colLast="0" w:name="_heading=h.633whxokmk82" w:id="12"/>
+      <w:bookmarkEnd w:id="12"/>
+      <w:r>
+        <w:rPr>
+          <w:rtl w:val="0"/>
+        </w:rPr>
+      </w:r>
+    </w:p>
+    <w:p>
+      <w:pPr>
+        <w:pStyle w:val="Heading3"/>
+        <w:keepNext w:val="0"/>
+        <w:keepLines w:val="0"/>
+        <w:spacing w:after="0" w:before="40" w:lineRule="auto"/>
+        <w:rPr>
+          <w:rFonts w:ascii="Calibri" w:cs="Calibri" w:eastAsia="Calibri" w:hAnsi="Calibri"/>
+          <w:b w:val="1"/>
+          <w:color w:val="000000"/>
+        </w:rPr>
+      </w:pPr>
+      <w:bookmarkStart w:colFirst="0" w:colLast="0" w:name="_heading=h.kdg44rhp4lxa" w:id="13"/>
+      <w:bookmarkEnd w:id="13"/>
+      <w:r>
+        <w:rPr>
+          <w:rFonts w:ascii="Calibri" w:cs="Calibri" w:eastAsia="Calibri" w:hAnsi="Calibri"/>
+          <w:b w:val="1"/>
+          <w:color w:val="000000"/>
+          <w:rtl w:val="0"/>
+        </w:rPr>
+        <w:t xml:space="preserve">C.Principios Fundamentales de Scrum</w:t>
       </w:r>
     </w:p>
     <w:p>
@@ -2178,16 +4291,16 @@
           <w:szCs w:val="24"/>
           <w:rtl w:val="0"/>
         </w:rPr>
-        <w:t xml:space="preserve">Integrantes del equipo:</w:t>
-      </w:r>
-      <w:r>
-        <w:rPr>
-          <w:rFonts w:ascii="Calibri" w:cs="Calibri" w:eastAsia="Calibri" w:hAnsi="Calibri"/>
-          <w:sz w:val="24"/>
-          <w:szCs w:val="24"/>
-          <w:rtl w:val="0"/>
-        </w:rPr>
-        <w:t xml:space="preserve"> 3</w:t>
+        <w:t xml:space="preserve">Transparencia (Transparency):</w:t>
+      </w:r>
+      <w:r>
+        <w:rPr>
+          <w:rFonts w:ascii="Calibri" w:cs="Calibri" w:eastAsia="Calibri" w:hAnsi="Calibri"/>
+          <w:sz w:val="24"/>
+          <w:szCs w:val="24"/>
+          <w:rtl w:val="0"/>
+        </w:rPr>
+        <w:t xml:space="preserve"> El estado del proyecto, el trabajo pendiente (Backlog) y el proceso de desarrollo deben ser visibles y entendidos por todos los participantes.</w:t>
       </w:r>
     </w:p>
     <w:p>
@@ -2212,84 +4325,16 @@
           <w:szCs w:val="24"/>
           <w:rtl w:val="0"/>
         </w:rPr>
-        <w:t xml:space="preserve">Duración del Proyecto:</w:t>
-      </w:r>
-      <w:r>
-        <w:rPr>
-          <w:rFonts w:ascii="Calibri" w:cs="Calibri" w:eastAsia="Calibri" w:hAnsi="Calibri"/>
-          <w:sz w:val="24"/>
-          <w:szCs w:val="24"/>
-          <w:rtl w:val="0"/>
-        </w:rPr>
-        <w:t xml:space="preserve"> 18 semanas (6 Sprints 3 semanas/Sprint).</w:t>
-      </w:r>
-    </w:p>
-    <w:p>
-      <w:pPr>
-        <w:numPr>
-          <w:ilvl w:val="0"/>
-          <w:numId w:val="4"/>
-        </w:numPr>
-        <w:spacing w:after="0" w:afterAutospacing="0" w:before="0" w:beforeAutospacing="0" w:line="259" w:lineRule="auto"/>
-        <w:ind w:left="720" w:hanging="360"/>
-        <w:rPr>
-          <w:rFonts w:ascii="Calibri" w:cs="Calibri" w:eastAsia="Calibri" w:hAnsi="Calibri"/>
-          <w:sz w:val="24"/>
-          <w:szCs w:val="24"/>
-        </w:rPr>
-      </w:pPr>
-      <w:r>
-        <w:rPr>
-          <w:rFonts w:ascii="Calibri" w:cs="Calibri" w:eastAsia="Calibri" w:hAnsi="Calibri"/>
-          <w:b w:val="1"/>
-          <w:sz w:val="24"/>
-          <w:szCs w:val="24"/>
-          <w:rtl w:val="0"/>
-        </w:rPr>
-        <w:t xml:space="preserve">Horas Totales Brutas (Equipo):</w:t>
-      </w:r>
-      <w:r>
-        <w:rPr>
-          <w:rFonts w:ascii="Calibri" w:cs="Calibri" w:eastAsia="Calibri" w:hAnsi="Calibri"/>
-          <w:sz w:val="24"/>
-          <w:szCs w:val="24"/>
-          <w:rtl w:val="0"/>
-        </w:rPr>
-        <w:t xml:space="preserve"> 3×360=1080 horas.</w:t>
-      </w:r>
-    </w:p>
-    <w:p>
-      <w:pPr>
-        <w:numPr>
-          <w:ilvl w:val="0"/>
-          <w:numId w:val="4"/>
-        </w:numPr>
-        <w:spacing w:after="0" w:afterAutospacing="0" w:before="0" w:beforeAutospacing="0" w:line="259" w:lineRule="auto"/>
-        <w:ind w:left="720" w:hanging="360"/>
-        <w:rPr>
-          <w:rFonts w:ascii="Calibri" w:cs="Calibri" w:eastAsia="Calibri" w:hAnsi="Calibri"/>
-          <w:sz w:val="24"/>
-          <w:szCs w:val="24"/>
-        </w:rPr>
-      </w:pPr>
-      <w:r>
-        <w:rPr>
-          <w:rFonts w:ascii="Calibri" w:cs="Calibri" w:eastAsia="Calibri" w:hAnsi="Calibri"/>
-          <w:b w:val="1"/>
-          <w:sz w:val="24"/>
-          <w:szCs w:val="24"/>
-          <w:rtl w:val="0"/>
-        </w:rPr>
-        <w:t xml:space="preserve">Deducción por Gestión y Ceremonias (30%):</w:t>
-      </w:r>
-      <w:r>
-        <w:rPr>
-          <w:rFonts w:ascii="Calibri" w:cs="Calibri" w:eastAsia="Calibri" w:hAnsi="Calibri"/>
-          <w:sz w:val="24"/>
-          <w:szCs w:val="24"/>
-          <w:rtl w:val="0"/>
-        </w:rPr>
-        <w:t xml:space="preserve"> 324 horas.</w:t>
+        <w:t xml:space="preserve">Inspección (Inspection):</w:t>
+      </w:r>
+      <w:r>
+        <w:rPr>
+          <w:rFonts w:ascii="Calibri" w:cs="Calibri" w:eastAsia="Calibri" w:hAnsi="Calibri"/>
+          <w:sz w:val="24"/>
+          <w:szCs w:val="24"/>
+          <w:rtl w:val="0"/>
+        </w:rPr>
+        <w:t xml:space="preserve"> El equipo debe inspeccionar frecuentemente los artefactos y el progreso del Sprint (Daily Scrum, Revisión del Sprint).</w:t>
       </w:r>
     </w:p>
     <w:p>
@@ -2314,275 +4359,6 @@
           <w:szCs w:val="24"/>
           <w:rtl w:val="0"/>
         </w:rPr>
-        <w:t xml:space="preserve">Horas Netas de Desarrollo (70%):</w:t>
-      </w:r>
-      <w:r>
-        <w:rPr>
-          <w:rFonts w:ascii="Calibri" w:cs="Calibri" w:eastAsia="Calibri" w:hAnsi="Calibri"/>
-          <w:sz w:val="24"/>
-          <w:szCs w:val="24"/>
-          <w:rtl w:val="0"/>
-        </w:rPr>
-        <w:t xml:space="preserve"> 756 horas (Tiempo efectivo de codificación y pruebas).</w:t>
-      </w:r>
-    </w:p>
-    <w:p>
-      <w:pPr>
-        <w:spacing w:after="80" w:before="280" w:line="259" w:lineRule="auto"/>
-        <w:rPr>
-          <w:rFonts w:ascii="Calibri" w:cs="Calibri" w:eastAsia="Calibri" w:hAnsi="Calibri"/>
-          <w:b w:val="1"/>
-          <w:sz w:val="28"/>
-          <w:szCs w:val="28"/>
-        </w:rPr>
-      </w:pPr>
-      <w:r>
-        <w:rPr>
-          <w:rFonts w:ascii="Calibri" w:cs="Calibri" w:eastAsia="Calibri" w:hAnsi="Calibri"/>
-          <w:b w:val="1"/>
-          <w:sz w:val="28"/>
-          <w:szCs w:val="28"/>
-          <w:rtl w:val="0"/>
-        </w:rPr>
-        <w:t xml:space="preserve">Velocidad de Sprint (Capacidad Neta)</w:t>
-      </w:r>
-    </w:p>
-    <w:p>
-      <w:pPr>
-        <w:numPr>
-          <w:ilvl w:val="0"/>
-          <w:numId w:val="3"/>
-        </w:numPr>
-        <w:spacing w:after="0" w:afterAutospacing="0" w:before="240" w:line="259" w:lineRule="auto"/>
-        <w:ind w:left="720" w:hanging="360"/>
-        <w:rPr>
-          <w:rFonts w:ascii="Calibri" w:cs="Calibri" w:eastAsia="Calibri" w:hAnsi="Calibri"/>
-          <w:sz w:val="24"/>
-          <w:szCs w:val="24"/>
-        </w:rPr>
-      </w:pPr>
-      <w:r>
-        <w:rPr>
-          <w:rFonts w:ascii="Calibri" w:cs="Calibri" w:eastAsia="Calibri" w:hAnsi="Calibri"/>
-          <w:b w:val="1"/>
-          <w:sz w:val="24"/>
-          <w:szCs w:val="24"/>
-          <w:rtl w:val="0"/>
-        </w:rPr>
-        <w:t xml:space="preserve">Duración de 1 Sprint:</w:t>
-      </w:r>
-      <w:r>
-        <w:rPr>
-          <w:rFonts w:ascii="Calibri" w:cs="Calibri" w:eastAsia="Calibri" w:hAnsi="Calibri"/>
-          <w:sz w:val="24"/>
-          <w:szCs w:val="24"/>
-          <w:rtl w:val="0"/>
-        </w:rPr>
-        <w:t xml:space="preserve"> 3 semanas (15 días laborables).</w:t>
-      </w:r>
-    </w:p>
-    <w:p>
-      <w:pPr>
-        <w:numPr>
-          <w:ilvl w:val="0"/>
-          <w:numId w:val="3"/>
-        </w:numPr>
-        <w:spacing w:after="0" w:afterAutospacing="0" w:before="0" w:beforeAutospacing="0" w:line="259" w:lineRule="auto"/>
-        <w:ind w:left="720" w:hanging="360"/>
-        <w:rPr>
-          <w:rFonts w:ascii="Calibri" w:cs="Calibri" w:eastAsia="Calibri" w:hAnsi="Calibri"/>
-          <w:sz w:val="24"/>
-          <w:szCs w:val="24"/>
-        </w:rPr>
-      </w:pPr>
-      <w:r>
-        <w:rPr>
-          <w:rFonts w:ascii="Calibri" w:cs="Calibri" w:eastAsia="Calibri" w:hAnsi="Calibri"/>
-          <w:b w:val="1"/>
-          <w:sz w:val="24"/>
-          <w:szCs w:val="24"/>
-          <w:rtl w:val="0"/>
-        </w:rPr>
-        <w:t xml:space="preserve">Capacidad por Sprint (Horas Totales Netas):</w:t>
-      </w:r>
-      <w:r>
-        <w:rPr>
-          <w:rFonts w:ascii="Calibri" w:cs="Calibri" w:eastAsia="Calibri" w:hAnsi="Calibri"/>
-          <w:sz w:val="24"/>
-          <w:szCs w:val="24"/>
-          <w:rtl w:val="0"/>
-        </w:rPr>
-        <w:t xml:space="preserve"> 756 horas netas/6 Sprints=126 horas netas por Sprint.</w:t>
-      </w:r>
-    </w:p>
-    <w:p>
-      <w:pPr>
-        <w:numPr>
-          <w:ilvl w:val="0"/>
-          <w:numId w:val="3"/>
-        </w:numPr>
-        <w:spacing w:after="240" w:before="0" w:beforeAutospacing="0" w:line="259" w:lineRule="auto"/>
-        <w:ind w:left="720" w:hanging="360"/>
-        <w:rPr>
-          <w:rFonts w:ascii="Calibri" w:cs="Calibri" w:eastAsia="Calibri" w:hAnsi="Calibri"/>
-          <w:sz w:val="24"/>
-          <w:szCs w:val="24"/>
-        </w:rPr>
-      </w:pPr>
-      <w:r>
-        <w:rPr>
-          <w:rFonts w:ascii="Calibri" w:cs="Calibri" w:eastAsia="Calibri" w:hAnsi="Calibri"/>
-          <w:b w:val="1"/>
-          <w:sz w:val="24"/>
-          <w:szCs w:val="24"/>
-          <w:rtl w:val="0"/>
-        </w:rPr>
-        <w:t xml:space="preserve">Objetivo de Velocidad (Bruta):</w:t>
-      </w:r>
-      <w:r>
-        <w:rPr>
-          <w:rFonts w:ascii="Calibri" w:cs="Calibri" w:eastAsia="Calibri" w:hAnsi="Calibri"/>
-          <w:sz w:val="24"/>
-          <w:szCs w:val="24"/>
-          <w:rtl w:val="0"/>
-        </w:rPr>
-        <w:t xml:space="preserve"> El equipo buscará completar el esfuerzo bruto por Sprint (60 hh/Dev).</w:t>
-      </w:r>
-    </w:p>
-    <w:p>
-      <w:pPr>
-        <w:spacing w:after="240" w:before="240" w:line="259" w:lineRule="auto"/>
-        <w:rPr>
-          <w:rFonts w:ascii="Calibri" w:cs="Calibri" w:eastAsia="Calibri" w:hAnsi="Calibri"/>
-          <w:sz w:val="24"/>
-          <w:szCs w:val="24"/>
-        </w:rPr>
-      </w:pPr>
-      <w:r>
-        <w:pict>
-          <v:rect style="width:0.0pt;height:1.5pt" o:hr="t" o:hrstd="t" o:hralign="center" fillcolor="#A0A0A0" stroked="f"/>
-        </w:pict>
-      </w:r>
-      <w:r>
-        <w:rPr>
-          <w:rtl w:val="0"/>
-        </w:rPr>
-      </w:r>
-    </w:p>
-    <w:p>
-      <w:pPr>
-        <w:pStyle w:val="Heading3"/>
-        <w:keepNext w:val="0"/>
-        <w:keepLines w:val="0"/>
-        <w:spacing w:after="0" w:before="40" w:lineRule="auto"/>
-        <w:rPr>
-          <w:rFonts w:ascii="Calibri" w:cs="Calibri" w:eastAsia="Calibri" w:hAnsi="Calibri"/>
-          <w:b w:val="1"/>
-          <w:color w:val="000000"/>
-        </w:rPr>
-      </w:pPr>
-      <w:bookmarkStart w:colFirst="0" w:colLast="0" w:name="_heading=h.kdg44rhp4lxa" w:id="16"/>
-      <w:bookmarkEnd w:id="16"/>
-      <w:r>
-        <w:rPr>
-          <w:rFonts w:ascii="Calibri" w:cs="Calibri" w:eastAsia="Calibri" w:hAnsi="Calibri"/>
-          <w:b w:val="1"/>
-          <w:color w:val="000000"/>
-          <w:rtl w:val="0"/>
-        </w:rPr>
-        <w:t xml:space="preserve">C.Principios Fundamentales de Scrum</w:t>
-      </w:r>
-    </w:p>
-    <w:p>
-      <w:pPr>
-        <w:numPr>
-          <w:ilvl w:val="0"/>
-          <w:numId w:val="2"/>
-        </w:numPr>
-        <w:spacing w:after="0" w:afterAutospacing="0" w:before="240" w:line="259" w:lineRule="auto"/>
-        <w:ind w:left="720" w:hanging="360"/>
-        <w:rPr>
-          <w:rFonts w:ascii="Calibri" w:cs="Calibri" w:eastAsia="Calibri" w:hAnsi="Calibri"/>
-          <w:sz w:val="24"/>
-          <w:szCs w:val="24"/>
-        </w:rPr>
-      </w:pPr>
-      <w:r>
-        <w:rPr>
-          <w:rFonts w:ascii="Calibri" w:cs="Calibri" w:eastAsia="Calibri" w:hAnsi="Calibri"/>
-          <w:b w:val="1"/>
-          <w:sz w:val="24"/>
-          <w:szCs w:val="24"/>
-          <w:rtl w:val="0"/>
-        </w:rPr>
-        <w:t xml:space="preserve">Transparencia (Transparency):</w:t>
-      </w:r>
-      <w:r>
-        <w:rPr>
-          <w:rFonts w:ascii="Calibri" w:cs="Calibri" w:eastAsia="Calibri" w:hAnsi="Calibri"/>
-          <w:sz w:val="24"/>
-          <w:szCs w:val="24"/>
-          <w:rtl w:val="0"/>
-        </w:rPr>
-        <w:t xml:space="preserve"> El estado del proyecto, el trabajo pendiente (Backlog) y el proceso de desarrollo deben ser visibles y entendidos por todos los participantes.</w:t>
-      </w:r>
-    </w:p>
-    <w:p>
-      <w:pPr>
-        <w:numPr>
-          <w:ilvl w:val="0"/>
-          <w:numId w:val="2"/>
-        </w:numPr>
-        <w:spacing w:after="0" w:afterAutospacing="0" w:before="0" w:beforeAutospacing="0" w:line="259" w:lineRule="auto"/>
-        <w:ind w:left="720" w:hanging="360"/>
-        <w:rPr>
-          <w:rFonts w:ascii="Calibri" w:cs="Calibri" w:eastAsia="Calibri" w:hAnsi="Calibri"/>
-          <w:sz w:val="24"/>
-          <w:szCs w:val="24"/>
-        </w:rPr>
-      </w:pPr>
-      <w:r>
-        <w:rPr>
-          <w:rFonts w:ascii="Calibri" w:cs="Calibri" w:eastAsia="Calibri" w:hAnsi="Calibri"/>
-          <w:b w:val="1"/>
-          <w:sz w:val="24"/>
-          <w:szCs w:val="24"/>
-          <w:rtl w:val="0"/>
-        </w:rPr>
-        <w:t xml:space="preserve">Inspección (Inspection):</w:t>
-      </w:r>
-      <w:r>
-        <w:rPr>
-          <w:rFonts w:ascii="Calibri" w:cs="Calibri" w:eastAsia="Calibri" w:hAnsi="Calibri"/>
-          <w:sz w:val="24"/>
-          <w:szCs w:val="24"/>
-          <w:rtl w:val="0"/>
-        </w:rPr>
-        <w:t xml:space="preserve"> El equipo debe inspeccionar frecuentemente los artefactos y el progreso del Sprint (Daily Scrum, Revisión del Sprint).</w:t>
-      </w:r>
-    </w:p>
-    <w:p>
-      <w:pPr>
-        <w:numPr>
-          <w:ilvl w:val="0"/>
-          <w:numId w:val="2"/>
-        </w:numPr>
-        <w:spacing w:after="240" w:before="0" w:beforeAutospacing="0" w:line="259" w:lineRule="auto"/>
-        <w:ind w:left="720" w:hanging="360"/>
-        <w:rPr>
-          <w:rFonts w:ascii="Calibri" w:cs="Calibri" w:eastAsia="Calibri" w:hAnsi="Calibri"/>
-          <w:sz w:val="24"/>
-          <w:szCs w:val="24"/>
-        </w:rPr>
-      </w:pPr>
-      <w:r>
-        <w:rPr>
-          <w:rFonts w:ascii="Calibri" w:cs="Calibri" w:eastAsia="Calibri" w:hAnsi="Calibri"/>
-          <w:b w:val="1"/>
-          <w:sz w:val="24"/>
-          <w:szCs w:val="24"/>
-          <w:rtl w:val="0"/>
-        </w:rPr>
         <w:t xml:space="preserve">Adaptación (Adaptation):</w:t>
       </w:r>
       <w:r>
@@ -2606,8 +4382,8 @@
           <w:szCs w:val="24"/>
         </w:rPr>
       </w:pPr>
-      <w:bookmarkStart w:colFirst="0" w:colLast="0" w:name="_heading=h.g15i8wji14cn" w:id="17"/>
-      <w:bookmarkEnd w:id="17"/>
+      <w:bookmarkStart w:colFirst="0" w:colLast="0" w:name="_heading=h.g15i8wji14cn" w:id="14"/>
+      <w:bookmarkEnd w:id="14"/>
       <w:r>
         <w:rPr>
           <w:rFonts w:ascii="Calibri" w:cs="Calibri" w:eastAsia="Calibri" w:hAnsi="Calibri"/>
@@ -2626,13 +4402,13 @@
     <w:sdt>
       <w:sdtPr>
         <w:lock w:val="contentLocked"/>
-        <w:id w:val="613364366"/>
-        <w:tag w:val="goog_rdk_1"/>
+        <w:id w:val="-1454699016"/>
+        <w:tag w:val="goog_rdk_2"/>
       </w:sdtPr>
       <w:sdtContent>
         <w:tbl>
           <w:tblPr>
-            <w:tblStyle w:val="Table4"/>
+            <w:tblStyle w:val="Table5"/>
             <w:tblW w:w="9885.0" w:type="dxa"/>
             <w:jc w:val="left"/>
             <w:tblInd w:w="-45.0" w:type="dxa"/>
@@ -3079,7 +4855,7 @@
     <w:p>
       <w:pPr>
         <w:pStyle w:val="Heading3"/>
-        <w:spacing w:after="240" w:before="240" w:line="240" w:lineRule="auto"/>
+        <w:spacing w:after="240" w:before="240" w:lineRule="auto"/>
         <w:rPr>
           <w:rFonts w:ascii="Calibri" w:cs="Calibri" w:eastAsia="Calibri" w:hAnsi="Calibri"/>
           <w:color w:val="1f3863"/>
@@ -3087,8 +4863,38 @@
           <w:szCs w:val="24"/>
         </w:rPr>
       </w:pPr>
-      <w:bookmarkStart w:colFirst="0" w:colLast="0" w:name="_heading=h.3l25mb2aepay" w:id="18"/>
-      <w:bookmarkEnd w:id="18"/>
+      <w:bookmarkStart w:colFirst="0" w:colLast="0" w:name="_heading=h.42pvleml7v3x" w:id="15"/>
+      <w:bookmarkEnd w:id="15"/>
+      <w:r>
+        <w:rPr>
+          <w:rtl w:val="0"/>
+        </w:rPr>
+      </w:r>
+    </w:p>
+    <w:p>
+      <w:pPr>
+        <w:rPr/>
+      </w:pPr>
+      <w:r>
+        <w:rPr>
+          <w:rtl w:val="0"/>
+        </w:rPr>
+      </w:r>
+    </w:p>
+    <w:p>
+      <w:pPr>
+        <w:rPr/>
+      </w:pPr>
+      <w:r>
+        <w:rPr>
+          <w:rtl w:val="0"/>
+        </w:rPr>
+      </w:r>
+    </w:p>
+    <w:p>
+      <w:pPr>
+        <w:rPr/>
+      </w:pPr>
       <w:r>
         <w:rPr>
           <w:rtl w:val="0"/>
@@ -3105,8 +4911,8 @@
           <w:color w:val="000000"/>
         </w:rPr>
       </w:pPr>
-      <w:bookmarkStart w:colFirst="0" w:colLast="0" w:name="_heading=h.ibouyl7i3obq" w:id="19"/>
-      <w:bookmarkEnd w:id="19"/>
+      <w:bookmarkStart w:colFirst="0" w:colLast="0" w:name="_heading=h.ibouyl7i3obq" w:id="16"/>
+      <w:bookmarkEnd w:id="16"/>
       <w:r>
         <w:rPr>
           <w:rFonts w:ascii="Calibri" w:cs="Calibri" w:eastAsia="Calibri" w:hAnsi="Calibri"/>
@@ -3135,13 +4941,13 @@
     <w:sdt>
       <w:sdtPr>
         <w:lock w:val="contentLocked"/>
-        <w:id w:val="667945058"/>
-        <w:tag w:val="goog_rdk_2"/>
+        <w:id w:val="1005322898"/>
+        <w:tag w:val="goog_rdk_3"/>
       </w:sdtPr>
       <w:sdtContent>
         <w:tbl>
           <w:tblPr>
-            <w:tblStyle w:val="Table5"/>
+            <w:tblStyle w:val="Table6"/>
             <w:tblW w:w="8548.511811023625" w:type="dxa"/>
             <w:jc w:val="left"/>
             <w:tblInd w:w="-45.0" w:type="dxa"/>
@@ -4064,8 +5870,78 @@
           <w:szCs w:val="24"/>
         </w:rPr>
       </w:pPr>
-      <w:bookmarkStart w:colFirst="0" w:colLast="0" w:name="_heading=h.6742pfbk8np8" w:id="20"/>
+      <w:bookmarkStart w:colFirst="0" w:colLast="0" w:name="_heading=h.6742pfbk8np8" w:id="17"/>
+      <w:bookmarkEnd w:id="17"/>
+      <w:r>
+        <w:rPr>
+          <w:rtl w:val="0"/>
+        </w:rPr>
+      </w:r>
+    </w:p>
+    <w:p>
+      <w:pPr>
+        <w:pStyle w:val="Heading3"/>
+        <w:keepNext w:val="0"/>
+        <w:keepLines w:val="0"/>
+        <w:spacing w:after="0" w:before="40" w:lineRule="auto"/>
+        <w:rPr>
+          <w:rFonts w:ascii="Calibri" w:cs="Calibri" w:eastAsia="Calibri" w:hAnsi="Calibri"/>
+          <w:b w:val="1"/>
+          <w:color w:val="000000"/>
+        </w:rPr>
+      </w:pPr>
+      <w:bookmarkStart w:colFirst="0" w:colLast="0" w:name="_heading=h.uz69fy6yyz69" w:id="18"/>
+      <w:bookmarkEnd w:id="18"/>
+      <w:r>
+        <w:rPr>
+          <w:rtl w:val="0"/>
+        </w:rPr>
+      </w:r>
+    </w:p>
+    <w:p>
+      <w:pPr>
+        <w:pStyle w:val="Heading3"/>
+        <w:keepNext w:val="0"/>
+        <w:keepLines w:val="0"/>
+        <w:spacing w:after="0" w:before="40" w:lineRule="auto"/>
+        <w:rPr>
+          <w:rFonts w:ascii="Calibri" w:cs="Calibri" w:eastAsia="Calibri" w:hAnsi="Calibri"/>
+          <w:b w:val="1"/>
+          <w:color w:val="000000"/>
+        </w:rPr>
+      </w:pPr>
+      <w:bookmarkStart w:colFirst="0" w:colLast="0" w:name="_heading=h.v44g5c8acuan" w:id="19"/>
+      <w:bookmarkEnd w:id="19"/>
+      <w:r>
+        <w:rPr>
+          <w:rtl w:val="0"/>
+        </w:rPr>
+      </w:r>
+    </w:p>
+    <w:p>
+      <w:pPr>
+        <w:pStyle w:val="Heading3"/>
+        <w:keepNext w:val="0"/>
+        <w:keepLines w:val="0"/>
+        <w:spacing w:after="0" w:before="40" w:lineRule="auto"/>
+        <w:rPr>
+          <w:rFonts w:ascii="Calibri" w:cs="Calibri" w:eastAsia="Calibri" w:hAnsi="Calibri"/>
+          <w:b w:val="1"/>
+          <w:color w:val="000000"/>
+        </w:rPr>
+      </w:pPr>
+      <w:bookmarkStart w:colFirst="0" w:colLast="0" w:name="_heading=h.g5hobclshfts" w:id="20"/>
       <w:bookmarkEnd w:id="20"/>
+      <w:r>
+        <w:rPr>
+          <w:rtl w:val="0"/>
+        </w:rPr>
+      </w:r>
+    </w:p>
+    <w:p>
+      <w:pPr>
+        <w:rPr/>
+      </w:pPr>
       <w:r>
         <w:rPr>
           <w:rtl w:val="0"/>
@@ -4263,7 +6139,7 @@
       <w:pPr>
         <w:numPr>
           <w:ilvl w:val="0"/>
-          <w:numId w:val="1"/>
+          <w:numId w:val="3"/>
         </w:numPr>
         <w:spacing w:after="0" w:afterAutospacing="0" w:before="240" w:line="259" w:lineRule="auto"/>
         <w:ind w:left="720" w:hanging="360"/>
@@ -4298,7 +6174,7 @@
       <w:pPr>
         <w:numPr>
           <w:ilvl w:val="0"/>
-          <w:numId w:val="1"/>
+          <w:numId w:val="3"/>
         </w:numPr>
         <w:spacing w:after="0" w:afterAutospacing="0" w:before="0" w:beforeAutospacing="0" w:line="259" w:lineRule="auto"/>
         <w:ind w:left="720" w:hanging="360"/>
@@ -4333,7 +6209,7 @@
       <w:pPr>
         <w:numPr>
           <w:ilvl w:val="0"/>
-          <w:numId w:val="1"/>
+          <w:numId w:val="3"/>
         </w:numPr>
         <w:spacing w:after="0" w:afterAutospacing="0" w:before="0" w:beforeAutospacing="0" w:line="259" w:lineRule="auto"/>
         <w:ind w:left="720" w:hanging="360"/>
@@ -4368,7 +6244,7 @@
       <w:pPr>
         <w:numPr>
           <w:ilvl w:val="0"/>
-          <w:numId w:val="1"/>
+          <w:numId w:val="3"/>
         </w:numPr>
         <w:spacing w:after="0" w:afterAutospacing="0" w:before="0" w:beforeAutospacing="0" w:line="259" w:lineRule="auto"/>
         <w:ind w:left="720" w:hanging="360"/>
@@ -4403,7 +6279,7 @@
       <w:pPr>
         <w:numPr>
           <w:ilvl w:val="0"/>
-          <w:numId w:val="1"/>
+          <w:numId w:val="3"/>
         </w:numPr>
         <w:spacing w:after="0" w:afterAutospacing="0" w:before="0" w:beforeAutospacing="0" w:line="259" w:lineRule="auto"/>
         <w:ind w:left="720" w:hanging="360"/>
@@ -4438,7 +6314,7 @@
       <w:pPr>
         <w:numPr>
           <w:ilvl w:val="0"/>
-          <w:numId w:val="1"/>
+          <w:numId w:val="3"/>
         </w:numPr>
         <w:spacing w:after="240" w:before="0" w:beforeAutospacing="0" w:line="259" w:lineRule="auto"/>
         <w:ind w:left="720" w:hanging="360"/>
@@ -4677,48 +6553,221 @@
     </w:p>
     <w:p>
       <w:pPr>
-        <w:rPr/>
-      </w:pPr>
-      <w:r>
-        <w:rPr>
-          <w:rtl w:val="0"/>
-        </w:rPr>
-      </w:r>
-    </w:p>
-    <w:p>
-      <w:pPr>
-        <w:rPr/>
-      </w:pPr>
-      <w:r>
-        <w:rPr>
-          <w:rtl w:val="0"/>
-        </w:rPr>
-      </w:r>
-    </w:p>
-    <w:p>
-      <w:pPr>
-        <w:rPr/>
-      </w:pPr>
-      <w:r>
-        <w:rPr>
-          <w:rtl w:val="0"/>
-        </w:rPr>
-      </w:r>
-    </w:p>
-    <w:p>
-      <w:pPr>
         <w:pStyle w:val="Heading1"/>
         <w:ind w:left="0" w:firstLine="0"/>
         <w:jc w:val="both"/>
-        <w:rPr/>
+        <w:rPr>
+          <w:rFonts w:ascii="Calibri" w:cs="Calibri" w:eastAsia="Calibri" w:hAnsi="Calibri"/>
+          <w:b w:val="1"/>
+          <w:color w:val="000000"/>
+          <w:sz w:val="28"/>
+          <w:szCs w:val="28"/>
+        </w:rPr>
       </w:pPr>
       <w:bookmarkStart w:colFirst="0" w:colLast="0" w:name="_heading=h.br24zvnuxk3o" w:id="25"/>
       <w:bookmarkEnd w:id="25"/>
       <w:r>
         <w:rPr>
+          <w:rFonts w:ascii="Calibri" w:cs="Calibri" w:eastAsia="Calibri" w:hAnsi="Calibri"/>
+          <w:b w:val="1"/>
+          <w:color w:val="000000"/>
+          <w:sz w:val="28"/>
+          <w:szCs w:val="28"/>
           <w:rtl w:val="0"/>
         </w:rPr>
         <w:t xml:space="preserve">3.Evidencias avance del proyecto</w:t>
+      </w:r>
+    </w:p>
+    <w:p>
+      <w:pPr>
+        <w:spacing w:after="240" w:before="240" w:lineRule="auto"/>
+        <w:jc w:val="both"/>
+        <w:rPr>
+          <w:sz w:val="24"/>
+          <w:szCs w:val="24"/>
+        </w:rPr>
+      </w:pPr>
+      <w:r>
+        <w:rPr>
+          <w:sz w:val="24"/>
+          <w:szCs w:val="24"/>
+          <w:rtl w:val="0"/>
+        </w:rPr>
+        <w:t xml:space="preserve">El trabajo actual se centra en el desarrollo y consolidación de </w:t>
+      </w:r>
+      <w:r>
+        <w:rPr>
+          <w:b w:val="1"/>
+          <w:sz w:val="24"/>
+          <w:szCs w:val="24"/>
+          <w:rtl w:val="0"/>
+        </w:rPr>
+        <w:t xml:space="preserve">Evidencias de levantamiento y Lineamientos del proyecto</w:t>
+      </w:r>
+      <w:r>
+        <w:rPr>
+          <w:sz w:val="24"/>
+          <w:szCs w:val="24"/>
+          <w:rtl w:val="0"/>
+        </w:rPr>
+        <w:t xml:space="preserve">, lo cual resulta fundamental antes de dar inicio a la etapa de programación. Esta decisión responde a la necesidad de establecer una </w:t>
+      </w:r>
+      <w:r>
+        <w:rPr>
+          <w:b w:val="1"/>
+          <w:sz w:val="24"/>
+          <w:szCs w:val="24"/>
+          <w:rtl w:val="0"/>
+        </w:rPr>
+        <w:t xml:space="preserve">base sólida y bien documentada</w:t>
+      </w:r>
+      <w:r>
+        <w:rPr>
+          <w:sz w:val="24"/>
+          <w:szCs w:val="24"/>
+          <w:rtl w:val="0"/>
+        </w:rPr>
+        <w:t xml:space="preserve">, que permita orientar correctamente cada una de las fases posteriores del proyecto.</w:t>
+      </w:r>
+    </w:p>
+    <w:p>
+      <w:pPr>
+        <w:spacing w:after="240" w:before="240" w:lineRule="auto"/>
+        <w:jc w:val="both"/>
+        <w:rPr>
+          <w:sz w:val="24"/>
+          <w:szCs w:val="24"/>
+        </w:rPr>
+      </w:pPr>
+      <w:r>
+        <w:rPr>
+          <w:sz w:val="24"/>
+          <w:szCs w:val="24"/>
+          <w:rtl w:val="0"/>
+        </w:rPr>
+        <w:t xml:space="preserve">El levantamiento de información asegura que las necesidades, expectativas y requerimientos de los usuarios y de la organización queden claramente identificados y respaldados con evidencias verificables. De esta manera, se minimizan riesgos de ambigüedad o interpretaciones erróneas que podrían derivar en retrabajo, sobrecostos o retrasos al momento de desarrollar.</w:t>
+      </w:r>
+    </w:p>
+    <w:p>
+      <w:pPr>
+        <w:spacing w:after="240" w:before="240" w:lineRule="auto"/>
+        <w:jc w:val="both"/>
+        <w:rPr>
+          <w:sz w:val="24"/>
+          <w:szCs w:val="24"/>
+        </w:rPr>
+      </w:pPr>
+      <w:r>
+        <w:rPr>
+          <w:sz w:val="24"/>
+          <w:szCs w:val="24"/>
+          <w:rtl w:val="0"/>
+        </w:rPr>
+        <w:t xml:space="preserve">Adicionalmente, se realizó un </w:t>
+      </w:r>
+      <w:r>
+        <w:rPr>
+          <w:b w:val="1"/>
+          <w:sz w:val="24"/>
+          <w:szCs w:val="24"/>
+          <w:rtl w:val="0"/>
+        </w:rPr>
+        <w:t xml:space="preserve">estudio de factibilidad</w:t>
+      </w:r>
+      <w:r>
+        <w:rPr>
+          <w:sz w:val="24"/>
+          <w:szCs w:val="24"/>
+          <w:rtl w:val="0"/>
+        </w:rPr>
+        <w:t xml:space="preserve">. Este análisis aseguró que la solución propuesta fuese alcanzable con los recursos disponibles y alineada a los objetivos estratégicos.</w:t>
+      </w:r>
+    </w:p>
+    <w:p>
+      <w:pPr>
+        <w:spacing w:after="240" w:before="240" w:lineRule="auto"/>
+        <w:jc w:val="both"/>
+        <w:rPr>
+          <w:sz w:val="24"/>
+          <w:szCs w:val="24"/>
+        </w:rPr>
+      </w:pPr>
+      <w:r>
+        <w:rPr>
+          <w:sz w:val="24"/>
+          <w:szCs w:val="24"/>
+          <w:rtl w:val="0"/>
+        </w:rPr>
+        <w:t xml:space="preserve">Para dar soporte a este proceso hemos aplicado </w:t>
+      </w:r>
+      <w:r>
+        <w:rPr>
+          <w:b w:val="1"/>
+          <w:sz w:val="24"/>
+          <w:szCs w:val="24"/>
+          <w:rtl w:val="0"/>
+        </w:rPr>
+        <w:t xml:space="preserve">metodologías de trabajo ágiles</w:t>
+      </w:r>
+      <w:r>
+        <w:rPr>
+          <w:sz w:val="24"/>
+          <w:szCs w:val="24"/>
+          <w:rtl w:val="0"/>
+        </w:rPr>
+        <w:t xml:space="preserve">, particularmente la </w:t>
+      </w:r>
+      <w:r>
+        <w:rPr>
+          <w:b w:val="1"/>
+          <w:sz w:val="24"/>
+          <w:szCs w:val="24"/>
+          <w:rtl w:val="0"/>
+        </w:rPr>
+        <w:t xml:space="preserve">metodología Scrum</w:t>
+      </w:r>
+      <w:r>
+        <w:rPr>
+          <w:sz w:val="24"/>
+          <w:szCs w:val="24"/>
+          <w:rtl w:val="0"/>
+        </w:rPr>
+        <w:t xml:space="preserve">, que nos ha permitido organizar el proyecto en iteraciones y roles claros, asegurando la adaptabilidad y el seguimiento continuo de avances. Junto con ello, se elaboró una </w:t>
+      </w:r>
+      <w:r>
+        <w:rPr>
+          <w:b w:val="1"/>
+          <w:sz w:val="24"/>
+          <w:szCs w:val="24"/>
+          <w:rtl w:val="0"/>
+        </w:rPr>
+        <w:t xml:space="preserve">carta Gantt</w:t>
+      </w:r>
+      <w:r>
+        <w:rPr>
+          <w:sz w:val="24"/>
+          <w:szCs w:val="24"/>
+          <w:rtl w:val="0"/>
+        </w:rPr>
+        <w:t xml:space="preserve">, que facilita la planificación temporal de las actividades y la identificación de dependencias entre ellas. Estas herramientas metodológicas fortalecen la estructura del proyecto y garantizan que cada paso cuente con una planificación y control adecuados.</w:t>
+      </w:r>
+    </w:p>
+    <w:p>
+      <w:pPr>
+        <w:spacing w:after="240" w:before="240" w:lineRule="auto"/>
+        <w:jc w:val="both"/>
+        <w:rPr>
+          <w:sz w:val="24"/>
+          <w:szCs w:val="24"/>
+        </w:rPr>
+      </w:pPr>
+      <w:r>
+        <w:rPr>
+          <w:sz w:val="24"/>
+          <w:szCs w:val="24"/>
+          <w:rtl w:val="0"/>
+        </w:rPr>
+        <w:t xml:space="preserve">En síntesis, no estamos programando en esta etapa porque la prioridad es asegurar que todo el proyecto se sustenta sobre evidencias claras, un estudio de factibilidad bien desarrollado, metodologías de trabajo aplicadas y lineamientos definidos. Solo con esta base robusta será posible transitar de manera ordenada hacia la implementación técnica, garantizando que la programación se realice con claridad, respaldo y alineación a los objetivos estratégicos del proyecto.</w:t>
       </w:r>
     </w:p>
     <w:p>
@@ -4730,163 +6779,20 @@
         <w:rPr>
           <w:rtl w:val="0"/>
         </w:rPr>
-        <w:t xml:space="preserve">El trabajo actual se centra en el desarrollo y consolidación de </w:t>
-      </w:r>
-      <w:r>
-        <w:rPr>
-          <w:b w:val="1"/>
-          <w:rtl w:val="0"/>
-        </w:rPr>
-        <w:t xml:space="preserve">Evidencias de levantamiento y Lineamientos del proyecto</w:t>
-      </w:r>
-      <w:r>
-        <w:rPr>
-          <w:rtl w:val="0"/>
-        </w:rPr>
-        <w:t xml:space="preserve">, lo cual resulta fundamental antes de dar inicio a la etapa de programación. Esta decisión responde a la necesidad de establecer una </w:t>
-      </w:r>
-      <w:r>
-        <w:rPr>
-          <w:b w:val="1"/>
-          <w:rtl w:val="0"/>
-        </w:rPr>
-        <w:t xml:space="preserve">base sólida y bien documentada</w:t>
-      </w:r>
-      <w:r>
-        <w:rPr>
-          <w:rtl w:val="0"/>
-        </w:rPr>
-        <w:t xml:space="preserve">, que permita orientar correctamente cada una de las fases posteriores del proyecto.</w:t>
-      </w:r>
-    </w:p>
-    <w:p>
-      <w:pPr>
-        <w:spacing w:after="240" w:before="240" w:lineRule="auto"/>
+      </w:r>
+    </w:p>
+    <w:p>
+      <w:pPr>
         <w:rPr/>
       </w:pPr>
       <w:r>
         <w:rPr>
           <w:rtl w:val="0"/>
         </w:rPr>
-        <w:t xml:space="preserve">En primer lugar, el levantamiento de información asegura que las necesidades, expectativas y requerimientos de los usuarios y de la organización queden claramente identificados y respaldados con evidencias verificables. De esta manera, se minimizan riesgos de ambigüedad o interpretaciones erróneas que podrían derivar en retrabajo, sobrecostos o retrasos al momento de desarrollar.</w:t>
-      </w:r>
-    </w:p>
-    <w:p>
-      <w:pPr>
-        <w:spacing w:after="240" w:before="240" w:lineRule="auto"/>
-        <w:rPr/>
-      </w:pPr>
-      <w:r>
-        <w:rPr>
-          <w:rtl w:val="0"/>
-        </w:rPr>
-        <w:t xml:space="preserve">En segundo lugar, trabajar en base a lineamientos documentados garantiza la </w:t>
-      </w:r>
-      <w:r>
-        <w:rPr>
-          <w:b w:val="1"/>
-          <w:rtl w:val="0"/>
-        </w:rPr>
-        <w:t xml:space="preserve">trazabilidad de las decisiones</w:t>
-      </w:r>
-      <w:r>
-        <w:rPr>
-          <w:rtl w:val="0"/>
-        </w:rPr>
-        <w:t xml:space="preserve"> y la coherencia entre objetivos, alcance, funcionalidades y restricciones. Esto permite que tanto el equipo de desarrollo como los distintos actores involucrados tengan una visión compartida del proyecto, facilitando la coordinación y la alineación de esfuerzos.</w:t>
-      </w:r>
-    </w:p>
-    <w:p>
-      <w:pPr>
-        <w:spacing w:after="240" w:before="240" w:lineRule="auto"/>
-        <w:rPr/>
-      </w:pPr>
-      <w:r>
-        <w:rPr>
-          <w:rtl w:val="0"/>
-        </w:rPr>
-        <w:t xml:space="preserve">Adicionalmente, se realizó un </w:t>
-      </w:r>
-      <w:r>
-        <w:rPr>
-          <w:b w:val="1"/>
-          <w:rtl w:val="0"/>
-        </w:rPr>
-        <w:t xml:space="preserve">estudio de factibilidad</w:t>
-      </w:r>
-      <w:r>
-        <w:rPr>
-          <w:rtl w:val="0"/>
-        </w:rPr>
-        <w:t xml:space="preserve">, el cual permitió analizar la viabilidad técnica, económica y operativa del proyecto. Este análisis aseguró que la solución propuesta fuese alcanzable con los recursos disponibles y alineada a los objetivos estratégicos.</w:t>
-      </w:r>
-    </w:p>
-    <w:p>
-      <w:pPr>
-        <w:spacing w:after="240" w:before="240" w:lineRule="auto"/>
-        <w:rPr/>
-      </w:pPr>
-      <w:r>
-        <w:rPr>
-          <w:rtl w:val="0"/>
-        </w:rPr>
-        <w:t xml:space="preserve">Para dar soporte a este proceso hemos aplicado </w:t>
-      </w:r>
-      <w:r>
-        <w:rPr>
-          <w:b w:val="1"/>
-          <w:rtl w:val="0"/>
-        </w:rPr>
-        <w:t xml:space="preserve">metodologías de trabajo ágiles</w:t>
-      </w:r>
-      <w:r>
-        <w:rPr>
-          <w:rtl w:val="0"/>
-        </w:rPr>
-        <w:t xml:space="preserve">, particularmente la </w:t>
-      </w:r>
-      <w:r>
-        <w:rPr>
-          <w:b w:val="1"/>
-          <w:rtl w:val="0"/>
-        </w:rPr>
-        <w:t xml:space="preserve">metodología Scrum</w:t>
-      </w:r>
-      <w:r>
-        <w:rPr>
-          <w:rtl w:val="0"/>
-        </w:rPr>
-        <w:t xml:space="preserve">, que nos ha permitido organizar el proyecto en iteraciones y roles claros, asegurando la adaptabilidad y el seguimiento continuo de avances. Junto con ello, se elaboró una </w:t>
-      </w:r>
-      <w:r>
-        <w:rPr>
-          <w:b w:val="1"/>
-          <w:rtl w:val="0"/>
-        </w:rPr>
-        <w:t xml:space="preserve">carta Gantt</w:t>
-      </w:r>
-      <w:r>
-        <w:rPr>
-          <w:rtl w:val="0"/>
-        </w:rPr>
-        <w:t xml:space="preserve">, que facilita la planificación temporal de las actividades y la identificación de dependencias entre ellas. Estas herramientas metodológicas fortalecen la estructura del proyecto y garantizan que cada paso cuente con una planificación y control adecuados.</w:t>
-      </w:r>
-    </w:p>
-    <w:p>
-      <w:pPr>
-        <w:spacing w:after="240" w:before="240" w:lineRule="auto"/>
-        <w:rPr/>
-      </w:pPr>
-      <w:r>
-        <w:rPr>
-          <w:rtl w:val="0"/>
-        </w:rPr>
-        <w:t xml:space="preserve">En síntesis, no estamos programando en esta etapa porque la prioridad es asegurar que todo el proyecto se sustente sobre evidencias claras, un estudio de factibilidad bien desarrollado, metodologías de trabajo aplicadas y lineamientos definidos. Solo con esta base robusta será posible transitar de manera ordenada hacia la implementación técnica, garantizando que la programación se realice con claridad, respaldo y alineación a los objetivos estratégicos del proyecto.</w:t>
-      </w:r>
-    </w:p>
-    <w:p>
-      <w:pPr>
-        <w:spacing w:after="240" w:before="240" w:lineRule="auto"/>
+      </w:r>
+    </w:p>
+    <w:p>
+      <w:pPr>
         <w:rPr/>
       </w:pPr>
       <w:r>
@@ -4932,6 +6838,26 @@
       <w:pPr>
         <w:rPr>
           <w:b w:val="1"/>
+          <w:sz w:val="28"/>
+          <w:szCs w:val="28"/>
+          <w:highlight w:val="white"/>
+        </w:rPr>
+      </w:pPr>
+      <w:r>
+        <w:rPr>
+          <w:b w:val="1"/>
+          <w:sz w:val="28"/>
+          <w:szCs w:val="28"/>
+          <w:highlight w:val="white"/>
+          <w:rtl w:val="0"/>
+        </w:rPr>
+        <w:t xml:space="preserve">INDEX.BLADE.PHP</w:t>
+      </w:r>
+    </w:p>
+    <w:p>
+      <w:pPr>
+        <w:rPr>
+          <w:b w:val="1"/>
           <w:color w:val="262626"/>
           <w:sz w:val="24"/>
           <w:szCs w:val="24"/>
@@ -4948,20 +6874,20 @@
           <wp:anchor allowOverlap="1" behindDoc="1" distB="114300" distT="114300" distL="114300" distR="114300" hidden="0" layoutInCell="1" locked="0" relativeHeight="0" simplePos="0">
             <wp:simplePos x="0" y="0"/>
             <wp:positionH relativeFrom="column">
-              <wp:posOffset>-885824</wp:posOffset>
+              <wp:posOffset>-876299</wp:posOffset>
             </wp:positionH>
             <wp:positionV relativeFrom="paragraph">
-              <wp:posOffset>114300</wp:posOffset>
+              <wp:posOffset>303293</wp:posOffset>
             </wp:positionV>
             <wp:extent cx="11625674" cy="5788475"/>
             <wp:effectExtent b="0" l="0" r="0" t="0"/>
             <wp:wrapNone/>
-            <wp:docPr id="55" name="image3.png"/>
+            <wp:docPr id="55" name="image2.png"/>
             <a:graphic>
               <a:graphicData uri="http://schemas.openxmlformats.org/drawingml/2006/picture">
                 <pic:pic>
                   <pic:nvPicPr>
-                    <pic:cNvPr id="0" name="image3.png"/>
+                    <pic:cNvPr id="0" name="image2.png"/>
                     <pic:cNvPicPr preferRelativeResize="0"/>
                   </pic:nvPicPr>
                   <pic:blipFill>
@@ -5014,6 +6940,22 @@
       </w:pPr>
       <w:r>
         <w:rPr>
+          <w:rtl w:val="0"/>
+        </w:rPr>
+      </w:r>
+    </w:p>
+    <w:p>
+      <w:pPr>
+        <w:rPr>
+          <w:b w:val="1"/>
+          <w:color w:val="262626"/>
+          <w:sz w:val="24"/>
+          <w:szCs w:val="24"/>
+          <w:highlight w:val="white"/>
+        </w:rPr>
+      </w:pPr>
+      <w:r>
+        <w:rPr>
           <w:b w:val="1"/>
           <w:color w:val="262626"/>
           <w:sz w:val="24"/>
@@ -5437,22 +7379,6 @@
       </w:pPr>
       <w:bookmarkStart w:colFirst="0" w:colLast="0" w:name="_heading=h.fnv4icatkifi" w:id="26"/>
       <w:bookmarkEnd w:id="26"/>
-      <w:r>
-        <w:br w:type="page"/>
-      </w:r>
-      <w:r>
-        <w:rPr>
-          <w:rtl w:val="0"/>
-        </w:rPr>
-      </w:r>
-    </w:p>
-    <w:p>
-      <w:pPr>
-        <w:pStyle w:val="Heading1"/>
-        <w:rPr/>
-      </w:pPr>
-      <w:bookmarkStart w:colFirst="0" w:colLast="0" w:name="_heading=h.kgun5stqm946" w:id="27"/>
-      <w:bookmarkEnd w:id="27"/>
       <w:r>
         <w:br w:type="page"/>
       </w:r>
@@ -5474,12 +7400,12 @@
             <wp:extent cx="11872913" cy="5237486"/>
             <wp:effectExtent b="0" l="0" r="0" t="0"/>
             <wp:wrapNone/>
-            <wp:docPr id="52" name="image1.png"/>
+            <wp:docPr id="52" name="image3.png"/>
             <a:graphic>
               <a:graphicData uri="http://schemas.openxmlformats.org/drawingml/2006/picture">
                 <pic:pic>
                   <pic:nvPicPr>
-                    <pic:cNvPr id="0" name="image1.png"/>
+                    <pic:cNvPr id="0" name="image3.png"/>
                     <pic:cNvPicPr preferRelativeResize="0"/>
                   </pic:nvPicPr>
                   <pic:blipFill>
@@ -5507,29 +7433,160 @@
     <w:p>
       <w:pPr>
         <w:pStyle w:val="Heading1"/>
-        <w:rPr/>
-      </w:pPr>
-      <w:bookmarkStart w:colFirst="0" w:colLast="0" w:name="_heading=h.7slkd7wwp0g" w:id="28"/>
-      <w:bookmarkEnd w:id="28"/>
-      <w:r>
-        <w:rPr>
-          <w:rtl w:val="0"/>
-        </w:rPr>
-        <w:t xml:space="preserve">4. Abstract en inglés y español</w:t>
-      </w:r>
-    </w:p>
-    <w:p>
-      <w:pPr>
-        <w:pStyle w:val="Heading4"/>
-        <w:spacing w:before="280" w:lineRule="auto"/>
-        <w:rPr>
-          <w:b w:val="1"/>
+        <w:rPr>
+          <w:rFonts w:ascii="Calibri" w:cs="Calibri" w:eastAsia="Calibri" w:hAnsi="Calibri"/>
+          <w:b w:val="1"/>
+          <w:color w:val="000000"/>
           <w:sz w:val="28"/>
           <w:szCs w:val="28"/>
         </w:rPr>
       </w:pPr>
-      <w:bookmarkStart w:colFirst="0" w:colLast="0" w:name="_heading=h.xp2w3xnkatpb" w:id="29"/>
-      <w:bookmarkEnd w:id="29"/>
+      <w:bookmarkStart w:colFirst="0" w:colLast="0" w:name="_heading=h.7slkd7wwp0g" w:id="27"/>
+      <w:bookmarkEnd w:id="27"/>
+      <w:r>
+        <w:rPr>
+          <w:rFonts w:ascii="Calibri" w:cs="Calibri" w:eastAsia="Calibri" w:hAnsi="Calibri"/>
+          <w:b w:val="1"/>
+          <w:color w:val="000000"/>
+          <w:sz w:val="28"/>
+          <w:szCs w:val="28"/>
+          <w:rtl w:val="0"/>
+        </w:rPr>
+        <w:t xml:space="preserve">4. Abstract en inglés y español</w:t>
+      </w:r>
+    </w:p>
+    <w:p>
+      <w:pPr>
+        <w:pStyle w:val="Heading2"/>
+        <w:pBdr>
+          <w:top w:color="000000" w:space="0" w:sz="0" w:val="none"/>
+          <w:bottom w:color="000000" w:space="0" w:sz="0" w:val="none"/>
+          <w:right w:color="000000" w:space="0" w:sz="0" w:val="none"/>
+          <w:between w:color="000000" w:space="0" w:sz="0" w:val="none"/>
+        </w:pBdr>
+        <w:shd w:fill="ffffff" w:val="clear"/>
+        <w:spacing w:after="240" w:before="240" w:lineRule="auto"/>
+        <w:jc w:val="both"/>
+        <w:rPr>
+          <w:rFonts w:ascii="Calibri" w:cs="Calibri" w:eastAsia="Calibri" w:hAnsi="Calibri"/>
+          <w:b w:val="1"/>
+          <w:color w:val="000000"/>
+          <w:sz w:val="28"/>
+          <w:szCs w:val="28"/>
+        </w:rPr>
+      </w:pPr>
+      <w:bookmarkStart w:colFirst="0" w:colLast="0" w:name="_heading=h.8dsk0y2xdsso" w:id="28"/>
+      <w:bookmarkEnd w:id="28"/>
+      <w:r>
+        <w:rPr>
+          <w:rFonts w:ascii="Calibri" w:cs="Calibri" w:eastAsia="Calibri" w:hAnsi="Calibri"/>
+          <w:b w:val="1"/>
+          <w:color w:val="000000"/>
+          <w:sz w:val="28"/>
+          <w:szCs w:val="28"/>
+          <w:rtl w:val="0"/>
+        </w:rPr>
+        <w:t xml:space="preserve">Abstract en Español</w:t>
+      </w:r>
+    </w:p>
+    <w:p>
+      <w:pPr>
+        <w:keepNext w:val="0"/>
+        <w:keepLines w:val="0"/>
+        <w:pBdr>
+          <w:top w:color="000000" w:space="0" w:sz="0" w:val="none"/>
+          <w:bottom w:color="000000" w:space="0" w:sz="0" w:val="none"/>
+          <w:right w:color="000000" w:space="0" w:sz="0" w:val="none"/>
+          <w:between w:color="000000" w:space="0" w:sz="0" w:val="none"/>
+        </w:pBdr>
+        <w:shd w:fill="ffffff" w:val="clear"/>
+        <w:spacing w:before="240" w:line="276" w:lineRule="auto"/>
+        <w:jc w:val="both"/>
+        <w:rPr>
+          <w:sz w:val="24"/>
+          <w:szCs w:val="24"/>
+        </w:rPr>
+      </w:pPr>
+      <w:r>
+        <w:rPr>
+          <w:sz w:val="24"/>
+          <w:szCs w:val="24"/>
+          <w:rtl w:val="0"/>
+        </w:rPr>
+        <w:t xml:space="preserve">El proyecto CI-MUN busca modernizar la gestión de incidencias y documentación municipal en Chile mediante el uso de inteligencia artificial y herramientas digitales innovadoras. La propuesta integra un módulo de IA capaz de clasificar, priorizar y asignar incidencias ciudadanas, acompañado de un sistema de mensajería multicanal, las cuales nos permiten mejorar la comunicación entre el municipio y los ciudadanos en tiempo real. Además, se implementa un rediseño de la plataforma web, orientado a la usabilidad, accesibilidad y rendimiento, con dashboards interactivos para la visualización de métricas clave y generación de reportes estratégicos. </w:t>
+      </w:r>
+    </w:p>
+    <w:p>
+      <w:pPr>
+        <w:keepNext w:val="0"/>
+        <w:keepLines w:val="0"/>
+        <w:pBdr>
+          <w:top w:color="000000" w:space="0" w:sz="0" w:val="none"/>
+          <w:bottom w:color="000000" w:space="0" w:sz="0" w:val="none"/>
+          <w:right w:color="000000" w:space="0" w:sz="0" w:val="none"/>
+          <w:between w:color="000000" w:space="0" w:sz="0" w:val="none"/>
+        </w:pBdr>
+        <w:shd w:fill="ffffff" w:val="clear"/>
+        <w:spacing w:before="240" w:line="276" w:lineRule="auto"/>
+        <w:jc w:val="both"/>
+        <w:rPr>
+          <w:sz w:val="24"/>
+          <w:szCs w:val="24"/>
+        </w:rPr>
+      </w:pPr>
+      <w:r>
+        <w:rPr>
+          <w:sz w:val="24"/>
+          <w:szCs w:val="24"/>
+          <w:rtl w:val="0"/>
+        </w:rPr>
+        <w:t xml:space="preserve">El proyecto se desarrolla bajo la metodología ágil Scrum, con seis sprints de tres semanas, asegurando entregas incrementales, trazabilidad y adaptabilidad. La factibilidad técnica, económica y operativa fue validada mediante un estudio de factibilidad, confirmando la viabilidad del proyecto dentro de los recursos disponibles. CI-MUN representa un aporte significativo a la transformación digital del sector público, optimizando tiempos de respuesta y fortaleciendo la relación entre municipio y ciudadanía.</w:t>
+      </w:r>
+    </w:p>
+    <w:p>
+      <w:pPr>
+        <w:keepNext w:val="0"/>
+        <w:keepLines w:val="0"/>
+        <w:pBdr>
+          <w:top w:color="000000" w:space="0" w:sz="0" w:val="none"/>
+          <w:bottom w:color="000000" w:space="0" w:sz="0" w:val="none"/>
+          <w:right w:color="000000" w:space="0" w:sz="0" w:val="none"/>
+          <w:between w:color="000000" w:space="0" w:sz="0" w:val="none"/>
+        </w:pBdr>
+        <w:shd w:fill="ffffff" w:val="clear"/>
+        <w:spacing w:before="240" w:line="276" w:lineRule="auto"/>
+        <w:jc w:val="both"/>
+        <w:rPr>
+          <w:b w:val="1"/>
+          <w:sz w:val="24"/>
+          <w:szCs w:val="24"/>
+        </w:rPr>
+      </w:pPr>
+      <w:r>
+        <w:rPr>
+          <w:rtl w:val="0"/>
+        </w:rPr>
+      </w:r>
+    </w:p>
+    <w:p>
+      <w:pPr>
+        <w:keepNext w:val="0"/>
+        <w:keepLines w:val="0"/>
+        <w:pBdr>
+          <w:top w:color="000000" w:space="0" w:sz="0" w:val="none"/>
+          <w:bottom w:color="000000" w:space="0" w:sz="0" w:val="none"/>
+          <w:right w:color="000000" w:space="0" w:sz="0" w:val="none"/>
+          <w:between w:color="000000" w:space="0" w:sz="0" w:val="none"/>
+        </w:pBdr>
+        <w:shd w:fill="ffffff" w:val="clear"/>
+        <w:spacing w:before="240" w:line="276" w:lineRule="auto"/>
+        <w:jc w:val="both"/>
+        <w:rPr>
+          <w:b w:val="1"/>
+          <w:sz w:val="24"/>
+          <w:szCs w:val="24"/>
+        </w:rPr>
+      </w:pPr>
       <w:r>
         <w:rPr>
           <w:rtl w:val="0"/>
@@ -5550,13 +7607,49 @@
         <w:jc w:val="both"/>
         <w:rPr/>
       </w:pPr>
-      <w:bookmarkStart w:colFirst="0" w:colLast="0" w:name="_heading=h.8dsk0y2xdsso" w:id="30"/>
+      <w:bookmarkStart w:colFirst="0" w:colLast="0" w:name="_heading=h.wcyhrv8yiq7s" w:id="29"/>
+      <w:bookmarkEnd w:id="29"/>
+      <w:r>
+        <w:br w:type="page"/>
+      </w:r>
+      <w:r>
+        <w:rPr>
+          <w:rtl w:val="0"/>
+        </w:rPr>
+      </w:r>
+    </w:p>
+    <w:p>
+      <w:pPr>
+        <w:pStyle w:val="Heading2"/>
+        <w:pBdr>
+          <w:top w:color="000000" w:space="0" w:sz="0" w:val="none"/>
+          <w:bottom w:color="000000" w:space="0" w:sz="0" w:val="none"/>
+          <w:right w:color="000000" w:space="0" w:sz="0" w:val="none"/>
+          <w:between w:color="000000" w:space="0" w:sz="0" w:val="none"/>
+        </w:pBdr>
+        <w:shd w:fill="ffffff" w:val="clear"/>
+        <w:spacing w:after="240" w:before="240" w:lineRule="auto"/>
+        <w:jc w:val="both"/>
+        <w:rPr>
+          <w:rFonts w:ascii="Calibri" w:cs="Calibri" w:eastAsia="Calibri" w:hAnsi="Calibri"/>
+          <w:b w:val="1"/>
+          <w:color w:val="000000"/>
+          <w:sz w:val="28"/>
+          <w:szCs w:val="28"/>
+        </w:rPr>
+      </w:pPr>
+      <w:bookmarkStart w:colFirst="0" w:colLast="0" w:name="_heading=h.n0j5pzl3k2dt" w:id="30"/>
       <w:bookmarkEnd w:id="30"/>
       <w:r>
         <w:rPr>
-          <w:rtl w:val="0"/>
-        </w:rPr>
-        <w:t xml:space="preserve">Abstract en Español</w:t>
+          <w:rFonts w:ascii="Calibri" w:cs="Calibri" w:eastAsia="Calibri" w:hAnsi="Calibri"/>
+          <w:b w:val="1"/>
+          <w:color w:val="000000"/>
+          <w:sz w:val="28"/>
+          <w:szCs w:val="28"/>
+          <w:rtl w:val="0"/>
+        </w:rPr>
+        <w:t xml:space="preserve">Abstract en Inglés</w:t>
       </w:r>
     </w:p>
     <w:p>
@@ -5608,7 +7701,7 @@
           <w:szCs w:val="24"/>
           <w:rtl w:val="0"/>
         </w:rPr>
-        <w:t xml:space="preserve">El proyecto CI-MUN busca modernizar la gestión de incidencias y documentación municipal en Chile mediante el uso de inteligencia artificial y herramientas digitales innovadoras. La propuesta integra un módulo de IA capaz de clasificar, priorizar y asignar incidencias ciudadanas, acompañado de un sistema de mensajería multicanal, las cuales nos permiten mejorar la comunicación entre el municipio y los ciudadanos en tiempo real. Además, se implementa un rediseño de la plataforma web, orientado a la usabilidad, accesibilidad y rendimiento, con dashboards interactivos para la visualización de métricas clave y generación de reportes estratégicos. El proyecto se desarrolla bajo la metodología ágil Scrum, con seis sprints de tres semanas, asegurando entregas incrementales, trazabilidad y adaptabilidad. La factibilidad técnica, económica y operativa fue validada mediante un estudio de factibilidad, confirmando la viabilidad del proyecto dentro de los recursos disponibles. CI-MUN representa un aporte significativo a la transformación digital del sector público, optimizando tiempos de respuesta y fortaleciendo la relación entre municipio y ciudadanía.</w:t>
+        <w:t xml:space="preserve">The CI-MUN project aims to modernize municipal incident and document management in Chile through the use of artificial intelligence and innovative digital tools. The proposal integrates an AI module capable of classifying, prioritizing, and assigning citizen incidents, supported by a multichannel messaging system, to improve real-time communication between municipalities and citizens. Furthermore, the project includes a web platform redesign focused on usability, accessibility, and performance, along with interactive dashboards for key metrics visualization and strategic reporting. </w:t>
       </w:r>
     </w:p>
     <w:p>
@@ -5625,15 +7718,17 @@
         <w:spacing w:before="240" w:line="276" w:lineRule="auto"/>
         <w:jc w:val="both"/>
         <w:rPr>
-          <w:b w:val="1"/>
-          <w:sz w:val="24"/>
-          <w:szCs w:val="24"/>
-        </w:rPr>
-      </w:pPr>
-      <w:r>
-        <w:rPr>
-          <w:rtl w:val="0"/>
-        </w:rPr>
+          <w:sz w:val="24"/>
+          <w:szCs w:val="24"/>
+        </w:rPr>
+      </w:pPr>
+      <w:r>
+        <w:rPr>
+          <w:sz w:val="24"/>
+          <w:szCs w:val="24"/>
+          <w:rtl w:val="0"/>
+        </w:rPr>
+        <w:t xml:space="preserve">The development process follows the Scrum agile methodology, with six three-week sprints ensuring incremental deliveries, traceability, and adaptability. A feasibility study validated the technical, economic, and operational viability of the project, confirming its alignment with available resources. CI-MUN represents a significant contribution to the digital transformation of the public sector, optimizing response times and strengthening the relationship between municipalities and their communities.</w:t>
       </w:r>
     </w:p>
     <w:p>
@@ -5663,63 +7758,6 @@
     </w:p>
     <w:p>
       <w:pPr>
-        <w:pStyle w:val="Heading2"/>
-        <w:pBdr>
-          <w:top w:color="000000" w:space="0" w:sz="0" w:val="none"/>
-          <w:bottom w:color="000000" w:space="0" w:sz="0" w:val="none"/>
-          <w:right w:color="000000" w:space="0" w:sz="0" w:val="none"/>
-          <w:between w:color="000000" w:space="0" w:sz="0" w:val="none"/>
-        </w:pBdr>
-        <w:shd w:fill="ffffff" w:val="clear"/>
-        <w:spacing w:after="240" w:before="240" w:lineRule="auto"/>
-        <w:jc w:val="both"/>
-        <w:rPr/>
-      </w:pPr>
-      <w:bookmarkStart w:colFirst="0" w:colLast="0" w:name="_heading=h.wcyhrv8yiq7s" w:id="31"/>
-      <w:bookmarkEnd w:id="31"/>
-      <w:r>
-        <w:br w:type="page"/>
-      </w:r>
-      <w:r>
-        <w:rPr>
-          <w:rtl w:val="0"/>
-        </w:rPr>
-      </w:r>
-    </w:p>
-    <w:p>
-      <w:pPr>
-        <w:pStyle w:val="Heading2"/>
-        <w:pBdr>
-          <w:top w:color="000000" w:space="0" w:sz="0" w:val="none"/>
-          <w:bottom w:color="000000" w:space="0" w:sz="0" w:val="none"/>
-          <w:right w:color="000000" w:space="0" w:sz="0" w:val="none"/>
-          <w:between w:color="000000" w:space="0" w:sz="0" w:val="none"/>
-        </w:pBdr>
-        <w:shd w:fill="ffffff" w:val="clear"/>
-        <w:spacing w:after="240" w:before="240" w:lineRule="auto"/>
-        <w:jc w:val="both"/>
-        <w:rPr>
-          <w:b w:val="1"/>
-          <w:sz w:val="24"/>
-          <w:szCs w:val="24"/>
-        </w:rPr>
-      </w:pPr>
-      <w:bookmarkStart w:colFirst="0" w:colLast="0" w:name="_heading=h.n0j5pzl3k2dt" w:id="32"/>
-      <w:bookmarkEnd w:id="32"/>
-      <w:r>
-        <w:rPr>
-          <w:rtl w:val="0"/>
-        </w:rPr>
-        <w:t xml:space="preserve">Abstract en Inglés</w:t>
-      </w:r>
-      <w:r>
-        <w:rPr>
-          <w:rtl w:val="0"/>
-        </w:rPr>
-      </w:r>
-    </w:p>
-    <w:p>
-      <w:pPr>
         <w:keepNext w:val="0"/>
         <w:keepLines w:val="0"/>
         <w:pBdr>
@@ -5757,17 +7795,15 @@
         <w:spacing w:before="240" w:line="276" w:lineRule="auto"/>
         <w:jc w:val="both"/>
         <w:rPr>
-          <w:sz w:val="24"/>
-          <w:szCs w:val="24"/>
-        </w:rPr>
-      </w:pPr>
-      <w:r>
-        <w:rPr>
-          <w:sz w:val="24"/>
-          <w:szCs w:val="24"/>
-          <w:rtl w:val="0"/>
-        </w:rPr>
-        <w:t xml:space="preserve">The CI-MUN project aims to modernize municipal incident and document management in Chile through the use of artificial intelligence and innovative digital tools. The proposal integrates an AI module capable of classifying, prioritizing, and assigning citizen incidents, supported by a multichannel messaging system, to improve real-time communication between municipalities and citizens. Furthermore, the project includes a web platform redesign focused on usability, accessibility, and performance, along with interactive dashboards for key metrics visualization and strategic reporting. The development process follows the Scrum agile methodology, with six three-week sprints ensuring incremental deliveries, traceability, and adaptability. A feasibility study validated the technical, economic, and operational viability of the project, confirming its alignment with available resources. CI-MUN represents a significant contribution to the digital transformation of the public sector, optimizing response times and strengthening the relationship between municipalities and their communities.</w:t>
+          <w:b w:val="1"/>
+          <w:sz w:val="24"/>
+          <w:szCs w:val="24"/>
+        </w:rPr>
+      </w:pPr>
+      <w:r>
+        <w:rPr>
+          <w:rtl w:val="0"/>
+        </w:rPr>
       </w:r>
     </w:p>
     <w:p>
@@ -5972,131 +8008,6 @@
     </w:p>
     <w:p>
       <w:pPr>
-        <w:keepNext w:val="0"/>
-        <w:keepLines w:val="0"/>
-        <w:pBdr>
-          <w:top w:color="000000" w:space="0" w:sz="0" w:val="none"/>
-          <w:bottom w:color="000000" w:space="0" w:sz="0" w:val="none"/>
-          <w:right w:color="000000" w:space="0" w:sz="0" w:val="none"/>
-          <w:between w:color="000000" w:space="0" w:sz="0" w:val="none"/>
-        </w:pBdr>
-        <w:shd w:fill="ffffff" w:val="clear"/>
-        <w:spacing w:before="240" w:line="276" w:lineRule="auto"/>
-        <w:jc w:val="both"/>
-        <w:rPr>
-          <w:b w:val="1"/>
-          <w:sz w:val="24"/>
-          <w:szCs w:val="24"/>
-        </w:rPr>
-      </w:pPr>
-      <w:r>
-        <w:rPr>
-          <w:rtl w:val="0"/>
-        </w:rPr>
-      </w:r>
-    </w:p>
-    <w:p>
-      <w:pPr>
-        <w:keepNext w:val="0"/>
-        <w:keepLines w:val="0"/>
-        <w:pBdr>
-          <w:top w:color="000000" w:space="0" w:sz="0" w:val="none"/>
-          <w:bottom w:color="000000" w:space="0" w:sz="0" w:val="none"/>
-          <w:right w:color="000000" w:space="0" w:sz="0" w:val="none"/>
-          <w:between w:color="000000" w:space="0" w:sz="0" w:val="none"/>
-        </w:pBdr>
-        <w:shd w:fill="ffffff" w:val="clear"/>
-        <w:spacing w:before="240" w:line="276" w:lineRule="auto"/>
-        <w:jc w:val="both"/>
-        <w:rPr>
-          <w:b w:val="1"/>
-          <w:sz w:val="24"/>
-          <w:szCs w:val="24"/>
-        </w:rPr>
-      </w:pPr>
-      <w:r>
-        <w:rPr>
-          <w:rtl w:val="0"/>
-        </w:rPr>
-      </w:r>
-    </w:p>
-    <w:p>
-      <w:pPr>
-        <w:keepNext w:val="0"/>
-        <w:keepLines w:val="0"/>
-        <w:pBdr>
-          <w:top w:color="000000" w:space="0" w:sz="0" w:val="none"/>
-          <w:bottom w:color="000000" w:space="0" w:sz="0" w:val="none"/>
-          <w:right w:color="000000" w:space="0" w:sz="0" w:val="none"/>
-          <w:between w:color="000000" w:space="0" w:sz="0" w:val="none"/>
-        </w:pBdr>
-        <w:shd w:fill="ffffff" w:val="clear"/>
-        <w:spacing w:before="240" w:line="276" w:lineRule="auto"/>
-        <w:jc w:val="both"/>
-        <w:rPr>
-          <w:b w:val="1"/>
-          <w:sz w:val="24"/>
-          <w:szCs w:val="24"/>
-        </w:rPr>
-      </w:pPr>
-      <w:r>
-        <w:rPr>
-          <w:rtl w:val="0"/>
-        </w:rPr>
-      </w:r>
-    </w:p>
-    <w:p>
-      <w:pPr>
-        <w:keepNext w:val="0"/>
-        <w:keepLines w:val="0"/>
-        <w:pBdr>
-          <w:top w:color="000000" w:space="0" w:sz="0" w:val="none"/>
-          <w:bottom w:color="000000" w:space="0" w:sz="0" w:val="none"/>
-          <w:right w:color="000000" w:space="0" w:sz="0" w:val="none"/>
-          <w:between w:color="000000" w:space="0" w:sz="0" w:val="none"/>
-        </w:pBdr>
-        <w:shd w:fill="ffffff" w:val="clear"/>
-        <w:spacing w:before="240" w:line="276" w:lineRule="auto"/>
-        <w:jc w:val="both"/>
-        <w:rPr>
-          <w:b w:val="1"/>
-          <w:sz w:val="24"/>
-          <w:szCs w:val="24"/>
-        </w:rPr>
-      </w:pPr>
-      <w:r>
-        <w:rPr>
-          <w:rtl w:val="0"/>
-        </w:rPr>
-      </w:r>
-    </w:p>
-    <w:p>
-      <w:pPr>
-        <w:keepNext w:val="0"/>
-        <w:keepLines w:val="0"/>
-        <w:pBdr>
-          <w:top w:color="000000" w:space="0" w:sz="0" w:val="none"/>
-          <w:bottom w:color="000000" w:space="0" w:sz="0" w:val="none"/>
-          <w:right w:color="000000" w:space="0" w:sz="0" w:val="none"/>
-          <w:between w:color="000000" w:space="0" w:sz="0" w:val="none"/>
-        </w:pBdr>
-        <w:shd w:fill="ffffff" w:val="clear"/>
-        <w:spacing w:before="240" w:line="276" w:lineRule="auto"/>
-        <w:jc w:val="both"/>
-        <w:rPr>
-          <w:b w:val="1"/>
-          <w:sz w:val="24"/>
-          <w:szCs w:val="24"/>
-        </w:rPr>
-      </w:pPr>
-      <w:r>
-        <w:rPr>
-          <w:rtl w:val="0"/>
-        </w:rPr>
-      </w:r>
-    </w:p>
-    <w:p>
-      <w:pPr>
         <w:pBdr>
           <w:top w:color="000000" w:space="0" w:sz="0" w:val="none"/>
           <w:bottom w:color="000000" w:space="0" w:sz="0" w:val="none"/>
@@ -6121,21 +8032,31 @@
         <w:pStyle w:val="Heading1"/>
         <w:spacing w:after="240" w:before="240" w:lineRule="auto"/>
         <w:jc w:val="both"/>
-        <w:rPr/>
-      </w:pPr>
-      <w:bookmarkStart w:colFirst="0" w:colLast="0" w:name="_heading=h.lrdx3bextpq1" w:id="33"/>
-      <w:bookmarkEnd w:id="33"/>
-      <w:r>
-        <w:rPr>
-          <w:rtl w:val="0"/>
-        </w:rPr>
-        <w:t xml:space="preserve">5.Conclusiones individuales</w:t>
-      </w:r>
-    </w:p>
-    <w:p>
-      <w:pPr>
-        <w:rPr>
-          <w:b w:val="1"/>
+        <w:rPr>
+          <w:rFonts w:ascii="Calibri" w:cs="Calibri" w:eastAsia="Calibri" w:hAnsi="Calibri"/>
+          <w:b w:val="1"/>
+          <w:color w:val="000000"/>
+          <w:sz w:val="28"/>
+          <w:szCs w:val="28"/>
+        </w:rPr>
+      </w:pPr>
+      <w:bookmarkStart w:colFirst="0" w:colLast="0" w:name="_heading=h.lrdx3bextpq1" w:id="31"/>
+      <w:bookmarkEnd w:id="31"/>
+      <w:r>
+        <w:rPr>
+          <w:rFonts w:ascii="Calibri" w:cs="Calibri" w:eastAsia="Calibri" w:hAnsi="Calibri"/>
+          <w:b w:val="1"/>
+          <w:color w:val="000000"/>
+          <w:sz w:val="28"/>
+          <w:szCs w:val="28"/>
+          <w:rtl w:val="0"/>
+        </w:rPr>
+        <w:t xml:space="preserve">5.Conclusiones individuales en ingles</w:t>
+      </w:r>
+    </w:p>
+    <w:p>
+      <w:pPr>
+        <w:rPr>
           <w:sz w:val="26"/>
           <w:szCs w:val="26"/>
         </w:rPr>
@@ -6149,33 +8070,28 @@
         </w:rPr>
         <w:t xml:space="preserve">Felipe</w:t>
       </w:r>
-    </w:p>
-    <w:p>
-      <w:pPr>
-        <w:rPr>
-          <w:b w:val="1"/>
+      <w:r>
+        <w:rPr>
+          <w:rtl w:val="0"/>
+        </w:rPr>
+      </w:r>
+    </w:p>
+    <w:p>
+      <w:pPr>
+        <w:spacing w:after="240" w:before="240" w:lineRule="auto"/>
+        <w:jc w:val="both"/>
+        <w:rPr>
           <w:sz w:val="26"/>
           <w:szCs w:val="26"/>
         </w:rPr>
       </w:pPr>
       <w:r>
         <w:rPr>
-          <w:rtl w:val="0"/>
-        </w:rPr>
-      </w:r>
-    </w:p>
-    <w:p>
-      <w:pPr>
-        <w:rPr>
-          <w:b w:val="1"/>
           <w:sz w:val="26"/>
           <w:szCs w:val="26"/>
-        </w:rPr>
-      </w:pPr>
-      <w:r>
-        <w:rPr>
-          <w:rtl w:val="0"/>
-        </w:rPr>
+          <w:rtl w:val="0"/>
+        </w:rPr>
+        <w:t xml:space="preserve">During this phase, I learned the importance of having a solid foundation. I understood that gathering information properly prevents mistakes later on and facilitates technical work. It allowed me to appreciate planning as a fundamental part of development.</w:t>
       </w:r>
     </w:p>
     <w:p>
@@ -6208,6 +8124,8 @@
     </w:p>
     <w:p>
       <w:pPr>
+        <w:spacing w:after="240" w:before="240" w:lineRule="auto"/>
+        <w:jc w:val="both"/>
         <w:rPr>
           <w:b w:val="1"/>
           <w:sz w:val="26"/>
@@ -6216,18 +8134,12 @@
       </w:pPr>
       <w:r>
         <w:rPr>
-          <w:rtl w:val="0"/>
-        </w:rPr>
-      </w:r>
-    </w:p>
-    <w:p>
-      <w:pPr>
-        <w:rPr>
-          <w:b w:val="1"/>
           <w:sz w:val="26"/>
           <w:szCs w:val="26"/>
-        </w:rPr>
-      </w:pPr>
+          <w:rtl w:val="0"/>
+        </w:rPr>
+        <w:t xml:space="preserve">This stage helped me realize that organization and documentation are just as important as the code itself. Although sometimes you want to jump straight into programming, I understood that without clear guidance, the project can easily get lost. It was a key learning experience in my role.</w:t>
+      </w:r>
       <w:r>
         <w:rPr>
           <w:rtl w:val="0"/>
@@ -6264,8 +8176,26 @@
     </w:p>
     <w:p>
       <w:pPr>
-        <w:rPr>
-          <w:b w:val="1"/>
+        <w:spacing w:after="240" w:before="240" w:lineRule="auto"/>
+        <w:jc w:val="both"/>
+        <w:rPr>
+          <w:sz w:val="26"/>
+          <w:szCs w:val="26"/>
+        </w:rPr>
+      </w:pPr>
+      <w:r>
+        <w:rPr>
+          <w:sz w:val="26"/>
+          <w:szCs w:val="26"/>
+          <w:rtl w:val="0"/>
+        </w:rPr>
+        <w:t xml:space="preserve">During this process, I confirmed that working as a team using agile methodologies gives us greater clarity and organization. I realized that each role contributes different value and that communication is essential to moving forward. It was an experience that helped me grow professionally.</w:t>
+      </w:r>
+    </w:p>
+    <w:p>
+      <w:pPr>
+        <w:jc w:val="both"/>
+        <w:rPr>
           <w:sz w:val="26"/>
           <w:szCs w:val="26"/>
         </w:rPr>
@@ -6485,244 +8415,92 @@
     </w:p>
     <w:p>
       <w:pPr>
-        <w:rPr>
-          <w:b w:val="1"/>
-          <w:color w:val="262626"/>
-          <w:sz w:val="21"/>
-          <w:szCs w:val="21"/>
-          <w:highlight w:val="white"/>
-        </w:rPr>
-      </w:pPr>
-      <w:r>
-        <w:rPr>
-          <w:rtl w:val="0"/>
-        </w:rPr>
-      </w:r>
-    </w:p>
-    <w:p>
-      <w:pPr>
-        <w:rPr>
-          <w:b w:val="1"/>
-          <w:color w:val="262626"/>
-          <w:sz w:val="21"/>
-          <w:szCs w:val="21"/>
-          <w:highlight w:val="white"/>
-        </w:rPr>
-      </w:pPr>
-      <w:r>
-        <w:rPr>
-          <w:rtl w:val="0"/>
-        </w:rPr>
-      </w:r>
-    </w:p>
-    <w:p>
-      <w:pPr>
-        <w:rPr>
-          <w:b w:val="1"/>
-          <w:color w:val="262626"/>
-          <w:sz w:val="21"/>
-          <w:szCs w:val="21"/>
-          <w:highlight w:val="white"/>
-        </w:rPr>
-      </w:pPr>
-      <w:r>
-        <w:rPr>
-          <w:rtl w:val="0"/>
-        </w:rPr>
-      </w:r>
-    </w:p>
-    <w:p>
-      <w:pPr>
-        <w:rPr>
-          <w:b w:val="1"/>
-          <w:color w:val="262626"/>
-          <w:sz w:val="21"/>
-          <w:szCs w:val="21"/>
-          <w:highlight w:val="white"/>
-        </w:rPr>
-      </w:pPr>
-      <w:r>
-        <w:rPr>
-          <w:rtl w:val="0"/>
-        </w:rPr>
-      </w:r>
-    </w:p>
-    <w:p>
-      <w:pPr>
-        <w:rPr>
-          <w:b w:val="1"/>
-          <w:color w:val="262626"/>
-          <w:sz w:val="21"/>
-          <w:szCs w:val="21"/>
-          <w:highlight w:val="white"/>
-        </w:rPr>
-      </w:pPr>
-      <w:r>
-        <w:rPr>
-          <w:rtl w:val="0"/>
-        </w:rPr>
-      </w:r>
-    </w:p>
-    <w:p>
-      <w:pPr>
-        <w:rPr>
-          <w:b w:val="1"/>
-          <w:color w:val="262626"/>
-          <w:sz w:val="21"/>
-          <w:szCs w:val="21"/>
-          <w:highlight w:val="white"/>
-        </w:rPr>
-      </w:pPr>
-      <w:r>
-        <w:rPr>
-          <w:rtl w:val="0"/>
-        </w:rPr>
-      </w:r>
-    </w:p>
-    <w:p>
-      <w:pPr>
-        <w:rPr>
-          <w:b w:val="1"/>
-          <w:color w:val="262626"/>
-          <w:sz w:val="21"/>
-          <w:szCs w:val="21"/>
-          <w:highlight w:val="white"/>
-        </w:rPr>
-      </w:pPr>
-      <w:r>
-        <w:rPr>
-          <w:rtl w:val="0"/>
-        </w:rPr>
-      </w:r>
-    </w:p>
-    <w:p>
-      <w:pPr>
-        <w:rPr>
-          <w:b w:val="1"/>
-          <w:color w:val="262626"/>
-          <w:sz w:val="21"/>
-          <w:szCs w:val="21"/>
-          <w:highlight w:val="white"/>
-        </w:rPr>
-      </w:pPr>
-      <w:r>
-        <w:rPr>
-          <w:rtl w:val="0"/>
-        </w:rPr>
-      </w:r>
-    </w:p>
-    <w:p>
-      <w:pPr>
-        <w:rPr>
-          <w:b w:val="1"/>
-          <w:color w:val="262626"/>
-          <w:sz w:val="21"/>
-          <w:szCs w:val="21"/>
-          <w:highlight w:val="white"/>
-        </w:rPr>
-      </w:pPr>
-      <w:r>
-        <w:rPr>
-          <w:rtl w:val="0"/>
-        </w:rPr>
-      </w:r>
-    </w:p>
-    <w:p>
-      <w:pPr>
-        <w:rPr>
-          <w:b w:val="1"/>
-          <w:color w:val="262626"/>
-          <w:sz w:val="21"/>
-          <w:szCs w:val="21"/>
-          <w:highlight w:val="white"/>
-        </w:rPr>
-      </w:pPr>
-      <w:r>
-        <w:rPr>
-          <w:rtl w:val="0"/>
-        </w:rPr>
-      </w:r>
-    </w:p>
-    <w:p>
-      <w:pPr>
-        <w:rPr>
-          <w:b w:val="1"/>
-          <w:color w:val="262626"/>
-          <w:sz w:val="21"/>
-          <w:szCs w:val="21"/>
-          <w:highlight w:val="white"/>
-        </w:rPr>
-      </w:pPr>
-      <w:r>
-        <w:rPr>
-          <w:rtl w:val="0"/>
-        </w:rPr>
-      </w:r>
-    </w:p>
-    <w:p>
-      <w:pPr>
-        <w:rPr>
-          <w:b w:val="1"/>
-          <w:color w:val="262626"/>
-          <w:sz w:val="21"/>
-          <w:szCs w:val="21"/>
-          <w:highlight w:val="white"/>
-        </w:rPr>
-      </w:pPr>
-      <w:r>
-        <w:rPr>
-          <w:rtl w:val="0"/>
-        </w:rPr>
-      </w:r>
-    </w:p>
-    <w:p>
-      <w:pPr>
-        <w:rPr>
-          <w:b w:val="1"/>
-          <w:color w:val="262626"/>
-          <w:sz w:val="21"/>
-          <w:szCs w:val="21"/>
-          <w:highlight w:val="white"/>
-        </w:rPr>
-      </w:pPr>
-      <w:r>
-        <w:rPr>
-          <w:rtl w:val="0"/>
-        </w:rPr>
-      </w:r>
-    </w:p>
-    <w:p>
-      <w:pPr>
-        <w:rPr>
-          <w:b w:val="1"/>
-          <w:color w:val="262626"/>
-          <w:sz w:val="21"/>
-          <w:szCs w:val="21"/>
-          <w:highlight w:val="white"/>
-        </w:rPr>
-      </w:pPr>
-      <w:r>
-        <w:rPr>
-          <w:rtl w:val="0"/>
-        </w:rPr>
-      </w:r>
-    </w:p>
-    <w:p>
-      <w:pPr>
         <w:pStyle w:val="Heading1"/>
+        <w:rPr>
+          <w:rFonts w:ascii="Calibri" w:cs="Calibri" w:eastAsia="Calibri" w:hAnsi="Calibri"/>
+          <w:b w:val="1"/>
+          <w:color w:val="000000"/>
+          <w:sz w:val="28"/>
+          <w:szCs w:val="28"/>
+        </w:rPr>
+      </w:pPr>
+      <w:bookmarkStart w:colFirst="0" w:colLast="0" w:name="_heading=h.bg1u2cfyrzxe" w:id="32"/>
+      <w:bookmarkEnd w:id="32"/>
+      <w:r>
+        <w:rPr>
+          <w:rtl w:val="0"/>
+        </w:rPr>
+      </w:r>
+    </w:p>
+    <w:p>
+      <w:pPr>
+        <w:pStyle w:val="Heading1"/>
+        <w:rPr>
+          <w:rFonts w:ascii="Calibri" w:cs="Calibri" w:eastAsia="Calibri" w:hAnsi="Calibri"/>
+          <w:b w:val="1"/>
+          <w:color w:val="000000"/>
+          <w:sz w:val="28"/>
+          <w:szCs w:val="28"/>
+        </w:rPr>
+      </w:pPr>
+      <w:bookmarkStart w:colFirst="0" w:colLast="0" w:name="_heading=h.oc3ozr8z13er" w:id="33"/>
+      <w:bookmarkEnd w:id="33"/>
+      <w:r>
+        <w:rPr>
+          <w:rFonts w:ascii="Calibri" w:cs="Calibri" w:eastAsia="Calibri" w:hAnsi="Calibri"/>
+          <w:b w:val="1"/>
+          <w:color w:val="000000"/>
+          <w:sz w:val="28"/>
+          <w:szCs w:val="28"/>
+          <w:rtl w:val="0"/>
+        </w:rPr>
+        <w:t xml:space="preserve">6.Reflexión en ingles</w:t>
+      </w:r>
+    </w:p>
+    <w:p>
+      <w:pPr>
+        <w:spacing w:after="240" w:before="240" w:lineRule="auto"/>
+        <w:jc w:val="both"/>
         <w:rPr/>
       </w:pPr>
-      <w:bookmarkStart w:colFirst="0" w:colLast="0" w:name="_heading=h.oc3ozr8z13er" w:id="34"/>
-      <w:bookmarkEnd w:id="34"/>
-      <w:r>
-        <w:rPr>
-          <w:rtl w:val="0"/>
-        </w:rPr>
-        <w:t xml:space="preserve">6.Reflexión en ingles</w:t>
-      </w:r>
-    </w:p>
-    <w:p>
-      <w:pPr>
+      <w:r>
+        <w:rPr>
+          <w:rtl w:val="0"/>
+        </w:rPr>
+        <w:t xml:space="preserve">As a group, this phase allowed us to understand that programming is not the first step in a solid project, but rather the result of a well-structured planning and analysis process. We learned that gathering evidence, conducting a feasibility study, and applying agile methodologies such as Scrum are fundamental elements in reducing risks and ensuring that development progresses with clarity and support. </w:t>
+      </w:r>
+    </w:p>
+    <w:p>
+      <w:pPr>
+        <w:spacing w:after="240" w:before="240" w:lineRule="auto"/>
+        <w:jc w:val="both"/>
+        <w:rPr/>
+      </w:pPr>
+      <w:r>
+        <w:rPr>
+          <w:rtl w:val="0"/>
+        </w:rPr>
+        <w:t xml:space="preserve">Defining roles and organizing into sprints helped us distribute responsibilities efficiently and maintain a steady pace of work. This experience showed us that documentation and planning are as important as code, and that only with a solid methodological foundation is it possible to build high-quality technological solutions that are aligned with the project's objectives.</w:t>
+      </w:r>
+    </w:p>
+    <w:p>
+      <w:pPr>
+        <w:spacing w:after="240" w:before="240" w:lineRule="auto"/>
+        <w:jc w:val="both"/>
+        <w:rPr>
+          <w:i w:val="1"/>
+        </w:rPr>
+      </w:pPr>
+      <w:r>
+        <w:rPr>
+          <w:rtl w:val="0"/>
+        </w:rPr>
+      </w:r>
+    </w:p>
+    <w:p>
+      <w:pPr>
+        <w:spacing w:after="240" w:before="240" w:lineRule="auto"/>
+        <w:jc w:val="both"/>
         <w:rPr/>
       </w:pPr>
       <w:r>
@@ -6757,8 +8535,8 @@
           <w:color w:val="000000"/>
         </w:rPr>
       </w:pPr>
-      <w:bookmarkStart w:colFirst="0" w:colLast="0" w:name="_heading=h.7mrdmzz5tui4" w:id="35"/>
-      <w:bookmarkEnd w:id="35"/>
+      <w:bookmarkStart w:colFirst="0" w:colLast="0" w:name="_heading=h.7mrdmzz5tui4" w:id="34"/>
+      <w:bookmarkEnd w:id="34"/>
       <w:r>
         <w:rPr>
           <w:rtl w:val="0"/>
@@ -6778,1275 +8556,8 @@
         <w:spacing w:after="60" w:lineRule="auto"/>
         <w:rPr/>
       </w:pPr>
-      <w:bookmarkStart w:colFirst="0" w:colLast="0" w:name="_heading=h.gdmu2x19g19r" w:id="36"/>
-      <w:bookmarkEnd w:id="36"/>
-      <w:r>
-        <w:rPr>
-          <w:rtl w:val="0"/>
-        </w:rPr>
-      </w:r>
-    </w:p>
-    <w:p>
-      <w:pPr>
-        <w:rPr/>
-      </w:pPr>
-      <w:r>
-        <w:rPr>
-          <w:rtl w:val="0"/>
-        </w:rPr>
-      </w:r>
-    </w:p>
-    <w:p>
-      <w:pPr>
-        <w:rPr/>
-      </w:pPr>
-      <w:r>
-        <w:rPr>
-          <w:rtl w:val="0"/>
-        </w:rPr>
-      </w:r>
-    </w:p>
-    <w:p>
-      <w:pPr>
-        <w:rPr>
-          <w:b w:val="1"/>
-          <w:sz w:val="24"/>
-          <w:szCs w:val="24"/>
-        </w:rPr>
-      </w:pPr>
-      <w:r>
-        <w:rPr>
-          <w:rtl w:val="0"/>
-        </w:rPr>
-      </w:r>
-    </w:p>
-    <w:p>
-      <w:pPr>
-        <w:rPr/>
-      </w:pPr>
-      <w:r>
-        <w:rPr>
-          <w:rtl w:val="0"/>
-        </w:rPr>
-      </w:r>
-    </w:p>
-    <w:p>
-      <w:pPr>
-        <w:rPr/>
-      </w:pPr>
-      <w:r>
-        <w:rPr>
-          <w:rtl w:val="0"/>
-        </w:rPr>
-      </w:r>
-    </w:p>
-    <w:p>
-      <w:pPr>
-        <w:rPr/>
-      </w:pPr>
-      <w:r>
-        <w:rPr>
-          <w:rtl w:val="0"/>
-        </w:rPr>
-      </w:r>
-    </w:p>
-    <w:p>
-      <w:pPr>
-        <w:jc w:val="both"/>
-        <w:rPr>
-          <w:sz w:val="24"/>
-          <w:szCs w:val="24"/>
-        </w:rPr>
-      </w:pPr>
-      <w:r>
-        <w:rPr>
-          <w:rtl w:val="0"/>
-        </w:rPr>
-      </w:r>
-    </w:p>
-    <w:p>
-      <w:pPr>
-        <w:rPr/>
-      </w:pPr>
-      <w:r>
-        <w:rPr>
-          <w:rtl w:val="0"/>
-        </w:rPr>
-      </w:r>
-    </w:p>
-    <w:p>
-      <w:pPr>
-        <w:rPr/>
-      </w:pPr>
-      <w:r>
-        <w:rPr>
-          <w:rtl w:val="0"/>
-        </w:rPr>
-      </w:r>
-    </w:p>
-    <w:p>
-      <w:pPr>
-        <w:rPr/>
-      </w:pPr>
-      <w:r>
-        <w:rPr>
-          <w:rtl w:val="0"/>
-        </w:rPr>
-      </w:r>
-    </w:p>
-    <w:p>
-      <w:pPr>
-        <w:rPr/>
-      </w:pPr>
-      <w:r>
-        <w:rPr>
-          <w:rtl w:val="0"/>
-        </w:rPr>
-      </w:r>
-    </w:p>
-    <w:p>
-      <w:pPr>
-        <w:rPr/>
-      </w:pPr>
-      <w:r>
-        <w:rPr>
-          <w:rtl w:val="0"/>
-        </w:rPr>
-      </w:r>
-    </w:p>
-    <w:p>
-      <w:pPr>
-        <w:rPr/>
-      </w:pPr>
-      <w:r>
-        <w:rPr>
-          <w:rtl w:val="0"/>
-        </w:rPr>
-      </w:r>
-    </w:p>
-    <w:p>
-      <w:pPr>
-        <w:rPr/>
-      </w:pPr>
-      <w:r>
-        <w:rPr>
-          <w:rtl w:val="0"/>
-        </w:rPr>
-      </w:r>
-    </w:p>
-    <w:p>
-      <w:pPr>
-        <w:rPr>
-          <w:b w:val="1"/>
-        </w:rPr>
-      </w:pPr>
-      <w:r>
-        <w:rPr>
-          <w:rtl w:val="0"/>
-        </w:rPr>
-      </w:r>
-    </w:p>
-    <w:p>
-      <w:pPr>
-        <w:rPr/>
-      </w:pPr>
-      <w:r>
-        <w:rPr>
-          <w:rtl w:val="0"/>
-        </w:rPr>
-      </w:r>
-    </w:p>
-    <w:p>
-      <w:pPr>
-        <w:rPr/>
-      </w:pPr>
-      <w:r>
-        <w:rPr>
-          <w:rtl w:val="0"/>
-        </w:rPr>
-      </w:r>
-    </w:p>
-    <w:p>
-      <w:pPr>
-        <w:rPr/>
-      </w:pPr>
-      <w:r>
-        <w:rPr>
-          <w:rtl w:val="0"/>
-        </w:rPr>
-      </w:r>
-    </w:p>
-    <w:p>
-      <w:pPr>
-        <w:rPr/>
-      </w:pPr>
-      <w:r>
-        <w:rPr>
-          <w:rtl w:val="0"/>
-        </w:rPr>
-      </w:r>
-    </w:p>
-    <w:p>
-      <w:pPr>
-        <w:rPr/>
-      </w:pPr>
-      <w:r>
-        <w:rPr>
-          <w:rtl w:val="0"/>
-        </w:rPr>
-      </w:r>
-    </w:p>
-    <w:p>
-      <w:pPr>
-        <w:pStyle w:val="Heading3"/>
-        <w:pBdr>
-          <w:top w:color="000000" w:space="0" w:sz="0" w:val="none"/>
-          <w:bottom w:color="000000" w:space="0" w:sz="0" w:val="none"/>
-          <w:right w:color="000000" w:space="0" w:sz="0" w:val="none"/>
-          <w:between w:color="000000" w:space="0" w:sz="0" w:val="none"/>
-        </w:pBdr>
-        <w:shd w:fill="ffffff" w:val="clear"/>
-        <w:spacing w:after="60" w:lineRule="auto"/>
-        <w:rPr/>
-      </w:pPr>
-      <w:bookmarkStart w:colFirst="0" w:colLast="0" w:name="_heading=h.1czw9g372k8z" w:id="37"/>
-      <w:bookmarkEnd w:id="37"/>
-      <w:r>
-        <w:rPr>
-          <w:rtl w:val="0"/>
-        </w:rPr>
-        <w:br w:type="textWrapping"/>
-      </w:r>
-    </w:p>
-    <w:p>
-      <w:pPr>
-        <w:pBdr>
-          <w:top w:color="000000" w:space="0" w:sz="0" w:val="none"/>
-          <w:bottom w:color="000000" w:space="0" w:sz="0" w:val="none"/>
-          <w:right w:color="000000" w:space="0" w:sz="0" w:val="none"/>
-          <w:between w:color="000000" w:space="0" w:sz="0" w:val="none"/>
-        </w:pBdr>
-        <w:shd w:fill="ffffff" w:val="clear"/>
-        <w:spacing w:after="60" w:lineRule="auto"/>
-        <w:rPr/>
-      </w:pPr>
-      <w:r>
-        <w:rPr>
-          <w:b w:val="1"/>
-          <w:sz w:val="24"/>
-          <w:szCs w:val="24"/>
-          <w:rtl w:val="0"/>
-        </w:rPr>
-        <w:br w:type="textWrapping"/>
-      </w:r>
-      <w:r>
-        <w:br w:type="page"/>
-      </w:r>
-      <w:r>
-        <w:rPr>
-          <w:rtl w:val="0"/>
-        </w:rPr>
-      </w:r>
-    </w:p>
-    <w:p>
-      <w:pPr>
-        <w:rPr>
-          <w:sz w:val="24"/>
-          <w:szCs w:val="24"/>
-        </w:rPr>
-      </w:pPr>
-      <w:r>
-        <w:rPr>
-          <w:rtl w:val="0"/>
-        </w:rPr>
-      </w:r>
-    </w:p>
-    <w:p>
-      <w:pPr>
-        <w:rPr>
-          <w:sz w:val="24"/>
-          <w:szCs w:val="24"/>
-        </w:rPr>
-      </w:pPr>
-      <w:r>
-        <w:rPr>
-          <w:rtl w:val="0"/>
-        </w:rPr>
-      </w:r>
-    </w:p>
-    <w:p>
-      <w:pPr>
-        <w:rPr>
-          <w:b w:val="1"/>
-          <w:sz w:val="24"/>
-          <w:szCs w:val="24"/>
-        </w:rPr>
-      </w:pPr>
-      <w:r>
-        <w:rPr>
-          <w:rtl w:val="0"/>
-        </w:rPr>
-      </w:r>
-    </w:p>
-    <w:p>
-      <w:pPr>
-        <w:rPr>
-          <w:b w:val="1"/>
-          <w:sz w:val="24"/>
-          <w:szCs w:val="24"/>
-        </w:rPr>
-      </w:pPr>
-      <w:r>
-        <w:rPr>
-          <w:rtl w:val="0"/>
-        </w:rPr>
-      </w:r>
-    </w:p>
-    <w:p>
-      <w:pPr>
-        <w:rPr>
-          <w:b w:val="1"/>
-          <w:sz w:val="24"/>
-          <w:szCs w:val="24"/>
-        </w:rPr>
-      </w:pPr>
-      <w:r>
-        <w:rPr>
-          <w:rtl w:val="0"/>
-        </w:rPr>
-      </w:r>
-    </w:p>
-    <w:p>
-      <w:pPr>
-        <w:rPr>
-          <w:b w:val="1"/>
-          <w:sz w:val="24"/>
-          <w:szCs w:val="24"/>
-        </w:rPr>
-      </w:pPr>
-      <w:r>
-        <w:rPr>
-          <w:rtl w:val="0"/>
-        </w:rPr>
-      </w:r>
-    </w:p>
-    <w:p>
-      <w:pPr>
-        <w:rPr>
-          <w:b w:val="1"/>
-          <w:sz w:val="24"/>
-          <w:szCs w:val="24"/>
-        </w:rPr>
-      </w:pPr>
-      <w:r>
-        <w:rPr>
-          <w:rtl w:val="0"/>
-        </w:rPr>
-      </w:r>
-    </w:p>
-    <w:p>
-      <w:pPr>
-        <w:rPr>
-          <w:b w:val="1"/>
-          <w:sz w:val="24"/>
-          <w:szCs w:val="24"/>
-        </w:rPr>
-      </w:pPr>
-      <w:r>
-        <w:rPr>
-          <w:rtl w:val="0"/>
-        </w:rPr>
-      </w:r>
-    </w:p>
-    <w:p>
-      <w:pPr>
-        <w:rPr>
-          <w:b w:val="1"/>
-          <w:sz w:val="24"/>
-          <w:szCs w:val="24"/>
-        </w:rPr>
-      </w:pPr>
-      <w:r>
-        <w:rPr>
-          <w:rtl w:val="0"/>
-        </w:rPr>
-      </w:r>
-    </w:p>
-    <w:p>
-      <w:pPr>
-        <w:rPr>
-          <w:b w:val="1"/>
-          <w:sz w:val="24"/>
-          <w:szCs w:val="24"/>
-        </w:rPr>
-      </w:pPr>
-      <w:r>
-        <w:rPr>
-          <w:b w:val="1"/>
-          <w:sz w:val="24"/>
-          <w:szCs w:val="24"/>
-          <w:rtl w:val="0"/>
-        </w:rPr>
-        <w:br w:type="textWrapping"/>
-        <w:br w:type="textWrapping"/>
-      </w:r>
-    </w:p>
-    <w:p>
-      <w:pPr>
-        <w:pStyle w:val="Heading1"/>
-        <w:pBdr>
-          <w:top w:color="000000" w:space="0" w:sz="0" w:val="none"/>
-          <w:bottom w:color="000000" w:space="0" w:sz="0" w:val="none"/>
-          <w:right w:color="000000" w:space="0" w:sz="0" w:val="none"/>
-          <w:between w:color="000000" w:space="0" w:sz="0" w:val="none"/>
-        </w:pBdr>
-        <w:shd w:fill="ffffff" w:val="clear"/>
-        <w:spacing w:after="60" w:lineRule="auto"/>
-        <w:rPr>
-          <w:b w:val="1"/>
-          <w:sz w:val="24"/>
-          <w:szCs w:val="24"/>
-        </w:rPr>
-      </w:pPr>
-      <w:bookmarkStart w:colFirst="0" w:colLast="0" w:name="_heading=h.x51525mdrgo" w:id="38"/>
-      <w:bookmarkEnd w:id="38"/>
-      <w:r>
-        <w:rPr>
-          <w:rtl w:val="0"/>
-        </w:rPr>
-      </w:r>
-    </w:p>
-    <w:p>
-      <w:pPr>
-        <w:rPr>
-          <w:sz w:val="24"/>
-          <w:szCs w:val="24"/>
-        </w:rPr>
-      </w:pPr>
-      <w:r>
-        <w:rPr>
-          <w:rtl w:val="0"/>
-        </w:rPr>
-      </w:r>
-    </w:p>
-    <w:p>
-      <w:pPr>
-        <w:pStyle w:val="Heading1"/>
-        <w:pBdr>
-          <w:top w:color="000000" w:space="0" w:sz="0" w:val="none"/>
-          <w:bottom w:color="000000" w:space="0" w:sz="0" w:val="none"/>
-          <w:right w:color="000000" w:space="0" w:sz="0" w:val="none"/>
-          <w:between w:color="000000" w:space="0" w:sz="0" w:val="none"/>
-        </w:pBdr>
-        <w:shd w:fill="ffffff" w:val="clear"/>
-        <w:spacing w:after="60" w:lineRule="auto"/>
-        <w:rPr/>
-      </w:pPr>
-      <w:bookmarkStart w:colFirst="0" w:colLast="0" w:name="_heading=h.a4wrtgvlyh78" w:id="39"/>
-      <w:bookmarkEnd w:id="39"/>
-      <w:r>
-        <w:br w:type="page"/>
-      </w:r>
-      <w:r>
-        <w:rPr>
-          <w:rtl w:val="0"/>
-        </w:rPr>
-      </w:r>
-    </w:p>
-    <w:p>
-      <w:pPr>
-        <w:pStyle w:val="Heading1"/>
-        <w:pBdr>
-          <w:top w:color="000000" w:space="0" w:sz="0" w:val="none"/>
-          <w:bottom w:color="000000" w:space="0" w:sz="0" w:val="none"/>
-          <w:right w:color="000000" w:space="0" w:sz="0" w:val="none"/>
-          <w:between w:color="000000" w:space="0" w:sz="0" w:val="none"/>
-        </w:pBdr>
-        <w:shd w:fill="ffffff" w:val="clear"/>
-        <w:spacing w:after="60" w:lineRule="auto"/>
-        <w:rPr/>
-      </w:pPr>
-      <w:bookmarkStart w:colFirst="0" w:colLast="0" w:name="_heading=h.749zmqrncl5l" w:id="40"/>
-      <w:bookmarkEnd w:id="40"/>
-      <w:r>
-        <w:rPr>
-          <w:rtl w:val="0"/>
-        </w:rPr>
-      </w:r>
-    </w:p>
-    <w:p>
-      <w:pPr>
-        <w:pStyle w:val="Heading1"/>
-        <w:pBdr>
-          <w:top w:color="000000" w:space="0" w:sz="0" w:val="none"/>
-          <w:bottom w:color="000000" w:space="0" w:sz="0" w:val="none"/>
-          <w:right w:color="000000" w:space="0" w:sz="0" w:val="none"/>
-          <w:between w:color="000000" w:space="0" w:sz="0" w:val="none"/>
-        </w:pBdr>
-        <w:shd w:fill="ffffff" w:val="clear"/>
-        <w:spacing w:after="60" w:lineRule="auto"/>
-        <w:rPr/>
-      </w:pPr>
-      <w:bookmarkStart w:colFirst="0" w:colLast="0" w:name="_heading=h.l52qt6j8qwo9" w:id="41"/>
-      <w:bookmarkEnd w:id="41"/>
-      <w:r>
-        <w:rPr>
-          <w:rtl w:val="0"/>
-        </w:rPr>
-      </w:r>
-    </w:p>
-    <w:p>
-      <w:pPr>
-        <w:rPr/>
-      </w:pPr>
-      <w:r>
-        <w:rPr>
-          <w:rtl w:val="0"/>
-        </w:rPr>
-      </w:r>
-    </w:p>
-    <w:p>
-      <w:pPr>
-        <w:spacing w:after="240" w:before="240" w:lineRule="auto"/>
-        <w:jc w:val="both"/>
-        <w:rPr>
-          <w:sz w:val="24"/>
-          <w:szCs w:val="24"/>
-        </w:rPr>
-      </w:pPr>
-      <w:r>
-        <w:rPr>
-          <w:rtl w:val="0"/>
-        </w:rPr>
-      </w:r>
-    </w:p>
-    <w:p>
-      <w:pPr>
-        <w:spacing w:after="240" w:before="240" w:lineRule="auto"/>
-        <w:rPr/>
-      </w:pPr>
-      <w:r>
-        <w:rPr>
-          <w:rtl w:val="0"/>
-        </w:rPr>
-      </w:r>
-    </w:p>
-    <w:p>
-      <w:pPr>
-        <w:rPr/>
-      </w:pPr>
-      <w:r>
-        <w:rPr>
-          <w:rtl w:val="0"/>
-        </w:rPr>
-      </w:r>
-    </w:p>
-    <w:p>
-      <w:pPr>
-        <w:rPr/>
-      </w:pPr>
-      <w:r>
-        <w:rPr>
-          <w:rtl w:val="0"/>
-        </w:rPr>
-      </w:r>
-    </w:p>
-    <w:p>
-      <w:pPr>
-        <w:rPr/>
-      </w:pPr>
-      <w:r>
-        <w:rPr>
-          <w:rtl w:val="0"/>
-        </w:rPr>
-      </w:r>
-    </w:p>
-    <w:p>
-      <w:pPr>
-        <w:rPr/>
-      </w:pPr>
-      <w:r>
-        <w:rPr>
-          <w:rtl w:val="0"/>
-        </w:rPr>
-      </w:r>
-    </w:p>
-    <w:p>
-      <w:pPr>
-        <w:rPr/>
-      </w:pPr>
-      <w:r>
-        <w:rPr>
-          <w:rtl w:val="0"/>
-        </w:rPr>
-      </w:r>
-    </w:p>
-    <w:p>
-      <w:pPr>
-        <w:rPr/>
-      </w:pPr>
-      <w:r>
-        <w:rPr>
-          <w:rtl w:val="0"/>
-        </w:rPr>
-      </w:r>
-    </w:p>
-    <w:p>
-      <w:pPr>
-        <w:rPr/>
-      </w:pPr>
-      <w:r>
-        <w:rPr>
-          <w:rtl w:val="0"/>
-        </w:rPr>
-      </w:r>
-    </w:p>
-    <w:p>
-      <w:pPr>
-        <w:rPr/>
-      </w:pPr>
-      <w:r>
-        <w:rPr>
-          <w:rtl w:val="0"/>
-        </w:rPr>
-      </w:r>
-    </w:p>
-    <w:p>
-      <w:pPr>
-        <w:rPr/>
-      </w:pPr>
-      <w:r>
-        <w:rPr>
-          <w:rtl w:val="0"/>
-        </w:rPr>
-      </w:r>
-    </w:p>
-    <w:p>
-      <w:pPr>
-        <w:rPr/>
-      </w:pPr>
-      <w:r>
-        <w:rPr>
-          <w:rtl w:val="0"/>
-        </w:rPr>
-      </w:r>
-    </w:p>
-    <w:p>
-      <w:pPr>
-        <w:rPr/>
-      </w:pPr>
-      <w:r>
-        <w:rPr>
-          <w:rtl w:val="0"/>
-        </w:rPr>
-      </w:r>
-    </w:p>
-    <w:p>
-      <w:pPr>
-        <w:rPr/>
-      </w:pPr>
-      <w:r>
-        <w:rPr>
-          <w:rtl w:val="0"/>
-        </w:rPr>
-      </w:r>
-    </w:p>
-    <w:p>
-      <w:pPr>
-        <w:rPr/>
-      </w:pPr>
-      <w:r>
-        <w:rPr>
-          <w:rtl w:val="0"/>
-        </w:rPr>
-      </w:r>
-    </w:p>
-    <w:p>
-      <w:pPr>
-        <w:rPr/>
-      </w:pPr>
-      <w:r>
-        <w:rPr>
-          <w:rtl w:val="0"/>
-        </w:rPr>
-      </w:r>
-    </w:p>
-    <w:p>
-      <w:pPr>
-        <w:rPr/>
-      </w:pPr>
-      <w:r>
-        <w:rPr>
-          <w:rtl w:val="0"/>
-        </w:rPr>
-      </w:r>
-    </w:p>
-    <w:p>
-      <w:pPr>
-        <w:rPr/>
-      </w:pPr>
-      <w:r>
-        <w:rPr>
-          <w:rtl w:val="0"/>
-        </w:rPr>
-      </w:r>
-    </w:p>
-    <w:p>
-      <w:pPr>
-        <w:rPr/>
-      </w:pPr>
-      <w:r>
-        <w:rPr>
-          <w:rtl w:val="0"/>
-        </w:rPr>
-      </w:r>
-    </w:p>
-    <w:p>
-      <w:pPr>
-        <w:rPr/>
-      </w:pPr>
-      <w:r>
-        <w:rPr>
-          <w:rtl w:val="0"/>
-        </w:rPr>
-      </w:r>
-    </w:p>
-    <w:p>
-      <w:pPr>
-        <w:rPr/>
-      </w:pPr>
-      <w:r>
-        <w:rPr>
-          <w:rtl w:val="0"/>
-        </w:rPr>
-      </w:r>
-    </w:p>
-    <w:p>
-      <w:pPr>
-        <w:rPr/>
-      </w:pPr>
-      <w:r>
-        <w:rPr>
-          <w:rtl w:val="0"/>
-        </w:rPr>
-      </w:r>
-    </w:p>
-    <w:p>
-      <w:pPr>
-        <w:rPr/>
-      </w:pPr>
-      <w:r>
-        <w:rPr>
-          <w:rtl w:val="0"/>
-        </w:rPr>
-      </w:r>
-    </w:p>
-    <w:p>
-      <w:pPr>
-        <w:rPr/>
-      </w:pPr>
-      <w:r>
-        <w:rPr>
-          <w:rtl w:val="0"/>
-        </w:rPr>
-      </w:r>
-    </w:p>
-    <w:p>
-      <w:pPr>
-        <w:rPr/>
-      </w:pPr>
-      <w:r>
-        <w:rPr>
-          <w:rtl w:val="0"/>
-        </w:rPr>
-      </w:r>
-    </w:p>
-    <w:p>
-      <w:pPr>
-        <w:pStyle w:val="Heading1"/>
-        <w:pBdr>
-          <w:top w:color="000000" w:space="0" w:sz="0" w:val="none"/>
-          <w:bottom w:color="000000" w:space="0" w:sz="0" w:val="none"/>
-          <w:right w:color="000000" w:space="0" w:sz="0" w:val="none"/>
-          <w:between w:color="000000" w:space="0" w:sz="0" w:val="none"/>
-        </w:pBdr>
-        <w:shd w:fill="ffffff" w:val="clear"/>
-        <w:spacing w:after="60" w:lineRule="auto"/>
-        <w:rPr/>
-      </w:pPr>
-      <w:bookmarkStart w:colFirst="0" w:colLast="0" w:name="_heading=h.dyjon32e7bt6" w:id="42"/>
-      <w:bookmarkEnd w:id="42"/>
-      <w:r>
-        <w:rPr>
-          <w:rtl w:val="0"/>
-        </w:rPr>
-      </w:r>
-    </w:p>
-    <w:p>
-      <w:pPr>
-        <w:rPr/>
-      </w:pPr>
-      <w:r>
-        <w:rPr>
-          <w:rtl w:val="0"/>
-        </w:rPr>
-      </w:r>
-    </w:p>
-    <w:p>
-      <w:pPr>
-        <w:rPr/>
-      </w:pPr>
-      <w:r>
-        <w:rPr>
-          <w:rtl w:val="0"/>
-        </w:rPr>
-      </w:r>
-    </w:p>
-    <w:p>
-      <w:pPr>
-        <w:rPr/>
-      </w:pPr>
-      <w:r>
-        <w:rPr>
-          <w:rtl w:val="0"/>
-        </w:rPr>
-      </w:r>
-    </w:p>
-    <w:p>
-      <w:pPr>
-        <w:rPr/>
-      </w:pPr>
-      <w:r>
-        <w:rPr>
-          <w:rtl w:val="0"/>
-        </w:rPr>
-      </w:r>
-    </w:p>
-    <w:p>
-      <w:pPr>
-        <w:rPr/>
-      </w:pPr>
-      <w:r>
-        <w:rPr>
-          <w:rtl w:val="0"/>
-        </w:rPr>
-      </w:r>
-    </w:p>
-    <w:p>
-      <w:pPr>
-        <w:rPr/>
-      </w:pPr>
-      <w:r>
-        <w:rPr>
-          <w:rtl w:val="0"/>
-        </w:rPr>
-      </w:r>
-    </w:p>
-    <w:p>
-      <w:pPr>
-        <w:rPr/>
-      </w:pPr>
-      <w:r>
-        <w:rPr>
-          <w:rtl w:val="0"/>
-        </w:rPr>
-      </w:r>
-    </w:p>
-    <w:p>
-      <w:pPr>
-        <w:rPr/>
-      </w:pPr>
-      <w:r>
-        <w:rPr>
-          <w:rtl w:val="0"/>
-        </w:rPr>
-      </w:r>
-    </w:p>
-    <w:p>
-      <w:pPr>
-        <w:rPr/>
-      </w:pPr>
-      <w:r>
-        <w:rPr>
-          <w:rtl w:val="0"/>
-        </w:rPr>
-      </w:r>
-    </w:p>
-    <w:p>
-      <w:pPr>
-        <w:rPr/>
-      </w:pPr>
-      <w:r>
-        <w:rPr>
-          <w:rtl w:val="0"/>
-        </w:rPr>
-      </w:r>
-    </w:p>
-    <w:p>
-      <w:pPr>
-        <w:rPr/>
-      </w:pPr>
-      <w:r>
-        <w:rPr>
-          <w:rtl w:val="0"/>
-        </w:rPr>
-      </w:r>
-    </w:p>
-    <w:p>
-      <w:pPr>
-        <w:rPr/>
-      </w:pPr>
-      <w:r>
-        <w:rPr>
-          <w:rtl w:val="0"/>
-        </w:rPr>
-      </w:r>
-    </w:p>
-    <w:p>
-      <w:pPr>
-        <w:rPr/>
-      </w:pPr>
-      <w:r>
-        <w:rPr>
-          <w:rtl w:val="0"/>
-        </w:rPr>
-      </w:r>
-    </w:p>
-    <w:p>
-      <w:pPr>
-        <w:rPr/>
-      </w:pPr>
-      <w:r>
-        <w:rPr>
-          <w:rtl w:val="0"/>
-        </w:rPr>
-      </w:r>
-    </w:p>
-    <w:p>
-      <w:pPr>
-        <w:rPr/>
-      </w:pPr>
-      <w:r>
-        <w:rPr>
-          <w:rtl w:val="0"/>
-        </w:rPr>
-      </w:r>
-    </w:p>
-    <w:p>
-      <w:pPr>
-        <w:rPr/>
-      </w:pPr>
-      <w:r>
-        <w:rPr>
-          <w:rtl w:val="0"/>
-        </w:rPr>
-      </w:r>
-    </w:p>
-    <w:p>
-      <w:pPr>
-        <w:rPr/>
-      </w:pPr>
-      <w:r>
-        <w:rPr>
-          <w:rtl w:val="0"/>
-        </w:rPr>
-      </w:r>
-    </w:p>
-    <w:p>
-      <w:pPr>
-        <w:rPr/>
-      </w:pPr>
-      <w:r>
-        <w:rPr>
-          <w:rtl w:val="0"/>
-        </w:rPr>
-      </w:r>
-    </w:p>
-    <w:p>
-      <w:pPr>
-        <w:rPr/>
-      </w:pPr>
-      <w:r>
-        <w:rPr>
-          <w:rtl w:val="0"/>
-        </w:rPr>
-      </w:r>
-    </w:p>
-    <w:p>
-      <w:pPr>
-        <w:rPr/>
-      </w:pPr>
-      <w:r>
-        <w:rPr>
-          <w:rtl w:val="0"/>
-        </w:rPr>
-      </w:r>
-    </w:p>
-    <w:p>
-      <w:pPr>
-        <w:rPr/>
-      </w:pPr>
-      <w:r>
-        <w:rPr>
-          <w:rtl w:val="0"/>
-        </w:rPr>
-      </w:r>
-    </w:p>
-    <w:p>
-      <w:pPr>
-        <w:rPr/>
-      </w:pPr>
-      <w:r>
-        <w:rPr>
-          <w:rtl w:val="0"/>
-        </w:rPr>
-      </w:r>
-    </w:p>
-    <w:p>
-      <w:pPr>
-        <w:rPr/>
-      </w:pPr>
-      <w:r>
-        <w:rPr>
-          <w:rtl w:val="0"/>
-        </w:rPr>
-      </w:r>
-    </w:p>
-    <w:p>
-      <w:pPr>
-        <w:rPr/>
-      </w:pPr>
-      <w:r>
-        <w:rPr>
-          <w:rtl w:val="0"/>
-        </w:rPr>
-      </w:r>
-    </w:p>
-    <w:p>
-      <w:pPr>
-        <w:rPr/>
-      </w:pPr>
-      <w:r>
-        <w:rPr>
-          <w:rtl w:val="0"/>
-        </w:rPr>
-      </w:r>
-    </w:p>
-    <w:p>
-      <w:pPr>
-        <w:rPr/>
-      </w:pPr>
-      <w:r>
-        <w:rPr>
-          <w:rtl w:val="0"/>
-        </w:rPr>
-      </w:r>
-    </w:p>
-    <w:p>
-      <w:pPr>
-        <w:rPr/>
-      </w:pPr>
-      <w:r>
-        <w:rPr>
-          <w:rtl w:val="0"/>
-        </w:rPr>
-      </w:r>
-    </w:p>
-    <w:p>
-      <w:pPr>
-        <w:rPr/>
-      </w:pPr>
-      <w:r>
-        <w:rPr>
-          <w:rtl w:val="0"/>
-        </w:rPr>
-      </w:r>
-    </w:p>
-    <w:p>
-      <w:pPr>
-        <w:rPr/>
-      </w:pPr>
-      <w:r>
-        <w:rPr>
-          <w:rtl w:val="0"/>
-        </w:rPr>
-      </w:r>
-    </w:p>
-    <w:p>
-      <w:pPr>
-        <w:rPr/>
-      </w:pPr>
-      <w:r>
-        <w:rPr>
-          <w:rtl w:val="0"/>
-        </w:rPr>
-      </w:r>
-    </w:p>
-    <w:p>
-      <w:pPr>
-        <w:rPr/>
-      </w:pPr>
-      <w:r>
-        <w:rPr>
-          <w:rtl w:val="0"/>
-        </w:rPr>
-      </w:r>
-    </w:p>
-    <w:p>
-      <w:pPr>
-        <w:rPr/>
-      </w:pPr>
-      <w:r>
-        <w:rPr>
-          <w:rtl w:val="0"/>
-        </w:rPr>
-      </w:r>
-    </w:p>
-    <w:p>
-      <w:pPr>
-        <w:rPr/>
-      </w:pPr>
-      <w:r>
-        <w:rPr>
-          <w:rtl w:val="0"/>
-        </w:rPr>
-      </w:r>
-    </w:p>
-    <w:p>
-      <w:pPr>
-        <w:rPr/>
-      </w:pPr>
-      <w:r>
-        <w:rPr>
-          <w:rtl w:val="0"/>
-        </w:rPr>
-      </w:r>
-    </w:p>
-    <w:p>
-      <w:pPr>
-        <w:rPr/>
-      </w:pPr>
-      <w:r>
-        <w:rPr>
-          <w:rtl w:val="0"/>
-        </w:rPr>
-      </w:r>
-    </w:p>
-    <w:p>
-      <w:pPr>
-        <w:rPr/>
-      </w:pPr>
-      <w:r>
-        <w:rPr>
-          <w:rtl w:val="0"/>
-        </w:rPr>
-      </w:r>
-    </w:p>
-    <w:p>
-      <w:pPr>
-        <w:rPr/>
-      </w:pPr>
-      <w:r>
-        <w:rPr>
-          <w:rtl w:val="0"/>
-        </w:rPr>
-      </w:r>
-    </w:p>
-    <w:p>
-      <w:pPr>
-        <w:rPr/>
-      </w:pPr>
-      <w:r>
-        <w:rPr>
-          <w:rtl w:val="0"/>
-        </w:rPr>
-      </w:r>
-    </w:p>
-    <w:p>
-      <w:pPr>
-        <w:rPr/>
-      </w:pPr>
-      <w:r>
-        <w:rPr>
-          <w:rtl w:val="0"/>
-        </w:rPr>
-      </w:r>
-    </w:p>
-    <w:p>
-      <w:pPr>
-        <w:rPr/>
-      </w:pPr>
-      <w:r>
-        <w:rPr>
-          <w:rtl w:val="0"/>
-        </w:rPr>
-      </w:r>
-    </w:p>
-    <w:p>
-      <w:pPr>
-        <w:rPr/>
-      </w:pPr>
-      <w:r>
-        <w:rPr>
-          <w:rtl w:val="0"/>
-        </w:rPr>
-      </w:r>
-    </w:p>
-    <w:p>
-      <w:pPr>
-        <w:rPr/>
-      </w:pPr>
-      <w:r>
-        <w:rPr>
-          <w:rtl w:val="0"/>
-        </w:rPr>
-      </w:r>
-    </w:p>
-    <w:p>
-      <w:pPr>
-        <w:rPr/>
-      </w:pPr>
-      <w:r>
-        <w:rPr>
-          <w:rtl w:val="0"/>
-        </w:rPr>
-      </w:r>
-    </w:p>
-    <w:p>
-      <w:pPr>
-        <w:rPr/>
-      </w:pPr>
-      <w:r>
-        <w:rPr>
-          <w:rtl w:val="0"/>
-        </w:rPr>
-      </w:r>
-    </w:p>
-    <w:p>
-      <w:pPr>
-        <w:rPr/>
-      </w:pPr>
-      <w:r>
-        <w:rPr>
-          <w:rtl w:val="0"/>
-        </w:rPr>
-      </w:r>
-    </w:p>
-    <w:p>
-      <w:pPr>
-        <w:pStyle w:val="Heading1"/>
-        <w:pBdr>
-          <w:top w:color="000000" w:space="0" w:sz="0" w:val="none"/>
-          <w:bottom w:color="000000" w:space="0" w:sz="0" w:val="none"/>
-          <w:right w:color="000000" w:space="0" w:sz="0" w:val="none"/>
-          <w:between w:color="000000" w:space="0" w:sz="0" w:val="none"/>
-        </w:pBdr>
-        <w:shd w:fill="ffffff" w:val="clear"/>
-        <w:spacing w:after="60" w:lineRule="auto"/>
-        <w:rPr/>
-      </w:pPr>
-      <w:bookmarkStart w:colFirst="0" w:colLast="0" w:name="_heading=h.wa02jevt6k51" w:id="43"/>
-      <w:bookmarkEnd w:id="43"/>
+      <w:bookmarkStart w:colFirst="0" w:colLast="0" w:name="_heading=h.gdmu2x19g19r" w:id="35"/>
+      <w:bookmarkEnd w:id="35"/>
       <w:r>
         <w:rPr>
           <w:rtl w:val="0"/>
@@ -8149,8 +8660,8 @@
         <w:color w:val="4f81bd"/>
       </w:rPr>
     </w:pPr>
-    <w:bookmarkStart w:colFirst="0" w:colLast="0" w:name="_heading=h.yco4877as55x" w:id="44"/>
-    <w:bookmarkEnd w:id="44"/>
+    <w:bookmarkStart w:colFirst="0" w:colLast="0" w:name="_heading=h.yco4877as55x" w:id="36"/>
+    <w:bookmarkEnd w:id="36"/>
     <w:r>
       <w:rPr>
         <w:rtl w:val="0"/>
@@ -8169,12 +8680,12 @@
           <wp:extent cx="2795588" cy="468672"/>
           <wp:effectExtent b="0" l="0" r="0" t="0"/>
           <wp:wrapSquare wrapText="bothSides" distB="0" distT="0" distL="0" distR="0"/>
-          <wp:docPr descr="Una caricatura de una persona&#10;&#10;El contenido generado por IA puede ser incorrecto." id="54" name="image2.jpg"/>
+          <wp:docPr descr="Una caricatura de una persona&#10;&#10;El contenido generado por IA puede ser incorrecto." id="54" name="image1.jpg"/>
           <a:graphic>
             <a:graphicData uri="http://schemas.openxmlformats.org/drawingml/2006/picture">
               <pic:pic>
                 <pic:nvPicPr>
-                  <pic:cNvPr descr="Una caricatura de una persona&#10;&#10;El contenido generado por IA puede ser incorrecto." id="0" name="image2.jpg"/>
+                  <pic:cNvPr descr="Una caricatura de una persona&#10;&#10;El contenido generado por IA puede ser incorrecto." id="0" name="image1.jpg"/>
                   <pic:cNvPicPr preferRelativeResize="0"/>
                 </pic:nvPicPr>
                 <pic:blipFill>
@@ -8248,12 +8759,12 @@
           <wp:extent cx="3233738" cy="538956"/>
           <wp:effectExtent b="0" l="0" r="0" t="0"/>
           <wp:wrapSquare wrapText="bothSides" distB="0" distT="0" distL="0" distR="0"/>
-          <wp:docPr descr="Una caricatura de una persona&#10;&#10;El contenido generado por IA puede ser incorrecto." id="53" name="image2.jpg"/>
+          <wp:docPr descr="Una caricatura de una persona&#10;&#10;El contenido generado por IA puede ser incorrecto." id="53" name="image1.jpg"/>
           <a:graphic>
             <a:graphicData uri="http://schemas.openxmlformats.org/drawingml/2006/picture">
               <pic:pic>
                 <pic:nvPicPr>
-                  <pic:cNvPr descr="Una caricatura de una persona&#10;&#10;El contenido generado por IA puede ser incorrecto." id="0" name="image2.jpg"/>
+                  <pic:cNvPr descr="Una caricatura de una persona&#10;&#10;El contenido generado por IA puede ser incorrecto." id="0" name="image1.jpg"/>
                   <pic:cNvPicPr preferRelativeResize="0"/>
                 </pic:nvPicPr>
                 <pic:blipFill>
@@ -8286,11 +8797,11 @@
   <w:abstractNum w:abstractNumId="1">
     <w:lvl w:ilvl="0">
       <w:start w:val="1"/>
-      <w:numFmt w:val="decimal"/>
-      <w:lvlText w:val="%1."/>
+      <w:numFmt w:val="bullet"/>
+      <w:lvlText w:val="●"/>
       <w:lvlJc w:val="left"/>
       <w:pPr>
-        <w:ind w:left="720" w:hanging="360"/>
+        <w:ind w:left="1440" w:hanging="360"/>
       </w:pPr>
       <w:rPr>
         <w:u w:val="none"/>
@@ -8298,11 +8809,11 @@
     </w:lvl>
     <w:lvl w:ilvl="1">
       <w:start w:val="1"/>
-      <w:numFmt w:val="lowerLetter"/>
-      <w:lvlText w:val="%2."/>
+      <w:numFmt w:val="bullet"/>
+      <w:lvlText w:val="○"/>
       <w:lvlJc w:val="left"/>
       <w:pPr>
-        <w:ind w:left="1440" w:hanging="360"/>
+        <w:ind w:left="2160" w:hanging="360"/>
       </w:pPr>
       <w:rPr>
         <w:u w:val="none"/>
@@ -8310,11 +8821,11 @@
     </w:lvl>
     <w:lvl w:ilvl="2">
       <w:start w:val="1"/>
-      <w:numFmt w:val="lowerRoman"/>
-      <w:lvlText w:val="%3."/>
+      <w:numFmt w:val="bullet"/>
+      <w:lvlText w:val="■"/>
       <w:lvlJc w:val="left"/>
       <w:pPr>
-        <w:ind w:left="2160" w:hanging="360"/>
+        <w:ind w:left="2880" w:hanging="360"/>
       </w:pPr>
       <w:rPr>
         <w:u w:val="none"/>
@@ -8322,11 +8833,11 @@
     </w:lvl>
     <w:lvl w:ilvl="3">
       <w:start w:val="1"/>
-      <w:numFmt w:val="decimal"/>
-      <w:lvlText w:val="%4."/>
+      <w:numFmt w:val="bullet"/>
+      <w:lvlText w:val="●"/>
       <w:lvlJc w:val="left"/>
       <w:pPr>
-        <w:ind w:left="2880" w:hanging="360"/>
+        <w:ind w:left="3600" w:hanging="360"/>
       </w:pPr>
       <w:rPr>
         <w:u w:val="none"/>
@@ -8334,11 +8845,11 @@
     </w:lvl>
     <w:lvl w:ilvl="4">
       <w:start w:val="1"/>
-      <w:numFmt w:val="lowerLetter"/>
-      <w:lvlText w:val="%5."/>
+      <w:numFmt w:val="bullet"/>
+      <w:lvlText w:val="○"/>
       <w:lvlJc w:val="left"/>
       <w:pPr>
-        <w:ind w:left="3600" w:hanging="360"/>
+        <w:ind w:left="4320" w:hanging="360"/>
       </w:pPr>
       <w:rPr>
         <w:u w:val="none"/>
@@ -8346,11 +8857,11 @@
     </w:lvl>
     <w:lvl w:ilvl="5">
       <w:start w:val="1"/>
-      <w:numFmt w:val="lowerRoman"/>
-      <w:lvlText w:val="%6."/>
+      <w:numFmt w:val="bullet"/>
+      <w:lvlText w:val="■"/>
       <w:lvlJc w:val="left"/>
       <w:pPr>
-        <w:ind w:left="4320" w:hanging="360"/>
+        <w:ind w:left="5040" w:hanging="360"/>
       </w:pPr>
       <w:rPr>
         <w:u w:val="none"/>
@@ -8358,11 +8869,11 @@
     </w:lvl>
     <w:lvl w:ilvl="6">
       <w:start w:val="1"/>
-      <w:numFmt w:val="decimal"/>
-      <w:lvlText w:val="%7."/>
+      <w:numFmt w:val="bullet"/>
+      <w:lvlText w:val="●"/>
       <w:lvlJc w:val="left"/>
       <w:pPr>
-        <w:ind w:left="5040" w:hanging="360"/>
+        <w:ind w:left="5760" w:hanging="360"/>
       </w:pPr>
       <w:rPr>
         <w:u w:val="none"/>
@@ -8370,11 +8881,11 @@
     </w:lvl>
     <w:lvl w:ilvl="7">
       <w:start w:val="1"/>
-      <w:numFmt w:val="lowerLetter"/>
-      <w:lvlText w:val="%8."/>
+      <w:numFmt w:val="bullet"/>
+      <w:lvlText w:val="○"/>
       <w:lvlJc w:val="left"/>
       <w:pPr>
-        <w:ind w:left="5760" w:hanging="360"/>
+        <w:ind w:left="6480" w:hanging="360"/>
       </w:pPr>
       <w:rPr>
         <w:u w:val="none"/>
@@ -8382,11 +8893,11 @@
     </w:lvl>
     <w:lvl w:ilvl="8">
       <w:start w:val="1"/>
-      <w:numFmt w:val="lowerRoman"/>
-      <w:lvlText w:val="%9."/>
+      <w:numFmt w:val="bullet"/>
+      <w:lvlText w:val="■"/>
       <w:lvlJc w:val="left"/>
       <w:pPr>
-        <w:ind w:left="6480" w:hanging="360"/>
+        <w:ind w:left="7200" w:hanging="360"/>
       </w:pPr>
       <w:rPr>
         <w:u w:val="none"/>
@@ -8506,6 +9017,116 @@
   <w:abstractNum w:abstractNumId="3">
     <w:lvl w:ilvl="0">
       <w:start w:val="1"/>
+      <w:numFmt w:val="decimal"/>
+      <w:lvlText w:val="%1."/>
+      <w:lvlJc w:val="left"/>
+      <w:pPr>
+        <w:ind w:left="720" w:hanging="360"/>
+      </w:pPr>
+      <w:rPr>
+        <w:u w:val="none"/>
+      </w:rPr>
+    </w:lvl>
+    <w:lvl w:ilvl="1">
+      <w:start w:val="1"/>
+      <w:numFmt w:val="lowerLetter"/>
+      <w:lvlText w:val="%2."/>
+      <w:lvlJc w:val="left"/>
+      <w:pPr>
+        <w:ind w:left="1440" w:hanging="360"/>
+      </w:pPr>
+      <w:rPr>
+        <w:u w:val="none"/>
+      </w:rPr>
+    </w:lvl>
+    <w:lvl w:ilvl="2">
+      <w:start w:val="1"/>
+      <w:numFmt w:val="lowerRoman"/>
+      <w:lvlText w:val="%3."/>
+      <w:lvlJc w:val="left"/>
+      <w:pPr>
+        <w:ind w:left="2160" w:hanging="360"/>
+      </w:pPr>
+      <w:rPr>
+        <w:u w:val="none"/>
+      </w:rPr>
+    </w:lvl>
+    <w:lvl w:ilvl="3">
+      <w:start w:val="1"/>
+      <w:numFmt w:val="decimal"/>
+      <w:lvlText w:val="%4."/>
+      <w:lvlJc w:val="left"/>
+      <w:pPr>
+        <w:ind w:left="2880" w:hanging="360"/>
+      </w:pPr>
+      <w:rPr>
+        <w:u w:val="none"/>
+      </w:rPr>
+    </w:lvl>
+    <w:lvl w:ilvl="4">
+      <w:start w:val="1"/>
+      <w:numFmt w:val="lowerLetter"/>
+      <w:lvlText w:val="%5."/>
+      <w:lvlJc w:val="left"/>
+      <w:pPr>
+        <w:ind w:left="3600" w:hanging="360"/>
+      </w:pPr>
+      <w:rPr>
+        <w:u w:val="none"/>
+      </w:rPr>
+    </w:lvl>
+    <w:lvl w:ilvl="5">
+      <w:start w:val="1"/>
+      <w:numFmt w:val="lowerRoman"/>
+      <w:lvlText w:val="%6."/>
+      <w:lvlJc w:val="left"/>
+      <w:pPr>
+        <w:ind w:left="4320" w:hanging="360"/>
+      </w:pPr>
+      <w:rPr>
+        <w:u w:val="none"/>
+      </w:rPr>
+    </w:lvl>
+    <w:lvl w:ilvl="6">
+      <w:start w:val="1"/>
+      <w:numFmt w:val="decimal"/>
+      <w:lvlText w:val="%7."/>
+      <w:lvlJc w:val="left"/>
+      <w:pPr>
+        <w:ind w:left="5040" w:hanging="360"/>
+      </w:pPr>
+      <w:rPr>
+        <w:u w:val="none"/>
+      </w:rPr>
+    </w:lvl>
+    <w:lvl w:ilvl="7">
+      <w:start w:val="1"/>
+      <w:numFmt w:val="lowerLetter"/>
+      <w:lvlText w:val="%8."/>
+      <w:lvlJc w:val="left"/>
+      <w:pPr>
+        <w:ind w:left="5760" w:hanging="360"/>
+      </w:pPr>
+      <w:rPr>
+        <w:u w:val="none"/>
+      </w:rPr>
+    </w:lvl>
+    <w:lvl w:ilvl="8">
+      <w:start w:val="1"/>
+      <w:numFmt w:val="lowerRoman"/>
+      <w:lvlText w:val="%9."/>
+      <w:lvlJc w:val="left"/>
+      <w:pPr>
+        <w:ind w:left="6480" w:hanging="360"/>
+      </w:pPr>
+      <w:rPr>
+        <w:u w:val="none"/>
+      </w:rPr>
+    </w:lvl>
+  </w:abstractNum>
+  <w:abstractNum w:abstractNumId="4">
+    <w:lvl w:ilvl="0">
+      <w:start w:val="1"/>
       <w:numFmt w:val="bullet"/>
       <w:lvlText w:val="●"/>
       <w:lvlJc w:val="left"/>
@@ -8613,7 +9234,557 @@
       </w:rPr>
     </w:lvl>
   </w:abstractNum>
-  <w:abstractNum w:abstractNumId="4">
+  <w:abstractNum w:abstractNumId="5">
+    <w:lvl w:ilvl="0">
+      <w:start w:val="1"/>
+      <w:numFmt w:val="bullet"/>
+      <w:lvlText w:val="●"/>
+      <w:lvlJc w:val="left"/>
+      <w:pPr>
+        <w:ind w:left="720" w:hanging="360"/>
+      </w:pPr>
+      <w:rPr>
+        <w:u w:val="none"/>
+      </w:rPr>
+    </w:lvl>
+    <w:lvl w:ilvl="1">
+      <w:start w:val="1"/>
+      <w:numFmt w:val="bullet"/>
+      <w:lvlText w:val="○"/>
+      <w:lvlJc w:val="left"/>
+      <w:pPr>
+        <w:ind w:left="1440" w:hanging="360"/>
+      </w:pPr>
+      <w:rPr>
+        <w:u w:val="none"/>
+      </w:rPr>
+    </w:lvl>
+    <w:lvl w:ilvl="2">
+      <w:start w:val="1"/>
+      <w:numFmt w:val="bullet"/>
+      <w:lvlText w:val="■"/>
+      <w:lvlJc w:val="left"/>
+      <w:pPr>
+        <w:ind w:left="2160" w:hanging="360"/>
+      </w:pPr>
+      <w:rPr>
+        <w:u w:val="none"/>
+      </w:rPr>
+    </w:lvl>
+    <w:lvl w:ilvl="3">
+      <w:start w:val="1"/>
+      <w:numFmt w:val="bullet"/>
+      <w:lvlText w:val="●"/>
+      <w:lvlJc w:val="left"/>
+      <w:pPr>
+        <w:ind w:left="2880" w:hanging="360"/>
+      </w:pPr>
+      <w:rPr>
+        <w:u w:val="none"/>
+      </w:rPr>
+    </w:lvl>
+    <w:lvl w:ilvl="4">
+      <w:start w:val="1"/>
+      <w:numFmt w:val="bullet"/>
+      <w:lvlText w:val="○"/>
+      <w:lvlJc w:val="left"/>
+      <w:pPr>
+        <w:ind w:left="3600" w:hanging="360"/>
+      </w:pPr>
+      <w:rPr>
+        <w:u w:val="none"/>
+      </w:rPr>
+    </w:lvl>
+    <w:lvl w:ilvl="5">
+      <w:start w:val="1"/>
+      <w:numFmt w:val="bullet"/>
+      <w:lvlText w:val="■"/>
+      <w:lvlJc w:val="left"/>
+      <w:pPr>
+        <w:ind w:left="4320" w:hanging="360"/>
+      </w:pPr>
+      <w:rPr>
+        <w:u w:val="none"/>
+      </w:rPr>
+    </w:lvl>
+    <w:lvl w:ilvl="6">
+      <w:start w:val="1"/>
+      <w:numFmt w:val="bullet"/>
+      <w:lvlText w:val="●"/>
+      <w:lvlJc w:val="left"/>
+      <w:pPr>
+        <w:ind w:left="5040" w:hanging="360"/>
+      </w:pPr>
+      <w:rPr>
+        <w:u w:val="none"/>
+      </w:rPr>
+    </w:lvl>
+    <w:lvl w:ilvl="7">
+      <w:start w:val="1"/>
+      <w:numFmt w:val="bullet"/>
+      <w:lvlText w:val="○"/>
+      <w:lvlJc w:val="left"/>
+      <w:pPr>
+        <w:ind w:left="5760" w:hanging="360"/>
+      </w:pPr>
+      <w:rPr>
+        <w:u w:val="none"/>
+      </w:rPr>
+    </w:lvl>
+    <w:lvl w:ilvl="8">
+      <w:start w:val="1"/>
+      <w:numFmt w:val="bullet"/>
+      <w:lvlText w:val="■"/>
+      <w:lvlJc w:val="left"/>
+      <w:pPr>
+        <w:ind w:left="6480" w:hanging="360"/>
+      </w:pPr>
+      <w:rPr>
+        <w:u w:val="none"/>
+      </w:rPr>
+    </w:lvl>
+  </w:abstractNum>
+  <w:abstractNum w:abstractNumId="6">
+    <w:lvl w:ilvl="0">
+      <w:start w:val="1"/>
+      <w:numFmt w:val="bullet"/>
+      <w:lvlText w:val="●"/>
+      <w:lvlJc w:val="left"/>
+      <w:pPr>
+        <w:ind w:left="720" w:hanging="360"/>
+      </w:pPr>
+      <w:rPr>
+        <w:u w:val="none"/>
+      </w:rPr>
+    </w:lvl>
+    <w:lvl w:ilvl="1">
+      <w:start w:val="1"/>
+      <w:numFmt w:val="bullet"/>
+      <w:lvlText w:val="○"/>
+      <w:lvlJc w:val="left"/>
+      <w:pPr>
+        <w:ind w:left="1440" w:hanging="360"/>
+      </w:pPr>
+      <w:rPr>
+        <w:u w:val="none"/>
+      </w:rPr>
+    </w:lvl>
+    <w:lvl w:ilvl="2">
+      <w:start w:val="1"/>
+      <w:numFmt w:val="bullet"/>
+      <w:lvlText w:val="■"/>
+      <w:lvlJc w:val="left"/>
+      <w:pPr>
+        <w:ind w:left="2160" w:hanging="360"/>
+      </w:pPr>
+      <w:rPr>
+        <w:u w:val="none"/>
+      </w:rPr>
+    </w:lvl>
+    <w:lvl w:ilvl="3">
+      <w:start w:val="1"/>
+      <w:numFmt w:val="bullet"/>
+      <w:lvlText w:val="●"/>
+      <w:lvlJc w:val="left"/>
+      <w:pPr>
+        <w:ind w:left="2880" w:hanging="360"/>
+      </w:pPr>
+      <w:rPr>
+        <w:u w:val="none"/>
+      </w:rPr>
+    </w:lvl>
+    <w:lvl w:ilvl="4">
+      <w:start w:val="1"/>
+      <w:numFmt w:val="bullet"/>
+      <w:lvlText w:val="○"/>
+      <w:lvlJc w:val="left"/>
+      <w:pPr>
+        <w:ind w:left="3600" w:hanging="360"/>
+      </w:pPr>
+      <w:rPr>
+        <w:u w:val="none"/>
+      </w:rPr>
+    </w:lvl>
+    <w:lvl w:ilvl="5">
+      <w:start w:val="1"/>
+      <w:numFmt w:val="bullet"/>
+      <w:lvlText w:val="■"/>
+      <w:lvlJc w:val="left"/>
+      <w:pPr>
+        <w:ind w:left="4320" w:hanging="360"/>
+      </w:pPr>
+      <w:rPr>
+        <w:u w:val="none"/>
+      </w:rPr>
+    </w:lvl>
+    <w:lvl w:ilvl="6">
+      <w:start w:val="1"/>
+      <w:numFmt w:val="bullet"/>
+      <w:lvlText w:val="●"/>
+      <w:lvlJc w:val="left"/>
+      <w:pPr>
+        <w:ind w:left="5040" w:hanging="360"/>
+      </w:pPr>
+      <w:rPr>
+        <w:u w:val="none"/>
+      </w:rPr>
+    </w:lvl>
+    <w:lvl w:ilvl="7">
+      <w:start w:val="1"/>
+      <w:numFmt w:val="bullet"/>
+      <w:lvlText w:val="○"/>
+      <w:lvlJc w:val="left"/>
+      <w:pPr>
+        <w:ind w:left="5760" w:hanging="360"/>
+      </w:pPr>
+      <w:rPr>
+        <w:u w:val="none"/>
+      </w:rPr>
+    </w:lvl>
+    <w:lvl w:ilvl="8">
+      <w:start w:val="1"/>
+      <w:numFmt w:val="bullet"/>
+      <w:lvlText w:val="■"/>
+      <w:lvlJc w:val="left"/>
+      <w:pPr>
+        <w:ind w:left="6480" w:hanging="360"/>
+      </w:pPr>
+      <w:rPr>
+        <w:u w:val="none"/>
+      </w:rPr>
+    </w:lvl>
+  </w:abstractNum>
+  <w:abstractNum w:abstractNumId="7">
+    <w:lvl w:ilvl="0">
+      <w:start w:val="1"/>
+      <w:numFmt w:val="bullet"/>
+      <w:lvlText w:val="●"/>
+      <w:lvlJc w:val="left"/>
+      <w:pPr>
+        <w:ind w:left="720" w:hanging="360"/>
+      </w:pPr>
+      <w:rPr>
+        <w:u w:val="none"/>
+      </w:rPr>
+    </w:lvl>
+    <w:lvl w:ilvl="1">
+      <w:start w:val="1"/>
+      <w:numFmt w:val="bullet"/>
+      <w:lvlText w:val="○"/>
+      <w:lvlJc w:val="left"/>
+      <w:pPr>
+        <w:ind w:left="1440" w:hanging="360"/>
+      </w:pPr>
+      <w:rPr>
+        <w:u w:val="none"/>
+      </w:rPr>
+    </w:lvl>
+    <w:lvl w:ilvl="2">
+      <w:start w:val="1"/>
+      <w:numFmt w:val="bullet"/>
+      <w:lvlText w:val="■"/>
+      <w:lvlJc w:val="left"/>
+      <w:pPr>
+        <w:ind w:left="2160" w:hanging="360"/>
+      </w:pPr>
+      <w:rPr>
+        <w:u w:val="none"/>
+      </w:rPr>
+    </w:lvl>
+    <w:lvl w:ilvl="3">
+      <w:start w:val="1"/>
+      <w:numFmt w:val="bullet"/>
+      <w:lvlText w:val="●"/>
+      <w:lvlJc w:val="left"/>
+      <w:pPr>
+        <w:ind w:left="2880" w:hanging="360"/>
+      </w:pPr>
+      <w:rPr>
+        <w:u w:val="none"/>
+      </w:rPr>
+    </w:lvl>
+    <w:lvl w:ilvl="4">
+      <w:start w:val="1"/>
+      <w:numFmt w:val="bullet"/>
+      <w:lvlText w:val="○"/>
+      <w:lvlJc w:val="left"/>
+      <w:pPr>
+        <w:ind w:left="3600" w:hanging="360"/>
+      </w:pPr>
+      <w:rPr>
+        <w:u w:val="none"/>
+      </w:rPr>
+    </w:lvl>
+    <w:lvl w:ilvl="5">
+      <w:start w:val="1"/>
+      <w:numFmt w:val="bullet"/>
+      <w:lvlText w:val="■"/>
+      <w:lvlJc w:val="left"/>
+      <w:pPr>
+        <w:ind w:left="4320" w:hanging="360"/>
+      </w:pPr>
+      <w:rPr>
+        <w:u w:val="none"/>
+      </w:rPr>
+    </w:lvl>
+    <w:lvl w:ilvl="6">
+      <w:start w:val="1"/>
+      <w:numFmt w:val="bullet"/>
+      <w:lvlText w:val="●"/>
+      <w:lvlJc w:val="left"/>
+      <w:pPr>
+        <w:ind w:left="5040" w:hanging="360"/>
+      </w:pPr>
+      <w:rPr>
+        <w:u w:val="none"/>
+      </w:rPr>
+    </w:lvl>
+    <w:lvl w:ilvl="7">
+      <w:start w:val="1"/>
+      <w:numFmt w:val="bullet"/>
+      <w:lvlText w:val="○"/>
+      <w:lvlJc w:val="left"/>
+      <w:pPr>
+        <w:ind w:left="5760" w:hanging="360"/>
+      </w:pPr>
+      <w:rPr>
+        <w:u w:val="none"/>
+      </w:rPr>
+    </w:lvl>
+    <w:lvl w:ilvl="8">
+      <w:start w:val="1"/>
+      <w:numFmt w:val="bullet"/>
+      <w:lvlText w:val="■"/>
+      <w:lvlJc w:val="left"/>
+      <w:pPr>
+        <w:ind w:left="6480" w:hanging="360"/>
+      </w:pPr>
+      <w:rPr>
+        <w:u w:val="none"/>
+      </w:rPr>
+    </w:lvl>
+  </w:abstractNum>
+  <w:abstractNum w:abstractNumId="8">
+    <w:lvl w:ilvl="0">
+      <w:start w:val="1"/>
+      <w:numFmt w:val="bullet"/>
+      <w:lvlText w:val="●"/>
+      <w:lvlJc w:val="left"/>
+      <w:pPr>
+        <w:ind w:left="720" w:hanging="360"/>
+      </w:pPr>
+      <w:rPr>
+        <w:u w:val="none"/>
+      </w:rPr>
+    </w:lvl>
+    <w:lvl w:ilvl="1">
+      <w:start w:val="1"/>
+      <w:numFmt w:val="bullet"/>
+      <w:lvlText w:val="○"/>
+      <w:lvlJc w:val="left"/>
+      <w:pPr>
+        <w:ind w:left="1440" w:hanging="360"/>
+      </w:pPr>
+      <w:rPr>
+        <w:u w:val="none"/>
+      </w:rPr>
+    </w:lvl>
+    <w:lvl w:ilvl="2">
+      <w:start w:val="1"/>
+      <w:numFmt w:val="bullet"/>
+      <w:lvlText w:val="■"/>
+      <w:lvlJc w:val="left"/>
+      <w:pPr>
+        <w:ind w:left="2160" w:hanging="360"/>
+      </w:pPr>
+      <w:rPr>
+        <w:u w:val="none"/>
+      </w:rPr>
+    </w:lvl>
+    <w:lvl w:ilvl="3">
+      <w:start w:val="1"/>
+      <w:numFmt w:val="bullet"/>
+      <w:lvlText w:val="●"/>
+      <w:lvlJc w:val="left"/>
+      <w:pPr>
+        <w:ind w:left="2880" w:hanging="360"/>
+      </w:pPr>
+      <w:rPr>
+        <w:u w:val="none"/>
+      </w:rPr>
+    </w:lvl>
+    <w:lvl w:ilvl="4">
+      <w:start w:val="1"/>
+      <w:numFmt w:val="bullet"/>
+      <w:lvlText w:val="○"/>
+      <w:lvlJc w:val="left"/>
+      <w:pPr>
+        <w:ind w:left="3600" w:hanging="360"/>
+      </w:pPr>
+      <w:rPr>
+        <w:u w:val="none"/>
+      </w:rPr>
+    </w:lvl>
+    <w:lvl w:ilvl="5">
+      <w:start w:val="1"/>
+      <w:numFmt w:val="bullet"/>
+      <w:lvlText w:val="■"/>
+      <w:lvlJc w:val="left"/>
+      <w:pPr>
+        <w:ind w:left="4320" w:hanging="360"/>
+      </w:pPr>
+      <w:rPr>
+        <w:u w:val="none"/>
+      </w:rPr>
+    </w:lvl>
+    <w:lvl w:ilvl="6">
+      <w:start w:val="1"/>
+      <w:numFmt w:val="bullet"/>
+      <w:lvlText w:val="●"/>
+      <w:lvlJc w:val="left"/>
+      <w:pPr>
+        <w:ind w:left="5040" w:hanging="360"/>
+      </w:pPr>
+      <w:rPr>
+        <w:u w:val="none"/>
+      </w:rPr>
+    </w:lvl>
+    <w:lvl w:ilvl="7">
+      <w:start w:val="1"/>
+      <w:numFmt w:val="bullet"/>
+      <w:lvlText w:val="○"/>
+      <w:lvlJc w:val="left"/>
+      <w:pPr>
+        <w:ind w:left="5760" w:hanging="360"/>
+      </w:pPr>
+      <w:rPr>
+        <w:u w:val="none"/>
+      </w:rPr>
+    </w:lvl>
+    <w:lvl w:ilvl="8">
+      <w:start w:val="1"/>
+      <w:numFmt w:val="bullet"/>
+      <w:lvlText w:val="■"/>
+      <w:lvlJc w:val="left"/>
+      <w:pPr>
+        <w:ind w:left="6480" w:hanging="360"/>
+      </w:pPr>
+      <w:rPr>
+        <w:u w:val="none"/>
+      </w:rPr>
+    </w:lvl>
+  </w:abstractNum>
+  <w:abstractNum w:abstractNumId="9">
+    <w:lvl w:ilvl="0">
+      <w:start w:val="1"/>
+      <w:numFmt w:val="bullet"/>
+      <w:lvlText w:val="●"/>
+      <w:lvlJc w:val="left"/>
+      <w:pPr>
+        <w:ind w:left="720" w:hanging="360"/>
+      </w:pPr>
+      <w:rPr>
+        <w:u w:val="none"/>
+      </w:rPr>
+    </w:lvl>
+    <w:lvl w:ilvl="1">
+      <w:start w:val="1"/>
+      <w:numFmt w:val="bullet"/>
+      <w:lvlText w:val="○"/>
+      <w:lvlJc w:val="left"/>
+      <w:pPr>
+        <w:ind w:left="1440" w:hanging="360"/>
+      </w:pPr>
+      <w:rPr>
+        <w:u w:val="none"/>
+      </w:rPr>
+    </w:lvl>
+    <w:lvl w:ilvl="2">
+      <w:start w:val="1"/>
+      <w:numFmt w:val="bullet"/>
+      <w:lvlText w:val="■"/>
+      <w:lvlJc w:val="left"/>
+      <w:pPr>
+        <w:ind w:left="2160" w:hanging="360"/>
+      </w:pPr>
+      <w:rPr>
+        <w:u w:val="none"/>
+      </w:rPr>
+    </w:lvl>
+    <w:lvl w:ilvl="3">
+      <w:start w:val="1"/>
+      <w:numFmt w:val="bullet"/>
+      <w:lvlText w:val="●"/>
+      <w:lvlJc w:val="left"/>
+      <w:pPr>
+        <w:ind w:left="2880" w:hanging="360"/>
+      </w:pPr>
+      <w:rPr>
+        <w:u w:val="none"/>
+      </w:rPr>
+    </w:lvl>
+    <w:lvl w:ilvl="4">
+      <w:start w:val="1"/>
+      <w:numFmt w:val="bullet"/>
+      <w:lvlText w:val="○"/>
+      <w:lvlJc w:val="left"/>
+      <w:pPr>
+        <w:ind w:left="3600" w:hanging="360"/>
+      </w:pPr>
+      <w:rPr>
+        <w:u w:val="none"/>
+      </w:rPr>
+    </w:lvl>
+    <w:lvl w:ilvl="5">
+      <w:start w:val="1"/>
+      <w:numFmt w:val="bullet"/>
+      <w:lvlText w:val="■"/>
+      <w:lvlJc w:val="left"/>
+      <w:pPr>
+        <w:ind w:left="4320" w:hanging="360"/>
+      </w:pPr>
+      <w:rPr>
+        <w:u w:val="none"/>
+      </w:rPr>
+    </w:lvl>
+    <w:lvl w:ilvl="6">
+      <w:start w:val="1"/>
+      <w:numFmt w:val="bullet"/>
+      <w:lvlText w:val="●"/>
+      <w:lvlJc w:val="left"/>
+      <w:pPr>
+        <w:ind w:left="5040" w:hanging="360"/>
+      </w:pPr>
+      <w:rPr>
+        <w:u w:val="none"/>
+      </w:rPr>
+    </w:lvl>
+    <w:lvl w:ilvl="7">
+      <w:start w:val="1"/>
+      <w:numFmt w:val="bullet"/>
+      <w:lvlText w:val="○"/>
+      <w:lvlJc w:val="left"/>
+      <w:pPr>
+        <w:ind w:left="5760" w:hanging="360"/>
+      </w:pPr>
+      <w:rPr>
+        <w:u w:val="none"/>
+      </w:rPr>
+    </w:lvl>
+    <w:lvl w:ilvl="8">
+      <w:start w:val="1"/>
+      <w:numFmt w:val="bullet"/>
+      <w:lvlText w:val="■"/>
+      <w:lvlJc w:val="left"/>
+      <w:pPr>
+        <w:ind w:left="6480" w:hanging="360"/>
+      </w:pPr>
+      <w:rPr>
+        <w:u w:val="none"/>
+      </w:rPr>
+    </w:lvl>
+  </w:abstractNum>
+  <w:abstractNum w:abstractNumId="10">
     <w:lvl w:ilvl="0">
       <w:start w:val="1"/>
       <w:numFmt w:val="bullet"/>
@@ -8734,6 +9905,24 @@
   </w:num>
   <w:num w:numId="4">
     <w:abstractNumId w:val="4"/>
+  </w:num>
+  <w:num w:numId="5">
+    <w:abstractNumId w:val="5"/>
+  </w:num>
+  <w:num w:numId="6">
+    <w:abstractNumId w:val="6"/>
+  </w:num>
+  <w:num w:numId="7">
+    <w:abstractNumId w:val="7"/>
+  </w:num>
+  <w:num w:numId="8">
+    <w:abstractNumId w:val="8"/>
+  </w:num>
+  <w:num w:numId="9">
+    <w:abstractNumId w:val="9"/>
+  </w:num>
+  <w:num w:numId="10">
+    <w:abstractNumId w:val="10"/>
   </w:num>
 </w:numbering>
 </file>
@@ -9207,6 +10396,13 @@
       <w:tblStyleColBandSize w:val="1"/>
     </w:tblPr>
   </w:style>
+  <w:style w:type="table" w:styleId="Table6">
+    <w:basedOn w:val="TableNormal"/>
+    <w:tblPr>
+      <w:tblStyleRowBandSize w:val="1"/>
+      <w:tblStyleColBandSize w:val="1"/>
+    </w:tblPr>
+  </w:style>
 </w:styles>
 </file>
 
@@ -9532,7 +10728,7 @@
 
 <file path=customXML/item1.xml><?xml version="1.0" encoding="utf-8"?>
 <go:gDocsCustomXmlDataStorage xmlns:go="http://customooxmlschemas.google.com/" xmlns:r="http://schemas.openxmlformats.org/officeDocument/2006/relationships" uri="GoogleDocsCustomDataVersion2">
-  <go:docsCustomData xmlns:go="http://customooxmlschemas.google.com/" roundtripDataSignature="AMtx7mgxOBEBgHGg5HoOBQ8tPGjlH4El8Q==">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</go:docsCustomData>
+  <go:docsCustomData xmlns:go="http://customooxmlschemas.google.com/" roundtripDataSignature="AMtx7mguepeg9KbljvL00PUF60Jv4eQDXw==">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</go:docsCustomData>
 </go:gDocsCustomXmlDataStorage>
 </file>
 
